--- a/backend/templates/rrr/decision_template.docx
+++ b/backend/templates/rrr/decision_template.docx
@@ -505,7 +505,7 @@
           <w:sz w:val="24"/>
           <w:szCs w:val="24"/>
         </w:rPr>
-        <w:t xml:space="preserve"> </w:t>
+        <w:t xml:space="preserve"> строительства, реконструкции линейного объекта не требуется подготовка документации по планировке территории», постановления Коллегии Администрации Кемеровской области от 01.07.2015 №213 «Об утверждении Положения о порядке и условиях размещения видов </w:t>
       </w:r>
       <w:proofErr w:type="gramStart"/>
       <w:r>
@@ -513,48 +513,41 @@
           <w:sz w:val="24"/>
           <w:szCs w:val="24"/>
         </w:rPr>
-        <w:t>строительства, реконструкции линейного объекта не требуется подготовка документации по планировке территории», постановления Коллегии Администрации Кемеровской области от 01.07.2015 №213 «Об утверждении Положения о порядке и условиях размещения видов объектов, перечень которых утвержден постановлением Правительства Российской Федерации от 03.12.2014 №1300 «Об утверждении перечня видов объектов, размещение которых может осуществляться на землях или земельных участках, находящихся в государственной или муниципальной собственности, без</w:t>
-      </w:r>
+        <w:t xml:space="preserve">объектов, перечень которых утвержден постановлением Правительства Российской Федерации от 03.12.2014 №1300 «Об утверждении перечня видов объектов, размещение которых может осуществляться на землях или земельных участках, находящихся в государственной или муниципальной собственности, без предоставления земельных участков и установления сервитутов», на землях и земельных участках, находящихся в государственной или муниципальной собственности, без предоставления земельных участков и установления сервитутов, публичного сервитута», </w:t>
+      </w:r>
+      <w:r>
+        <w:rPr>
+          <w:sz w:val="24"/>
+          <w:szCs w:val="24"/>
+        </w:rPr>
+        <w:t xml:space="preserve">{% </w:t>
+      </w:r>
+      <w:proofErr w:type="spellStart"/>
+      <w:r>
+        <w:rPr>
+          <w:sz w:val="24"/>
+          <w:szCs w:val="24"/>
+        </w:rPr>
+        <w:t>endif</w:t>
+      </w:r>
+      <w:proofErr w:type="spellEnd"/>
+      <w:r>
+        <w:rPr>
+          <w:sz w:val="24"/>
+          <w:szCs w:val="24"/>
+        </w:rPr>
+        <w:t xml:space="preserve"> %}{% </w:t>
+      </w:r>
+      <w:proofErr w:type="spellStart"/>
+      <w:r>
+        <w:rPr>
+          <w:sz w:val="24"/>
+          <w:szCs w:val="24"/>
+        </w:rPr>
+        <w:t>if</w:t>
+      </w:r>
+      <w:proofErr w:type="spellEnd"/>
       <w:proofErr w:type="gramEnd"/>
-      <w:r>
-        <w:rPr>
-          <w:sz w:val="24"/>
-          <w:szCs w:val="24"/>
-        </w:rPr>
-        <w:t xml:space="preserve"> предоставления земельных участков и установления сервитутов», на землях и земельных участках, находящихся в государственной или муниципальной собственности, без предоставления земельных участков и установления сервитутов, публичного сервитута», </w:t>
-      </w:r>
-      <w:r>
-        <w:rPr>
-          <w:sz w:val="24"/>
-          <w:szCs w:val="24"/>
-        </w:rPr>
-        <w:t xml:space="preserve">{% </w:t>
-      </w:r>
-      <w:proofErr w:type="spellStart"/>
-      <w:r>
-        <w:rPr>
-          <w:sz w:val="24"/>
-          <w:szCs w:val="24"/>
-        </w:rPr>
-        <w:t>endif</w:t>
-      </w:r>
-      <w:proofErr w:type="spellEnd"/>
-      <w:r>
-        <w:rPr>
-          <w:sz w:val="24"/>
-          <w:szCs w:val="24"/>
-        </w:rPr>
-        <w:t xml:space="preserve"> %}{% </w:t>
-      </w:r>
-      <w:proofErr w:type="spellStart"/>
-      <w:r>
-        <w:rPr>
-          <w:sz w:val="24"/>
-          <w:szCs w:val="24"/>
-        </w:rPr>
-        <w:t>if</w:t>
-      </w:r>
-      <w:proofErr w:type="spellEnd"/>
       <w:r>
         <w:rPr>
           <w:sz w:val="24"/>
@@ -903,7 +896,23 @@
           <w:sz w:val="24"/>
           <w:szCs w:val="24"/>
         </w:rPr>
-        <w:t xml:space="preserve">условным номером :ЗУ1, площадью </w:t>
+        <w:t xml:space="preserve">условным номером </w:t>
+      </w:r>
+      <w:proofErr w:type="gramStart"/>
+      <w:r>
+        <w:rPr>
+          <w:sz w:val="24"/>
+          <w:szCs w:val="24"/>
+        </w:rPr>
+        <w:t>:З</w:t>
+      </w:r>
+      <w:proofErr w:type="gramEnd"/>
+      <w:r>
+        <w:rPr>
+          <w:sz w:val="24"/>
+          <w:szCs w:val="24"/>
+        </w:rPr>
+        <w:t xml:space="preserve">У1, площадью </w:t>
       </w:r>
       <w:r>
         <w:rPr>
@@ -916,8 +925,9 @@
         <w:rPr>
           <w:sz w:val="24"/>
           <w:szCs w:val="24"/>
-        </w:rPr>
-        <w:t xml:space="preserve"> </w:t>
+          <w:lang w:val="en-US"/>
+        </w:rPr>
+        <w:t> </w:t>
       </w:r>
       <w:proofErr w:type="spellStart"/>
       <w:r>
@@ -940,7 +950,23 @@
           <w:sz w:val="24"/>
           <w:szCs w:val="24"/>
         </w:rPr>
-        <w:t>{{ LOCATION }}</w:t>
+        <w:t>{{ LOCATION</w:t>
+      </w:r>
+      <w:proofErr w:type="gramStart"/>
+      <w:r>
+        <w:rPr>
+          <w:sz w:val="24"/>
+          <w:szCs w:val="24"/>
+        </w:rPr>
+        <w:t xml:space="preserve"> }</w:t>
+      </w:r>
+      <w:proofErr w:type="gramEnd"/>
+      <w:r>
+        <w:rPr>
+          <w:sz w:val="24"/>
+          <w:szCs w:val="24"/>
+        </w:rPr>
+        <w:t>}</w:t>
       </w:r>
       <w:r>
         <w:rPr>
@@ -975,16 +1001,7 @@
           <w:sz w:val="24"/>
           <w:szCs w:val="24"/>
         </w:rPr>
-        <w:t>точек согласно схеме гран</w:t>
-      </w:r>
-      <w:bookmarkStart w:id="0" w:name="_GoBack"/>
-      <w:bookmarkEnd w:id="0"/>
-      <w:r>
-        <w:rPr>
-          <w:sz w:val="24"/>
-          <w:szCs w:val="24"/>
-        </w:rPr>
-        <w:t>иц</w:t>
+        <w:t>точек согласно схеме границ</w:t>
       </w:r>
       <w:r>
         <w:rPr>
@@ -1467,8 +1484,8 @@
         </w:rPr>
         <w:t>;</w:t>
       </w:r>
-      <w:bookmarkStart w:id="1" w:name="P85"/>
-      <w:bookmarkEnd w:id="1"/>
+      <w:bookmarkStart w:id="0" w:name="P85"/>
+      <w:bookmarkEnd w:id="0"/>
     </w:p>
     <w:p>
       <w:pPr>
@@ -1591,8 +1608,8 @@
         </w:rPr>
         <w:t xml:space="preserve"> Земельного кодекса Российской Федерации);</w:t>
       </w:r>
-      <w:bookmarkStart w:id="2" w:name="P87"/>
-      <w:bookmarkEnd w:id="2"/>
+      <w:bookmarkStart w:id="1" w:name="P87"/>
+      <w:bookmarkEnd w:id="1"/>
     </w:p>
     <w:p>
       <w:pPr>
@@ -1639,12 +1656,20 @@
     </w:p>
     <w:p>
       <w:pPr>
+        <w:tabs>
+          <w:tab w:val="left" w:pos="0"/>
+          <w:tab w:val="left" w:pos="851"/>
+          <w:tab w:val="left" w:pos="1276"/>
+          <w:tab w:val="left" w:pos="1418"/>
+        </w:tabs>
         <w:ind w:firstLine="567"/>
         <w:rPr>
           <w:sz w:val="24"/>
           <w:szCs w:val="24"/>
         </w:rPr>
       </w:pPr>
+      <w:bookmarkStart w:id="2" w:name="_GoBack"/>
+      <w:bookmarkEnd w:id="2"/>
       <w:r>
         <w:rPr>
           <w:sz w:val="24"/>
@@ -1682,7 +1707,23 @@
           <w:sz w:val="24"/>
           <w:szCs w:val="24"/>
         </w:rPr>
-        <w:t xml:space="preserve"> %}{{ N_TERM_PAYMENT }}) </w:t>
+        <w:t xml:space="preserve"> %}{</w:t>
+      </w:r>
+      <w:proofErr w:type="gramStart"/>
+      <w:r>
+        <w:rPr>
+          <w:sz w:val="24"/>
+          <w:szCs w:val="24"/>
+        </w:rPr>
+        <w:t xml:space="preserve">{ </w:t>
+      </w:r>
+      <w:proofErr w:type="gramEnd"/>
+      <w:r>
+        <w:rPr>
+          <w:sz w:val="24"/>
+          <w:szCs w:val="24"/>
+        </w:rPr>
+        <w:t xml:space="preserve">N_TERM_PAYMENT }}) </w:t>
       </w:r>
       <w:r>
         <w:rPr>
@@ -1916,6 +1957,7 @@
           <w:szCs w:val="24"/>
         </w:rPr>
         <w:tab/>
+        <w:t>В случае</w:t>
       </w:r>
       <w:proofErr w:type="gramStart"/>
       <w:r>
@@ -1923,7 +1965,7 @@
           <w:sz w:val="24"/>
           <w:szCs w:val="24"/>
         </w:rPr>
-        <w:t>В случае если при размещении Объекта будут выполняться работы, связанные с разрытием грунта или вскрытием дорожных покрытий (прокладка, реконструкция или ремонт подземных коммуникаций, забивка свай и шпунта, планировка грунта, буровые работы), то они должны осуществляться при наличии разрешения на производство земляных работ, порядок получения которого устанавливается Правилами благоустройства территории Новокузнецкого городского округа, утвержденными решением Новокузнецкого городского Совета народных депутатов от</w:t>
+        <w:t>,</w:t>
       </w:r>
       <w:proofErr w:type="gramEnd"/>
       <w:r>
@@ -1931,7 +1973,7 @@
           <w:sz w:val="24"/>
           <w:szCs w:val="24"/>
         </w:rPr>
-        <w:t xml:space="preserve"> 24.12.2013 №16/198.</w:t>
+        <w:t xml:space="preserve"> если при размещении Объекта будут выполняться работы, связанные с разрытием грунта или вскрытием дорожных покрытий (прокладка, реконструкция или ремонт подземных коммуникаций, забивка свай и шпунта, планировка грунта, буровые работы), то они должны осуществляться при наличии разрешения на производство земляных работ, порядок получения которого устанавливается Правилами благоустройства территории Новокузнецкого городского округа, утвержденными решением Новокузнецкого городского Совета народных депутатов от 24.12.2013 №16/198.</w:t>
       </w:r>
     </w:p>
     <w:p>
@@ -2210,6 +2252,61 @@
         </w:rPr>
         <w:t xml:space="preserve"> %} При размещении объекта необходимо учитывать документацию по проекту планировки улично-дорожной сети Новокузнецкого городского округа, утвержденную распоряжением администрации города Новокузнецка от 19.10.2016 №1766</w:t>
       </w:r>
+      <w:r>
+        <w:rPr>
+          <w:sz w:val="24"/>
+          <w:szCs w:val="24"/>
+        </w:rPr>
+        <w:t>.</w:t>
+      </w:r>
+    </w:p>
+    <w:p>
+      <w:pPr>
+        <w:ind w:firstLine="567"/>
+        <w:rPr>
+          <w:sz w:val="24"/>
+          <w:szCs w:val="24"/>
+        </w:rPr>
+      </w:pPr>
+      <w:r>
+        <w:rPr>
+          <w:sz w:val="24"/>
+          <w:szCs w:val="24"/>
+        </w:rPr>
+        <w:t xml:space="preserve">{% </w:t>
+      </w:r>
+      <w:proofErr w:type="spellStart"/>
+      <w:r>
+        <w:rPr>
+          <w:sz w:val="24"/>
+          <w:szCs w:val="24"/>
+        </w:rPr>
+        <w:t>endif</w:t>
+      </w:r>
+      <w:proofErr w:type="spellEnd"/>
+      <w:r>
+        <w:rPr>
+          <w:sz w:val="24"/>
+          <w:szCs w:val="24"/>
+        </w:rPr>
+        <w:t xml:space="preserve"> %}</w:t>
+      </w:r>
+      <w:r>
+        <w:rPr>
+          <w:sz w:val="24"/>
+          <w:szCs w:val="24"/>
+          <w:highlight w:val="red"/>
+        </w:rPr>
+        <w:t xml:space="preserve"> </w:t>
+      </w:r>
+      <w:r>
+        <w:rPr>
+          <w:sz w:val="24"/>
+          <w:szCs w:val="24"/>
+          <w:highlight w:val="red"/>
+        </w:rPr>
+        <w:t>Согласование УДКХ при необходимости!!!!!!</w:t>
+      </w:r>
     </w:p>
     <w:p>
       <w:pPr>
@@ -2224,29 +2321,6 @@
           <w:szCs w:val="24"/>
         </w:rPr>
       </w:pPr>
-      <w:r>
-        <w:rPr>
-          <w:sz w:val="24"/>
-          <w:szCs w:val="24"/>
-        </w:rPr>
-        <w:t xml:space="preserve">{% </w:t>
-      </w:r>
-      <w:proofErr w:type="spellStart"/>
-      <w:r>
-        <w:rPr>
-          <w:sz w:val="24"/>
-          <w:szCs w:val="24"/>
-        </w:rPr>
-        <w:t>endif</w:t>
-      </w:r>
-      <w:proofErr w:type="spellEnd"/>
-      <w:r>
-        <w:rPr>
-          <w:sz w:val="24"/>
-          <w:szCs w:val="24"/>
-        </w:rPr>
-        <w:t xml:space="preserve"> %}</w:t>
-      </w:r>
       <w:r>
         <w:rPr>
           <w:sz w:val="24"/>
@@ -2507,13 +2581,58 @@
         </w:rPr>
         <w:tab/>
       </w:r>
+      <w:r>
+        <w:rPr>
+          <w:sz w:val="24"/>
+          <w:szCs w:val="24"/>
+        </w:rPr>
+        <w:t>Размещаемый Объект предназначен для подключения (технологического присоединения) объектов капитального строительства к сетям инженерно-технического обеспечения</w:t>
+      </w:r>
       <w:proofErr w:type="gramStart"/>
       <w:r>
         <w:rPr>
           <w:sz w:val="24"/>
           <w:szCs w:val="24"/>
         </w:rPr>
-        <w:t xml:space="preserve">Размещаемый Объект предназначен для подключения (технологического присоединения) объектов капитального строительства к сетям инженерно-технического обеспечения, предоставление земельных участков, на которых или под поверхностью которых размещен указанный объект, не влечет за собой принудительные снос или демонтаж указанного Объекта.{% </w:t>
+        <w:t>.</w:t>
+      </w:r>
+      <w:proofErr w:type="gramEnd"/>
+      <w:r>
+        <w:rPr>
+          <w:sz w:val="24"/>
+          <w:szCs w:val="24"/>
+        </w:rPr>
+        <w:t xml:space="preserve"> </w:t>
+      </w:r>
+      <w:r>
+        <w:rPr>
+          <w:sz w:val="24"/>
+          <w:szCs w:val="24"/>
+        </w:rPr>
+        <w:t>П</w:t>
+      </w:r>
+      <w:r>
+        <w:rPr>
+          <w:sz w:val="24"/>
+          <w:szCs w:val="24"/>
+        </w:rPr>
+        <w:t xml:space="preserve">редоставление земельных участков, на которых или под поверхностью которых размещен указанный объект, не влечет за собой </w:t>
+      </w:r>
+      <w:proofErr w:type="gramStart"/>
+      <w:r>
+        <w:rPr>
+          <w:sz w:val="24"/>
+          <w:szCs w:val="24"/>
+        </w:rPr>
+        <w:t>принудительные</w:t>
+      </w:r>
+      <w:proofErr w:type="gramEnd"/>
+      <w:r>
+        <w:rPr>
+          <w:sz w:val="24"/>
+          <w:szCs w:val="24"/>
+        </w:rPr>
+        <w:t xml:space="preserve"> снос или демонтаж указанного Объекта.{% </w:t>
       </w:r>
       <w:proofErr w:type="spellStart"/>
       <w:r>
@@ -2531,7 +2650,6 @@
         </w:rPr>
         <w:t xml:space="preserve"> %}</w:t>
       </w:r>
-      <w:proofErr w:type="gramEnd"/>
     </w:p>
     <w:p>
       <w:pPr>
@@ -3700,12 +3818,6 @@
             <w:proofErr w:type="gramEnd"/>
             <w:r>
               <w:t>}</w:t>
-            </w:r>
-            <w:r>
-              <w:t xml:space="preserve">,  в границах кадастрового квартала </w:t>
-            </w:r>
-            <w:r>
-              <w:t>{{ QUARTERS }}</w:t>
             </w:r>
           </w:p>
         </w:tc>
@@ -8511,7 +8623,7 @@
 </file>
 
 <file path=customXml/itemProps1.xml><?xml version="1.0" encoding="utf-8"?>
-<ds:datastoreItem xmlns:ds="http://schemas.openxmlformats.org/officeDocument/2006/customXml" ds:itemID="{EE903602-11F1-413C-AA33-3525E1776B6A}">
+<ds:datastoreItem xmlns:ds="http://schemas.openxmlformats.org/officeDocument/2006/customXml" ds:itemID="{6FBF0D7B-79F5-46B1-B265-DC02492301F9}">
   <ds:schemaRefs>
     <ds:schemaRef ds:uri="http://schemas.openxmlformats.org/officeDocument/2006/bibliography"/>
   </ds:schemaRefs>

--- a/backend/templates/rrr/decision_template.docx
+++ b/backend/templates/rrr/decision_template.docx
@@ -261,15 +261,41 @@
         <w:rPr>
           <w:sz w:val="24"/>
           <w:szCs w:val="24"/>
-          <w:lang w:eastAsia="en-US"/>
-        </w:rPr>
-      </w:pPr>
-      <w:r>
-        <w:rPr>
-          <w:sz w:val="24"/>
-          <w:szCs w:val="24"/>
-        </w:rPr>
-        <w:t>от ______________ № ____________</w:t>
+          <w:lang w:val="en-US" w:eastAsia="en-US"/>
+        </w:rPr>
+      </w:pPr>
+      <w:r>
+        <w:rPr>
+          <w:sz w:val="24"/>
+          <w:szCs w:val="24"/>
+        </w:rPr>
+        <w:t>от</w:t>
+      </w:r>
+      <w:r>
+        <w:rPr>
+          <w:sz w:val="24"/>
+          <w:szCs w:val="24"/>
+          <w:lang w:val="en-US"/>
+        </w:rPr>
+        <w:t xml:space="preserve"> {</w:t>
+      </w:r>
+      <w:proofErr w:type="gramStart"/>
+      <w:r>
+        <w:rPr>
+          <w:sz w:val="24"/>
+          <w:szCs w:val="24"/>
+          <w:lang w:val="en-US"/>
+        </w:rPr>
+        <w:t xml:space="preserve">{ </w:t>
+      </w:r>
+      <w:proofErr w:type="gramEnd"/>
+      <w:r>
+        <w:rPr>
+          <w:sz w:val="24"/>
+          <w:szCs w:val="24"/>
+          <w:lang w:val="en-US"/>
+        </w:rPr>
+        <w:t>OUT_DATE }} № {{ OUT_NUMBER }}</w:t>
       </w:r>
     </w:p>
     <w:p>
@@ -283,7 +309,7 @@
         <w:rPr>
           <w:sz w:val="24"/>
           <w:szCs w:val="24"/>
-          <w:lang w:eastAsia="en-US"/>
+          <w:lang w:val="en-US" w:eastAsia="en-US"/>
         </w:rPr>
       </w:pPr>
     </w:p>
@@ -298,7 +324,7 @@
         <w:rPr>
           <w:sz w:val="24"/>
           <w:szCs w:val="24"/>
-          <w:lang w:eastAsia="en-US"/>
+          <w:lang w:val="en-US" w:eastAsia="en-US"/>
         </w:rPr>
       </w:pPr>
     </w:p>
@@ -422,7 +448,6 @@
           <w:szCs w:val="24"/>
         </w:rPr>
       </w:pPr>
-      <w:proofErr w:type="gramStart"/>
       <w:r>
         <w:rPr>
           <w:sz w:val="24"/>
@@ -481,25 +506,54 @@
           <w:sz w:val="24"/>
           <w:szCs w:val="24"/>
         </w:rPr>
-        <w:t>статьи 51 Градостроительного кодекса Российской Федерации, постановления Правительства Российской Федерации от 12.11.2020 №1816 «Об утверждении</w:t>
-      </w:r>
-      <w:proofErr w:type="gramEnd"/>
-      <w:r>
-        <w:rPr>
-          <w:sz w:val="24"/>
-          <w:szCs w:val="24"/>
-        </w:rPr>
-        <w:t xml:space="preserve"> перечня случаев, при которых </w:t>
-      </w:r>
-      <w:proofErr w:type="gramStart"/>
-      <w:r>
-        <w:rPr>
-          <w:sz w:val="24"/>
-          <w:szCs w:val="24"/>
-        </w:rPr>
-        <w:t>для</w:t>
-      </w:r>
-      <w:proofErr w:type="gramEnd"/>
+        <w:t>статьи 51 Градостроительного кодекса Российской Федерации, постановления Правительства Российской Федерации от 12.11.2020 №1816 «Об утверждении перечня случаев, при которых для строительства, реконструкции линейного объекта не требуется подготовка документации по планировке территории»,</w:t>
+      </w:r>
+      <w:r>
+        <w:rPr>
+          <w:sz w:val="24"/>
+          <w:szCs w:val="24"/>
+        </w:rPr>
+        <w:t xml:space="preserve">{% </w:t>
+      </w:r>
+      <w:proofErr w:type="spellStart"/>
+      <w:r>
+        <w:rPr>
+          <w:sz w:val="24"/>
+          <w:szCs w:val="24"/>
+        </w:rPr>
+        <w:t>endif</w:t>
+      </w:r>
+      <w:proofErr w:type="spellEnd"/>
+      <w:r>
+        <w:rPr>
+          <w:sz w:val="24"/>
+          <w:szCs w:val="24"/>
+        </w:rPr>
+        <w:t xml:space="preserve"> %}</w:t>
+      </w:r>
+      <w:r>
+        <w:rPr>
+          <w:sz w:val="24"/>
+          <w:szCs w:val="24"/>
+        </w:rPr>
+        <w:t xml:space="preserve">постановления Коллегии Администрации Кемеровской области от 01.07.2015 №213 «Об утверждении Положения о порядке и условиях размещения видов объектов, перечень которых утвержден постановлением Правительства Российской Федерации от 03.12.2014 №1300 «Об утверждении перечня видов объектов, размещение которых может осуществляться на землях или земельных участках, находящихся в государственной или муниципальной собственности, без предоставления земельных участков и установления сервитутов», на землях и земельных участках, находящихся в государственной или муниципальной собственности, без предоставления земельных участков и установления сервитутов, публичного сервитута», </w:t>
+      </w:r>
+      <w:r>
+        <w:rPr>
+          <w:sz w:val="24"/>
+          <w:szCs w:val="24"/>
+        </w:rPr>
+        <w:t xml:space="preserve">{% </w:t>
+      </w:r>
+      <w:proofErr w:type="spellStart"/>
+      <w:r>
+        <w:rPr>
+          <w:sz w:val="24"/>
+          <w:szCs w:val="24"/>
+        </w:rPr>
+        <w:t>if</w:t>
+      </w:r>
+      <w:proofErr w:type="spellEnd"/>
       <w:r>
         <w:rPr>
           <w:sz w:val="24"/>
@@ -507,35 +561,53 @@
         </w:rPr>
         <w:t xml:space="preserve"> </w:t>
       </w:r>
-      <w:proofErr w:type="gramStart"/>
-      <w:r>
-        <w:rPr>
-          <w:sz w:val="24"/>
-          <w:szCs w:val="24"/>
-        </w:rPr>
-        <w:t>строительства, реконструкции линейного объекта не требуется подготовка документации по планировке территории», постановления Коллегии Администрации Кемеровской области от 01.07.2015 №213 «Об утверждении Положения о порядке и условиях размещения видов объектов, перечень которых утвержден постановлением Правительства Российской Федерации от 03.12.2014 №1300 «Об утверждении перечня видов объектов, размещение которых может осуществляться на землях или земельных участках, находящихся в государственной или муниципальной собственности, без</w:t>
-      </w:r>
-      <w:proofErr w:type="gramEnd"/>
-      <w:r>
-        <w:rPr>
-          <w:sz w:val="24"/>
-          <w:szCs w:val="24"/>
-        </w:rPr>
-        <w:t xml:space="preserve"> предоставления земельных участков и установления сервитутов», на землях и земельных участках, находящихся в государственной или муниципальной собственности, без предоставления земельных участков и установления сервитутов, публичного сервитута», </w:t>
-      </w:r>
-      <w:r>
-        <w:rPr>
-          <w:sz w:val="24"/>
-          <w:szCs w:val="24"/>
-        </w:rPr>
-        <w:t xml:space="preserve">{% </w:t>
-      </w:r>
       <w:proofErr w:type="spellStart"/>
       <w:r>
         <w:rPr>
           <w:sz w:val="24"/>
           <w:szCs w:val="24"/>
         </w:rPr>
+        <w:t>proezd_agreement</w:t>
+      </w:r>
+      <w:proofErr w:type="spellEnd"/>
+      <w:r>
+        <w:rPr>
+          <w:sz w:val="24"/>
+          <w:szCs w:val="24"/>
+        </w:rPr>
+        <w:t xml:space="preserve"> %}</w:t>
+      </w:r>
+      <w:bookmarkStart w:id="0" w:name="_GoBack"/>
+      <w:bookmarkEnd w:id="0"/>
+      <w:r>
+        <w:rPr>
+          <w:sz w:val="24"/>
+          <w:szCs w:val="24"/>
+        </w:rPr>
+        <w:t xml:space="preserve">{{ </w:t>
+      </w:r>
+      <w:proofErr w:type="spellStart"/>
+      <w:r>
+        <w:rPr>
+          <w:sz w:val="24"/>
+          <w:szCs w:val="24"/>
+        </w:rPr>
+        <w:t>proezd_agreement</w:t>
+      </w:r>
+      <w:proofErr w:type="spellEnd"/>
+      <w:r>
+        <w:rPr>
+          <w:sz w:val="24"/>
+          <w:szCs w:val="24"/>
+        </w:rPr>
+        <w:t xml:space="preserve"> }}{% </w:t>
+      </w:r>
+      <w:proofErr w:type="spellStart"/>
+      <w:r>
+        <w:rPr>
+          <w:sz w:val="24"/>
+          <w:szCs w:val="24"/>
+        </w:rPr>
         <w:t>endif</w:t>
       </w:r>
       <w:proofErr w:type="spellEnd"/>
@@ -544,80 +616,7 @@
           <w:sz w:val="24"/>
           <w:szCs w:val="24"/>
         </w:rPr>
-        <w:t xml:space="preserve"> %}{% </w:t>
-      </w:r>
-      <w:proofErr w:type="spellStart"/>
-      <w:r>
-        <w:rPr>
-          <w:sz w:val="24"/>
-          <w:szCs w:val="24"/>
-        </w:rPr>
-        <w:t>if</w:t>
-      </w:r>
-      <w:proofErr w:type="spellEnd"/>
-      <w:r>
-        <w:rPr>
-          <w:sz w:val="24"/>
-          <w:szCs w:val="24"/>
-        </w:rPr>
-        <w:t xml:space="preserve"> </w:t>
-      </w:r>
-      <w:proofErr w:type="spellStart"/>
-      <w:r>
-        <w:rPr>
-          <w:sz w:val="24"/>
-          <w:szCs w:val="24"/>
-        </w:rPr>
-        <w:t>proezd_agreement</w:t>
-      </w:r>
-      <w:proofErr w:type="spellEnd"/>
-      <w:r>
-        <w:rPr>
-          <w:sz w:val="24"/>
-          <w:szCs w:val="24"/>
-        </w:rPr>
-        <w:t xml:space="preserve"> %}, {</w:t>
-      </w:r>
-      <w:proofErr w:type="gramStart"/>
-      <w:r>
-        <w:rPr>
-          <w:sz w:val="24"/>
-          <w:szCs w:val="24"/>
-        </w:rPr>
-        <w:t xml:space="preserve">{ </w:t>
-      </w:r>
-      <w:proofErr w:type="spellStart"/>
-      <w:proofErr w:type="gramEnd"/>
-      <w:r>
-        <w:rPr>
-          <w:sz w:val="24"/>
-          <w:szCs w:val="24"/>
-        </w:rPr>
-        <w:t>proezd_agreement</w:t>
-      </w:r>
-      <w:proofErr w:type="spellEnd"/>
-      <w:r>
-        <w:rPr>
-          <w:sz w:val="24"/>
-          <w:szCs w:val="24"/>
-        </w:rPr>
-        <w:t xml:space="preserve"> }}{% </w:t>
-      </w:r>
-      <w:proofErr w:type="spellStart"/>
-      <w:r>
-        <w:rPr>
-          <w:sz w:val="24"/>
-          <w:szCs w:val="24"/>
-        </w:rPr>
-        <w:t>endif</w:t>
-      </w:r>
-      <w:proofErr w:type="spellEnd"/>
-      <w:r>
-        <w:rPr>
-          <w:sz w:val="24"/>
-          <w:szCs w:val="24"/>
-        </w:rPr>
-        <w:t xml:space="preserve"> %}, </w:t>
+        <w:t xml:space="preserve"> %} </w:t>
       </w:r>
       <w:r>
         <w:rPr>
@@ -975,16 +974,7 @@
           <w:sz w:val="24"/>
           <w:szCs w:val="24"/>
         </w:rPr>
-        <w:t>точек согласно схеме гран</w:t>
-      </w:r>
-      <w:bookmarkStart w:id="0" w:name="_GoBack"/>
-      <w:bookmarkEnd w:id="0"/>
-      <w:r>
-        <w:rPr>
-          <w:sz w:val="24"/>
-          <w:szCs w:val="24"/>
-        </w:rPr>
-        <w:t>иц</w:t>
+        <w:t>точек согласно схеме границ</w:t>
       </w:r>
       <w:r>
         <w:rPr>
@@ -1134,38 +1124,25 @@
         <w:rPr>
           <w:sz w:val="24"/>
           <w:szCs w:val="24"/>
-        </w:rPr>
-        <w:t xml:space="preserve">{% </w:t>
+          <w:lang w:val="en-US"/>
+        </w:rPr>
+        <w:t xml:space="preserve">{% if </w:t>
       </w:r>
       <w:proofErr w:type="spellStart"/>
       <w:r>
         <w:rPr>
           <w:sz w:val="24"/>
           <w:szCs w:val="24"/>
-        </w:rPr>
-        <w:t>if</w:t>
+          <w:lang w:val="en-US"/>
+        </w:rPr>
+        <w:t>has_payment</w:t>
       </w:r>
       <w:proofErr w:type="spellEnd"/>
       <w:r>
         <w:rPr>
           <w:sz w:val="24"/>
           <w:szCs w:val="24"/>
-        </w:rPr>
-        <w:t xml:space="preserve"> </w:t>
-      </w:r>
-      <w:proofErr w:type="spellStart"/>
-      <w:r>
-        <w:rPr>
-          <w:sz w:val="24"/>
-          <w:szCs w:val="24"/>
-        </w:rPr>
-        <w:t>has_payment</w:t>
-      </w:r>
-      <w:proofErr w:type="spellEnd"/>
-      <w:r>
-        <w:rPr>
-          <w:sz w:val="24"/>
-          <w:szCs w:val="24"/>
+          <w:lang w:val="en-US"/>
         </w:rPr>
         <w:t xml:space="preserve"> %}</w:t>
       </w:r>
@@ -1173,13 +1150,33 @@
         <w:rPr>
           <w:sz w:val="24"/>
           <w:szCs w:val="24"/>
-        </w:rPr>
-        <w:t>3.</w:t>
-      </w:r>
-      <w:r>
-        <w:rPr>
-          <w:sz w:val="24"/>
-          <w:szCs w:val="24"/>
+          <w:lang w:val="en-US"/>
+        </w:rPr>
+        <w:t>{</w:t>
+      </w:r>
+      <w:proofErr w:type="gramStart"/>
+      <w:r>
+        <w:rPr>
+          <w:sz w:val="24"/>
+          <w:szCs w:val="24"/>
+          <w:lang w:val="en-US"/>
+        </w:rPr>
+        <w:t>{ N</w:t>
+      </w:r>
+      <w:proofErr w:type="gramEnd"/>
+      <w:r>
+        <w:rPr>
+          <w:sz w:val="24"/>
+          <w:szCs w:val="24"/>
+          <w:lang w:val="en-US"/>
+        </w:rPr>
+        <w:t>_PAYMENT }}.</w:t>
+      </w:r>
+      <w:r>
+        <w:rPr>
+          <w:sz w:val="24"/>
+          <w:szCs w:val="24"/>
+          <w:lang w:val="en-US"/>
         </w:rPr>
         <w:tab/>
       </w:r>
@@ -1634,7 +1631,14 @@
           <w:sz w:val="24"/>
           <w:szCs w:val="24"/>
         </w:rPr>
-        <w:t>длежащее использование);</w:t>
+        <w:t>длежащее использование)</w:t>
+      </w:r>
+      <w:r>
+        <w:rPr>
+          <w:sz w:val="24"/>
+          <w:szCs w:val="24"/>
+        </w:rPr>
+        <w:t xml:space="preserve">{% if has_payment or is_nto %};{% else %}.{% endif %}</w:t>
       </w:r>
     </w:p>
     <w:p>
@@ -1645,68 +1649,50 @@
           <w:szCs w:val="24"/>
         </w:rPr>
       </w:pPr>
-      <w:r>
-        <w:rPr>
-          <w:sz w:val="24"/>
-          <w:szCs w:val="24"/>
-        </w:rPr>
-        <w:t xml:space="preserve">{% </w:t>
-      </w:r>
       <w:proofErr w:type="spellStart"/>
-      <w:r>
-        <w:rPr>
-          <w:sz w:val="24"/>
-          <w:szCs w:val="24"/>
-        </w:rPr>
-        <w:t>if</w:t>
-      </w:r>
       <w:proofErr w:type="spellEnd"/>
-      <w:r>
-        <w:rPr>
-          <w:sz w:val="24"/>
-          <w:szCs w:val="24"/>
-        </w:rPr>
-        <w:t xml:space="preserve"> </w:t>
-      </w:r>
       <w:proofErr w:type="spellStart"/>
-      <w:r>
-        <w:rPr>
-          <w:sz w:val="24"/>
-          <w:szCs w:val="24"/>
-        </w:rPr>
-        <w:t>has_payment</w:t>
-      </w:r>
       <w:proofErr w:type="spellEnd"/>
-      <w:r>
-        <w:rPr>
-          <w:sz w:val="24"/>
-          <w:szCs w:val="24"/>
-        </w:rPr>
-        <w:t xml:space="preserve"> %}{{ N_TERM_PAYMENT }}) </w:t>
-      </w:r>
-      <w:r>
-        <w:rPr>
-          <w:sz w:val="24"/>
-          <w:szCs w:val="24"/>
-        </w:rPr>
-        <w:tab/>
-        <w:t xml:space="preserve">невнесения платы за размещение объекта в срок, установленный пунктом 3 настоящего решения.{% </w:t>
-      </w:r>
       <w:proofErr w:type="spellStart"/>
-      <w:r>
-        <w:rPr>
-          <w:sz w:val="24"/>
-          <w:szCs w:val="24"/>
-        </w:rPr>
-        <w:t>endif</w:t>
-      </w:r>
       <w:proofErr w:type="spellEnd"/>
       <w:r>
-        <w:rPr>
-          <w:sz w:val="24"/>
-          <w:szCs w:val="24"/>
-        </w:rPr>
-        <w:t xml:space="preserve"> %}</w:t>
+        <w:t>{%p if has_payment %}</w:t>
+      </w:r>
+    </w:p>
+    <w:p>
+      <w:pPr>
+        <w:ind w:firstLine="567"/>
+        <w:rPr>
+          <w:sz w:val="24"/>
+          <w:szCs w:val="24"/>
+        </w:rPr>
+      </w:pPr>
+      <w:proofErr w:type="spellStart"/>
+      <w:proofErr w:type="spellEnd"/>
+      <w:proofErr w:type="spellStart"/>
+      <w:proofErr w:type="spellEnd"/>
+      <w:proofErr w:type="spellStart"/>
+      <w:proofErr w:type="spellEnd"/>
+      <w:r>
+        <w:t xml:space="preserve">{{ N_TERM_PAYMENT }}) 	невнесения платы за размещение объекта в срок, установленный пунктом {{ N_PAYMENT }} настоящего решения.</w:t>
+      </w:r>
+    </w:p>
+    <w:p>
+      <w:pPr>
+        <w:ind w:firstLine="567"/>
+        <w:rPr>
+          <w:sz w:val="24"/>
+          <w:szCs w:val="24"/>
+        </w:rPr>
+      </w:pPr>
+      <w:proofErr w:type="spellStart"/>
+      <w:proofErr w:type="spellEnd"/>
+      <w:proofErr w:type="spellStart"/>
+      <w:proofErr w:type="spellEnd"/>
+      <w:proofErr w:type="spellStart"/>
+      <w:proofErr w:type="spellEnd"/>
+      <w:r>
+        <w:t>{%p endif %}</w:t>
       </w:r>
     </w:p>
     <w:p>
@@ -2327,6 +2313,280 @@
     </w:p>
     <w:p>
       <w:pPr>
+        <w:tabs>
+          <w:tab w:val="left" w:pos="993"/>
+        </w:tabs>
+        <w:ind w:firstLine="567"/>
+        <w:rPr>
+          <w:sz w:val="24"/>
+          <w:szCs w:val="24"/>
+          <w:lang w:val="en-US"/>
+        </w:rPr>
+      </w:pPr>
+      <w:r>
+        <w:rPr>
+          <w:sz w:val="24"/>
+          <w:szCs w:val="24"/>
+          <w:lang w:val="en-US"/>
+        </w:rPr>
+        <w:t xml:space="preserve">{%p </w:t>
+      </w:r>
+      <w:proofErr w:type="spellStart"/>
+      <w:r>
+        <w:rPr>
+          <w:sz w:val="24"/>
+          <w:szCs w:val="24"/>
+          <w:lang w:val="en-US"/>
+        </w:rPr>
+        <w:t>for d</w:t>
+      </w:r>
+      <w:proofErr w:type="spellEnd"/>
+      <w:r>
+        <w:rPr>
+          <w:sz w:val="24"/>
+          <w:szCs w:val="24"/>
+          <w:lang w:val="en-US"/>
+        </w:rPr>
+        <w:t xml:space="preserve"> in PREV_DECISIONS %}</w:t>
+      </w:r>
+    </w:p>
+    <w:p>
+      <w:pPr>
+        <w:tabs>
+          <w:tab w:val="left" w:pos="993"/>
+        </w:tabs>
+        <w:ind w:firstLine="567"/>
+        <w:rPr>
+          <w:sz w:val="24"/>
+          <w:szCs w:val="24"/>
+        </w:rPr>
+      </w:pPr>
+      <w:r>
+        <w:rPr>
+          <w:sz w:val="24"/>
+          <w:szCs w:val="24"/>
+          <w:lang w:val="en-US"/>
+        </w:rPr>
+        <w:t xml:space="preserve">{% if </w:t>
+      </w:r>
+      <w:proofErr w:type="spellStart"/>
+      <w:r>
+        <w:rPr>
+          <w:sz w:val="24"/>
+          <w:szCs w:val="24"/>
+          <w:lang w:val="en-US"/>
+        </w:rPr>
+        <w:t>loop.first</w:t>
+      </w:r>
+      <w:proofErr w:type="spellEnd"/>
+      <w:r>
+        <w:rPr>
+          <w:sz w:val="24"/>
+          <w:szCs w:val="24"/>
+          <w:lang w:val="en-US"/>
+        </w:rPr>
+        <w:t xml:space="preserve"> %}{</w:t>
+      </w:r>
+      <w:proofErr w:type="gramStart"/>
+      <w:r>
+        <w:rPr>
+          <w:sz w:val="24"/>
+          <w:szCs w:val="24"/>
+          <w:lang w:val="en-US"/>
+        </w:rPr>
+        <w:t>{ N</w:t>
+      </w:r>
+      <w:proofErr w:type="gramEnd"/>
+      <w:r>
+        <w:rPr>
+          <w:sz w:val="24"/>
+          <w:szCs w:val="24"/>
+          <w:lang w:val="en-US"/>
+        </w:rPr>
+        <w:t xml:space="preserve">_PREV_DECISIONS }}. </w:t>
+      </w:r>
+      <w:r>
+        <w:rPr>
+          <w:sz w:val="24"/>
+          <w:szCs w:val="24"/>
+        </w:rPr>
+        <w:t xml:space="preserve">{% </w:t>
+      </w:r>
+      <w:proofErr w:type="spellStart"/>
+      <w:r>
+        <w:rPr>
+          <w:sz w:val="24"/>
+          <w:szCs w:val="24"/>
+        </w:rPr>
+        <w:t>endif</w:t>
+      </w:r>
+      <w:proofErr w:type="spellEnd"/>
+      <w:r>
+        <w:rPr>
+          <w:sz w:val="24"/>
+          <w:szCs w:val="24"/>
+        </w:rPr>
+        <w:t xml:space="preserve"> %}Размещение Объекта не должно препятствовать размещению объекта вида «{</w:t>
+      </w:r>
+      <w:proofErr w:type="gramStart"/>
+      <w:r>
+        <w:rPr>
+          <w:sz w:val="24"/>
+          <w:szCs w:val="24"/>
+        </w:rPr>
+        <w:t xml:space="preserve">{ </w:t>
+      </w:r>
+      <w:proofErr w:type="spellStart"/>
+      <w:proofErr w:type="gramEnd"/>
+      <w:r>
+        <w:rPr>
+          <w:sz w:val="24"/>
+          <w:szCs w:val="24"/>
+        </w:rPr>
+        <w:t>d.object_type</w:t>
+      </w:r>
+      <w:proofErr w:type="spellEnd"/>
+      <w:r>
+        <w:rPr>
+          <w:sz w:val="24"/>
+          <w:szCs w:val="24"/>
+        </w:rPr>
+        <w:t xml:space="preserve"> }}», указанному в ранее выданном решении Комитета от {{ </w:t>
+      </w:r>
+      <w:proofErr w:type="spellStart"/>
+      <w:r>
+        <w:rPr>
+          <w:sz w:val="24"/>
+          <w:szCs w:val="24"/>
+        </w:rPr>
+        <w:t>d.decision_date</w:t>
+      </w:r>
+      <w:proofErr w:type="spellEnd"/>
+      <w:r>
+        <w:rPr>
+          <w:sz w:val="24"/>
+          <w:szCs w:val="24"/>
+        </w:rPr>
+        <w:t xml:space="preserve"> }}</w:t>
+      </w:r>
+      <w:r>
+        <w:rPr>
+          <w:sz w:val="24"/>
+          <w:szCs w:val="24"/>
+        </w:rPr>
+        <w:t xml:space="preserve"> </w:t>
+      </w:r>
+      <w:r>
+        <w:rPr>
+          <w:sz w:val="24"/>
+          <w:szCs w:val="24"/>
+        </w:rPr>
+        <w:t xml:space="preserve">№Н{{ </w:t>
+      </w:r>
+      <w:proofErr w:type="spellStart"/>
+      <w:r>
+        <w:rPr>
+          <w:sz w:val="24"/>
+          <w:szCs w:val="24"/>
+        </w:rPr>
+        <w:t>d.decision_number</w:t>
+      </w:r>
+      <w:proofErr w:type="spellEnd"/>
+      <w:r>
+        <w:rPr>
+          <w:sz w:val="24"/>
+          <w:szCs w:val="24"/>
+        </w:rPr>
+        <w:t xml:space="preserve"> }} «О разрешении размещения объекта без предоставления земельного участка и установления сервитута, публичного сервитута» со сроком действия до {{ </w:t>
+      </w:r>
+      <w:proofErr w:type="spellStart"/>
+      <w:r>
+        <w:rPr>
+          <w:sz w:val="24"/>
+          <w:szCs w:val="24"/>
+        </w:rPr>
+        <w:t>d.end_date</w:t>
+      </w:r>
+      <w:proofErr w:type="spellEnd"/>
+      <w:r>
+        <w:rPr>
+          <w:sz w:val="24"/>
+          <w:szCs w:val="24"/>
+        </w:rPr>
+        <w:t xml:space="preserve"> }}. Получатель вышеуказанного   решения — {</w:t>
+      </w:r>
+      <w:proofErr w:type="gramStart"/>
+      <w:r>
+        <w:rPr>
+          <w:sz w:val="24"/>
+          <w:szCs w:val="24"/>
+        </w:rPr>
+        <w:t xml:space="preserve">{ </w:t>
+      </w:r>
+      <w:proofErr w:type="spellStart"/>
+      <w:proofErr w:type="gramEnd"/>
+      <w:r>
+        <w:rPr>
+          <w:sz w:val="24"/>
+          <w:szCs w:val="24"/>
+        </w:rPr>
+        <w:t>d.applica</w:t>
+      </w:r>
+      <w:r>
+        <w:rPr>
+          <w:sz w:val="24"/>
+          <w:szCs w:val="24"/>
+        </w:rPr>
+        <w:t>nt</w:t>
+      </w:r>
+      <w:proofErr w:type="spellEnd"/>
+      <w:r>
+        <w:rPr>
+          <w:sz w:val="24"/>
+          <w:szCs w:val="24"/>
+        </w:rPr>
+        <w:t xml:space="preserve"> }}.</w:t>
+      </w:r>
+    </w:p>
+    <w:p>
+      <w:pPr>
+        <w:tabs>
+          <w:tab w:val="left" w:pos="993"/>
+        </w:tabs>
+        <w:ind w:firstLine="567"/>
+        <w:rPr>
+          <w:sz w:val="24"/>
+          <w:szCs w:val="24"/>
+        </w:rPr>
+      </w:pPr>
+      <w:r>
+        <w:rPr>
+          <w:sz w:val="24"/>
+          <w:szCs w:val="24"/>
+        </w:rPr>
+        <w:t xml:space="preserve">{%p </w:t>
+      </w:r>
+      <w:proofErr w:type="spellStart"/>
+      <w:r>
+        <w:rPr>
+          <w:sz w:val="24"/>
+          <w:szCs w:val="24"/>
+        </w:rPr>
+        <w:t>endfor</w:t>
+      </w:r>
+      <w:proofErr w:type="spellEnd"/>
+      <w:r>
+        <w:rPr>
+          <w:sz w:val="24"/>
+          <w:szCs w:val="24"/>
+        </w:rPr>
+        <w:t xml:space="preserve"> %}</w:t>
+      </w:r>
+      <w:proofErr w:type="gramStart"/>
+      <w:proofErr w:type="gramEnd"/>
+    </w:p>
+    <w:p>
+      <w:pPr>
         <w:widowControl/>
         <w:tabs>
           <w:tab w:val="left" w:pos="993"/>
@@ -2340,28 +2600,14 @@
           <w:szCs w:val="24"/>
         </w:rPr>
       </w:pPr>
-      <w:r>
-        <w:rPr>
-          <w:sz w:val="24"/>
-          <w:szCs w:val="24"/>
-        </w:rPr>
-        <w:t>{{ N_VEGETATION</w:t>
-      </w:r>
       <w:proofErr w:type="gramStart"/>
-      <w:r>
-        <w:rPr>
-          <w:sz w:val="24"/>
-          <w:szCs w:val="24"/>
-        </w:rPr>
-        <w:t xml:space="preserve"> }</w:t>
-      </w:r>
       <w:proofErr w:type="gramEnd"/>
       <w:r>
         <w:rPr>
           <w:sz w:val="24"/>
           <w:szCs w:val="24"/>
         </w:rPr>
-        <w:t>}</w:t>
+        <w:t>{{ N_VEGETATION }}</w:t>
       </w:r>
       <w:r>
         <w:rPr>
@@ -2375,8 +2621,14 @@
           <w:sz w:val="24"/>
           <w:szCs w:val="24"/>
         </w:rPr>
-        <w:tab/>
-        <w:t>В случае если при размещении Объекта необходима вырубка зеленых насаждений, то она должна осуществляться при наличии разрешения, порядок выдачи которого устанавливается Правилами благоустройства территории Новокузнецкого городского округа, утвержденными решением Новокузнецкого городского Совета народных депутатов от 24.12.2013 №16/198.</w:t>
+        <w:t xml:space="preserve">	</w:t>
+      </w:r>
+      <w:r>
+        <w:rPr>
+          <w:sz w:val="24"/>
+          <w:szCs w:val="24"/>
+        </w:rPr>
+        <w:t>В случае если при размещении Объекта необходима вырубка зеленых насаждений, то она должна осуществляться при наличии разрешения, порядок выдачи которого устанавливается органами местного самоуправления.</w:t>
       </w:r>
     </w:p>
     <w:p>
@@ -2998,7 +3250,7 @@
                 <w:sz w:val="24"/>
                 <w:szCs w:val="24"/>
               </w:rPr>
-              <w:t>Карташова Ю.А.</w:t>
+              <w:t>{{ CURRENT_USER }}</w:t>
             </w:r>
           </w:p>
         </w:tc>
@@ -3070,7 +3322,7 @@
                 <w:sz w:val="24"/>
                 <w:szCs w:val="24"/>
               </w:rPr>
-              <w:t>Начальник отдела</w:t>
+              <w:t>И.о.начальника отдела</w:t>
             </w:r>
           </w:p>
         </w:tc>
@@ -3230,6 +3482,11 @@
       </w:tr>
     </w:tbl>
     <w:p>
+      <w:r>
+        <w:t>{%p if has_payment %}</w:t>
+      </w:r>
+    </w:p>
+    <w:p>
       <w:pPr>
         <w:jc w:val="right"/>
         <w:outlineLvl w:val="0"/>
@@ -3329,17 +3586,46 @@
           <w:rFonts w:eastAsia="Calibri"/>
           <w:sz w:val="24"/>
           <w:szCs w:val="24"/>
+          <w:lang w:val="en-US" w:eastAsia="en-US"/>
+        </w:rPr>
+      </w:pPr>
+      <w:r>
+        <w:rPr>
+          <w:rFonts w:eastAsia="Calibri"/>
+          <w:sz w:val="24"/>
+          <w:szCs w:val="24"/>
           <w:lang w:eastAsia="en-US"/>
         </w:rPr>
-      </w:pPr>
+        <w:t>от</w:t>
+      </w:r>
       <w:r>
         <w:rPr>
           <w:rFonts w:eastAsia="Calibri"/>
           <w:sz w:val="24"/>
           <w:szCs w:val="24"/>
-          <w:lang w:eastAsia="en-US"/>
-        </w:rPr>
-        <w:t>от ______________ № _________</w:t>
+          <w:lang w:val="en-US" w:eastAsia="en-US"/>
+        </w:rPr>
+        <w:t xml:space="preserve"> {</w:t>
+      </w:r>
+      <w:proofErr w:type="gramStart"/>
+      <w:r>
+        <w:rPr>
+          <w:rFonts w:eastAsia="Calibri"/>
+          <w:sz w:val="24"/>
+          <w:szCs w:val="24"/>
+          <w:lang w:val="en-US" w:eastAsia="en-US"/>
+        </w:rPr>
+        <w:t xml:space="preserve">{ </w:t>
+      </w:r>
+      <w:proofErr w:type="gramEnd"/>
+      <w:r>
+        <w:rPr>
+          <w:rFonts w:eastAsia="Calibri"/>
+          <w:sz w:val="24"/>
+          <w:szCs w:val="24"/>
+          <w:lang w:val="en-US" w:eastAsia="en-US"/>
+        </w:rPr>
+        <w:t>OUT_DATE }} № {{ OUT_NUMBER }}</w:t>
       </w:r>
     </w:p>
     <w:p>
@@ -3351,7 +3637,7 @@
           <w:b/>
           <w:sz w:val="28"/>
           <w:szCs w:val="28"/>
-          <w:lang w:eastAsia="en-US"/>
+          <w:lang w:val="en-US" w:eastAsia="en-US"/>
         </w:rPr>
       </w:pPr>
     </w:p>
@@ -3877,51 +4163,114 @@
               <w:rPr>
                 <w:rFonts w:eastAsia="Calibri"/>
                 <w:color w:val="000000"/>
-                <w:lang w:eastAsia="en-US"/>
+                <w:lang w:val="en-US" w:eastAsia="en-US"/>
               </w:rPr>
             </w:pPr>
+            <w:r>
+              <w:rPr>
+                <w:lang w:val="en-US"/>
+              </w:rPr>
+              <w:t xml:space="preserve">{% if </w:t>
+            </w:r>
+            <w:proofErr w:type="spellStart"/>
+            <w:r>
+              <w:rPr>
+                <w:lang w:val="en-US"/>
+              </w:rPr>
+              <w:t>payment_formula</w:t>
+            </w:r>
+            <w:proofErr w:type="spellEnd"/>
+            <w:r>
+              <w:rPr>
+                <w:lang w:val="en-US"/>
+              </w:rPr>
+              <w:t xml:space="preserve"> == '</w:t>
+            </w:r>
+            <w:proofErr w:type="spellStart"/>
+            <w:r>
+              <w:rPr>
+                <w:lang w:val="en-US"/>
+              </w:rPr>
+              <w:t>lep</w:t>
+            </w:r>
+            <w:proofErr w:type="spellEnd"/>
+            <w:r>
+              <w:rPr>
+                <w:lang w:val="en-US"/>
+              </w:rPr>
+              <w:t>' %}</w:t>
+            </w:r>
             <w:proofErr w:type="gramStart"/>
             <w:r>
-              <w:rPr>
-                <w:rFonts w:eastAsia="Calibri"/>
-                <w:color w:val="000000"/>
-                <w:lang w:eastAsia="en-US"/>
-              </w:rPr>
               <w:t>П</w:t>
             </w:r>
             <w:proofErr w:type="gramEnd"/>
             <w:r>
               <w:rPr>
-                <w:rFonts w:eastAsia="Calibri"/>
-                <w:color w:val="000000"/>
-                <w:lang w:eastAsia="en-US"/>
-              </w:rPr>
-              <w:t>= П</w:t>
-            </w:r>
-            <w:r>
-              <w:rPr>
-                <w:rFonts w:eastAsia="Calibri"/>
-                <w:color w:val="000000"/>
-                <w:vertAlign w:val="subscript"/>
-                <w:lang w:eastAsia="en-US"/>
-              </w:rPr>
-              <w:t>2020</w:t>
-            </w:r>
-            <w:r>
-              <w:rPr>
-                <w:rFonts w:eastAsia="Calibri"/>
-                <w:color w:val="000000"/>
-                <w:lang w:eastAsia="en-US"/>
-              </w:rPr>
-              <w:t xml:space="preserve"> × КИ × </w:t>
-            </w:r>
-            <w:r>
-              <w:rPr>
-                <w:rFonts w:eastAsia="Calibri"/>
-                <w:color w:val="000000"/>
-                <w:lang w:val="en-US" w:eastAsia="en-US"/>
-              </w:rPr>
-              <w:t>S</w:t>
+                <w:lang w:val="en-US"/>
+              </w:rPr>
+              <w:t xml:space="preserve">= </w:t>
+            </w:r>
+            <w:r>
+              <w:t>П</w:t>
+            </w:r>
+            <w:r>
+              <w:rPr>
+                <w:lang w:val="en-US"/>
+              </w:rPr>
+              <w:t xml:space="preserve">2020 × </w:t>
+            </w:r>
+            <w:r>
+              <w:t>КИ</w:t>
+            </w:r>
+            <w:r>
+              <w:rPr>
+                <w:lang w:val="en-US"/>
+              </w:rPr>
+              <w:t xml:space="preserve"> × S{% else %}</w:t>
+            </w:r>
+            <w:r>
+              <w:t>П</w:t>
+            </w:r>
+            <w:r>
+              <w:rPr>
+                <w:lang w:val="en-US"/>
+              </w:rPr>
+              <w:t xml:space="preserve">= </w:t>
+            </w:r>
+            <w:r>
+              <w:t>Су</w:t>
+            </w:r>
+            <w:r>
+              <w:rPr>
+                <w:lang w:val="en-US"/>
+              </w:rPr>
+              <w:t xml:space="preserve"> × </w:t>
+            </w:r>
+            <w:proofErr w:type="spellStart"/>
+            <w:r>
+              <w:t>Нст</w:t>
+            </w:r>
+            <w:proofErr w:type="spellEnd"/>
+            <w:r>
+              <w:rPr>
+                <w:lang w:val="en-US"/>
+              </w:rPr>
+              <w:t xml:space="preserve"> × S{% </w:t>
+            </w:r>
+            <w:proofErr w:type="spellStart"/>
+            <w:r>
+              <w:rPr>
+                <w:lang w:val="en-US"/>
+              </w:rPr>
+              <w:t>endif</w:t>
+            </w:r>
+            <w:proofErr w:type="spellEnd"/>
+            <w:r>
+              <w:rPr>
+                <w:lang w:val="en-US"/>
+              </w:rPr>
+              <w:t xml:space="preserve"> %}</w:t>
             </w:r>
           </w:p>
         </w:tc>
@@ -3941,7 +4290,7 @@
               <w:rPr>
                 <w:rFonts w:eastAsia="Calibri"/>
                 <w:color w:val="000000"/>
-                <w:lang w:eastAsia="en-US"/>
+                <w:lang w:val="en-US" w:eastAsia="en-US"/>
               </w:rPr>
             </w:pPr>
           </w:p>
@@ -4046,47 +4395,7 @@
               </w:rPr>
             </w:pPr>
             <w:r>
-              <w:rPr>
-                <w:rFonts w:eastAsia="Calibri"/>
-                <w:color w:val="000000"/>
-                <w:lang w:eastAsia="en-US"/>
-              </w:rPr>
-              <w:t>П</w:t>
-            </w:r>
-            <w:r>
-              <w:rPr>
-                <w:rFonts w:eastAsia="Calibri"/>
-                <w:color w:val="000000"/>
-                <w:vertAlign w:val="subscript"/>
-                <w:lang w:eastAsia="en-US"/>
-              </w:rPr>
-              <w:t>2020</w:t>
-            </w:r>
-            <w:r>
-              <w:rPr>
-                <w:rFonts w:eastAsia="Calibri"/>
-                <w:color w:val="000000"/>
-                <w:lang w:eastAsia="en-US"/>
-              </w:rPr>
-              <w:t xml:space="preserve"> – годовой размер платы за размещение объекта за 1 </w:t>
-            </w:r>
-            <w:proofErr w:type="spellStart"/>
-            <w:r>
-              <w:rPr>
-                <w:rFonts w:eastAsia="Calibri"/>
-                <w:color w:val="000000"/>
-                <w:lang w:eastAsia="en-US"/>
-              </w:rPr>
-              <w:t>кв.м</w:t>
-            </w:r>
-            <w:proofErr w:type="spellEnd"/>
-            <w:r>
-              <w:rPr>
-                <w:rFonts w:eastAsia="Calibri"/>
-                <w:color w:val="000000"/>
-                <w:lang w:eastAsia="en-US"/>
-              </w:rPr>
-              <w:t>., руб.</w:t>
+              <w:t>{% if payment_formula == 'lep' %}П2020 – годовой размер платы за размещение объекта за 1 кв.м., руб.{% else %}Су – удельный показатель кадастровой стоимости, руб./кв.м.{% endif %}</w:t>
             </w:r>
           </w:p>
         </w:tc>
@@ -4111,117 +4420,91 @@
             </w:pPr>
             <w:r>
               <w:rPr>
-                <w:rFonts w:eastAsia="Calibri"/>
-                <w:color w:val="000000"/>
-                <w:lang w:val="en-US" w:eastAsia="en-US"/>
+                <w:lang w:val="en-US"/>
               </w:rPr>
               <w:t xml:space="preserve">{% if </w:t>
             </w:r>
             <w:proofErr w:type="spellStart"/>
             <w:r>
               <w:rPr>
-                <w:rFonts w:eastAsia="Calibri"/>
-                <w:color w:val="000000"/>
-                <w:lang w:val="en-US" w:eastAsia="en-US"/>
+                <w:lang w:val="en-US"/>
               </w:rPr>
               <w:t>payment_formula</w:t>
             </w:r>
             <w:proofErr w:type="spellEnd"/>
             <w:r>
               <w:rPr>
-                <w:rFonts w:eastAsia="Calibri"/>
-                <w:color w:val="000000"/>
-                <w:lang w:val="en-US" w:eastAsia="en-US"/>
+                <w:lang w:val="en-US"/>
               </w:rPr>
               <w:t xml:space="preserve"> == '</w:t>
             </w:r>
             <w:proofErr w:type="spellStart"/>
             <w:r>
               <w:rPr>
-                <w:rFonts w:eastAsia="Calibri"/>
-                <w:color w:val="000000"/>
-                <w:lang w:val="en-US" w:eastAsia="en-US"/>
+                <w:lang w:val="en-US"/>
               </w:rPr>
               <w:t>lep</w:t>
             </w:r>
             <w:proofErr w:type="spellEnd"/>
             <w:r>
               <w:rPr>
-                <w:rFonts w:eastAsia="Calibri"/>
-                <w:color w:val="000000"/>
-                <w:lang w:val="en-US" w:eastAsia="en-US"/>
+                <w:lang w:val="en-US"/>
               </w:rPr>
               <w:t>' %}{</w:t>
             </w:r>
             <w:proofErr w:type="gramStart"/>
             <w:r>
               <w:rPr>
-                <w:rFonts w:eastAsia="Calibri"/>
-                <w:color w:val="000000"/>
-                <w:lang w:val="en-US" w:eastAsia="en-US"/>
+                <w:lang w:val="en-US"/>
               </w:rPr>
               <w:t xml:space="preserve">{ </w:t>
             </w:r>
             <w:proofErr w:type="spellStart"/>
             <w:r>
               <w:rPr>
-                <w:rFonts w:eastAsia="Calibri"/>
-                <w:color w:val="000000"/>
-                <w:lang w:val="en-US" w:eastAsia="en-US"/>
+                <w:lang w:val="en-US"/>
               </w:rPr>
               <w:t>formula</w:t>
             </w:r>
             <w:proofErr w:type="gramEnd"/>
             <w:r>
               <w:rPr>
-                <w:rFonts w:eastAsia="Calibri"/>
-                <w:color w:val="000000"/>
-                <w:lang w:val="en-US" w:eastAsia="en-US"/>
+                <w:lang w:val="en-US"/>
               </w:rPr>
               <w:t>_params.base_rate</w:t>
             </w:r>
             <w:proofErr w:type="spellEnd"/>
             <w:r>
               <w:rPr>
-                <w:rFonts w:eastAsia="Calibri"/>
-                <w:color w:val="000000"/>
-                <w:lang w:val="en-US" w:eastAsia="en-US"/>
+                <w:lang w:val="en-US"/>
               </w:rPr>
               <w:t xml:space="preserve"> | string | replace('.', ',') }}{% else %}{</w:t>
             </w:r>
             <w:proofErr w:type="gramStart"/>
             <w:r>
               <w:rPr>
-                <w:rFonts w:eastAsia="Calibri"/>
-                <w:color w:val="000000"/>
-                <w:lang w:val="en-US" w:eastAsia="en-US"/>
+                <w:lang w:val="en-US"/>
               </w:rPr>
               <w:t>{ formula</w:t>
             </w:r>
             <w:proofErr w:type="gramEnd"/>
             <w:r>
               <w:rPr>
-                <w:rFonts w:eastAsia="Calibri"/>
-                <w:color w:val="000000"/>
-                <w:lang w:val="en-US" w:eastAsia="en-US"/>
+                <w:lang w:val="en-US"/>
               </w:rPr>
               <w:t xml:space="preserve">_params.su | string | replace('.', ',') }}{% </w:t>
             </w:r>
             <w:proofErr w:type="spellStart"/>
             <w:r>
               <w:rPr>
-                <w:rFonts w:eastAsia="Calibri"/>
-                <w:color w:val="000000"/>
-                <w:lang w:val="en-US" w:eastAsia="en-US"/>
+                <w:lang w:val="en-US"/>
               </w:rPr>
               <w:t>endif</w:t>
             </w:r>
             <w:proofErr w:type="spellEnd"/>
             <w:r>
               <w:rPr>
-                <w:rFonts w:eastAsia="Calibri"/>
-                <w:color w:val="000000"/>
-                <w:lang w:val="en-US" w:eastAsia="en-US"/>
+                <w:lang w:val="en-US"/>
               </w:rPr>
               <w:t xml:space="preserve"> %}</w:t>
             </w:r>
@@ -4263,173 +4546,211 @@
               <w:rPr>
                 <w:rFonts w:eastAsia="Calibri"/>
                 <w:color w:val="000000"/>
-                <w:lang w:eastAsia="en-US"/>
+                <w:lang w:val="en-US" w:eastAsia="en-US"/>
               </w:rPr>
             </w:pPr>
             <w:r>
               <w:rPr>
-                <w:rFonts w:eastAsia="Calibri"/>
-                <w:bCs/>
-                <w:color w:val="000000"/>
-                <w:lang w:eastAsia="en-US"/>
-              </w:rPr>
-              <w:t>КИ – произведение коэффициентов, учитывающих уровень инфляции</w:t>
-            </w:r>
-            <w:r>
-              <w:rPr>
-                <w:rFonts w:eastAsia="Calibri"/>
-                <w:color w:val="000000"/>
-                <w:lang w:eastAsia="en-US"/>
+                <w:lang w:val="en-US"/>
+              </w:rPr>
+              <w:t xml:space="preserve">{% if </w:t>
+            </w:r>
+            <w:proofErr w:type="spellStart"/>
+            <w:r>
+              <w:rPr>
+                <w:lang w:val="en-US"/>
+              </w:rPr>
+              <w:t>payment_formula</w:t>
+            </w:r>
+            <w:proofErr w:type="spellEnd"/>
+            <w:r>
+              <w:rPr>
+                <w:lang w:val="en-US"/>
+              </w:rPr>
+              <w:t xml:space="preserve"> == '</w:t>
+            </w:r>
+            <w:proofErr w:type="spellStart"/>
+            <w:r>
+              <w:rPr>
+                <w:lang w:val="en-US"/>
+              </w:rPr>
+              <w:t>lep</w:t>
+            </w:r>
+            <w:proofErr w:type="spellEnd"/>
+            <w:r>
+              <w:rPr>
+                <w:lang w:val="en-US"/>
+              </w:rPr>
+              <w:t>' %}</w:t>
+            </w:r>
+            <w:r>
+              <w:t>КИ</w:t>
+            </w:r>
+            <w:r>
+              <w:rPr>
+                <w:lang w:val="en-US"/>
+              </w:rPr>
+              <w:t xml:space="preserve"> – </w:t>
+            </w:r>
+            <w:r>
+              <w:t>произведение</w:t>
+            </w:r>
+            <w:r>
+              <w:rPr>
+                <w:lang w:val="en-US"/>
               </w:rPr>
               <w:t xml:space="preserve"> </w:t>
             </w:r>
-          </w:p>
-          <w:p>
-            <w:pPr>
-              <w:widowControl/>
-              <w:ind w:firstLine="318"/>
-              <w:jc w:val="left"/>
-              <w:rPr>
-                <w:rFonts w:eastAsia="Calibri"/>
-                <w:bCs/>
-                <w:color w:val="000000"/>
-                <w:lang w:eastAsia="en-US"/>
-              </w:rPr>
-            </w:pPr>
-            <w:r>
-              <w:rPr>
-                <w:rFonts w:eastAsia="Calibri"/>
-                <w:color w:val="000000"/>
-                <w:lang w:eastAsia="en-US"/>
-              </w:rPr>
-              <w:t>КИ = КИ</w:t>
-            </w:r>
-            <w:r>
-              <w:rPr>
-                <w:rFonts w:eastAsia="Calibri"/>
-                <w:color w:val="000000"/>
-                <w:vertAlign w:val="subscript"/>
-                <w:lang w:eastAsia="en-US"/>
-              </w:rPr>
-              <w:t>2021</w:t>
-            </w:r>
-            <w:r>
-              <w:rPr>
-                <w:rFonts w:eastAsia="Calibri"/>
-                <w:color w:val="000000"/>
-                <w:lang w:eastAsia="en-US"/>
-              </w:rPr>
-              <w:t xml:space="preserve"> × КИ</w:t>
-            </w:r>
-            <w:r>
-              <w:rPr>
-                <w:rFonts w:eastAsia="Calibri"/>
-                <w:color w:val="000000"/>
-                <w:vertAlign w:val="subscript"/>
-                <w:lang w:eastAsia="en-US"/>
-              </w:rPr>
-              <w:t>2022</w:t>
-            </w:r>
-            <w:r>
-              <w:rPr>
-                <w:rFonts w:eastAsia="Calibri"/>
-                <w:color w:val="000000"/>
-                <w:lang w:eastAsia="en-US"/>
-              </w:rPr>
-              <w:t xml:space="preserve"> × КИ</w:t>
-            </w:r>
-            <w:r>
-              <w:rPr>
-                <w:rFonts w:eastAsia="Calibri"/>
-                <w:color w:val="000000"/>
-                <w:vertAlign w:val="subscript"/>
-                <w:lang w:eastAsia="en-US"/>
-              </w:rPr>
-              <w:t>2023</w:t>
-            </w:r>
-            <w:r>
-              <w:rPr>
-                <w:rFonts w:eastAsia="Calibri"/>
-                <w:color w:val="000000"/>
-                <w:lang w:eastAsia="en-US"/>
-              </w:rPr>
-              <w:t xml:space="preserve"> × КИ</w:t>
-            </w:r>
-            <w:r>
-              <w:rPr>
-                <w:rFonts w:eastAsia="Calibri"/>
-                <w:color w:val="000000"/>
-                <w:vertAlign w:val="subscript"/>
-                <w:lang w:eastAsia="en-US"/>
-              </w:rPr>
-              <w:t>2024</w:t>
-            </w:r>
-            <w:r>
-              <w:rPr>
-                <w:rFonts w:eastAsia="Calibri"/>
-                <w:color w:val="000000"/>
-                <w:lang w:eastAsia="en-US"/>
-              </w:rPr>
-              <w:t xml:space="preserve"> × КИ</w:t>
-            </w:r>
-            <w:r>
-              <w:rPr>
-                <w:rFonts w:eastAsia="Calibri"/>
-                <w:color w:val="000000"/>
-                <w:vertAlign w:val="subscript"/>
-                <w:lang w:eastAsia="en-US"/>
-              </w:rPr>
-              <w:t>2025</w:t>
-            </w:r>
-            <w:r>
-              <w:rPr>
-                <w:rFonts w:eastAsia="Calibri"/>
-                <w:color w:val="000000"/>
-                <w:lang w:eastAsia="en-US"/>
+            <w:r>
+              <w:t>коэффициентов</w:t>
+            </w:r>
+            <w:r>
+              <w:rPr>
+                <w:lang w:val="en-US"/>
+              </w:rPr>
+              <w:t xml:space="preserve">, </w:t>
+            </w:r>
+            <w:r>
+              <w:t>учитывающих</w:t>
+            </w:r>
+            <w:r>
+              <w:rPr>
+                <w:lang w:val="en-US"/>
               </w:rPr>
               <w:t xml:space="preserve"> </w:t>
             </w:r>
             <w:r>
-              <w:rPr>
-                <w:rFonts w:eastAsia="Calibri"/>
-                <w:color w:val="000000"/>
-                <w:lang w:eastAsia="en-US"/>
-              </w:rPr>
-              <w:t>× КИ</w:t>
-            </w:r>
-            <w:r>
-              <w:rPr>
-                <w:rFonts w:eastAsia="Calibri"/>
-                <w:color w:val="000000"/>
-                <w:vertAlign w:val="subscript"/>
-                <w:lang w:eastAsia="en-US"/>
-              </w:rPr>
-              <w:t>202</w:t>
-            </w:r>
-            <w:r>
-              <w:rPr>
-                <w:rFonts w:eastAsia="Calibri"/>
-                <w:color w:val="000000"/>
-                <w:vertAlign w:val="subscript"/>
-                <w:lang w:eastAsia="en-US"/>
-              </w:rPr>
-              <w:t>6</w:t>
-            </w:r>
-            <w:r>
-              <w:rPr>
-                <w:rFonts w:eastAsia="Calibri"/>
-                <w:color w:val="000000"/>
-                <w:lang w:eastAsia="en-US"/>
+              <w:t>уровень</w:t>
+            </w:r>
+            <w:r>
+              <w:rPr>
+                <w:lang w:val="en-US"/>
               </w:rPr>
               <w:t xml:space="preserve"> </w:t>
             </w:r>
             <w:r>
-              <w:rPr>
-                <w:rFonts w:eastAsia="Calibri"/>
-                <w:color w:val="000000"/>
-                <w:lang w:eastAsia="en-US"/>
-              </w:rPr>
-              <w:t>= 1,037 × 1,040 × 1,055× 1,045×1,04</w:t>
+              <w:t>инфляции</w:t>
+            </w:r>
+            <w:r>
+              <w:rPr>
+                <w:lang w:val="en-US"/>
+              </w:rPr>
+              <w:br/>
+            </w:r>
+            <w:r>
+              <w:t>КИ</w:t>
+            </w:r>
+            <w:r>
+              <w:rPr>
+                <w:lang w:val="en-US"/>
+              </w:rPr>
+              <w:t xml:space="preserve"> = </w:t>
+            </w:r>
+            <w:r>
+              <w:t>КИ</w:t>
+            </w:r>
+            <w:r>
+              <w:rPr>
+                <w:lang w:val="en-US"/>
+              </w:rPr>
+              <w:t xml:space="preserve">2021 × </w:t>
+            </w:r>
+            <w:r>
+              <w:t>КИ</w:t>
+            </w:r>
+            <w:r>
+              <w:rPr>
+                <w:lang w:val="en-US"/>
+              </w:rPr>
+              <w:t xml:space="preserve">2022 × </w:t>
+            </w:r>
+            <w:r>
+              <w:t>КИ</w:t>
+            </w:r>
+            <w:r>
+              <w:rPr>
+                <w:lang w:val="en-US"/>
+              </w:rPr>
+              <w:t xml:space="preserve">2023 × </w:t>
+            </w:r>
+            <w:r>
+              <w:t>КИ</w:t>
+            </w:r>
+            <w:r>
+              <w:rPr>
+                <w:lang w:val="en-US"/>
+              </w:rPr>
+              <w:t xml:space="preserve">2024 × </w:t>
+            </w:r>
+            <w:r>
+              <w:t>КИ</w:t>
+            </w:r>
+            <w:r>
+              <w:rPr>
+                <w:lang w:val="en-US"/>
+              </w:rPr>
+              <w:t xml:space="preserve">2025 × </w:t>
+            </w:r>
+            <w:r>
+              <w:t>КИ</w:t>
+            </w:r>
+            <w:r>
+              <w:rPr>
+                <w:lang w:val="en-US"/>
+              </w:rPr>
+              <w:t>2026 = 1,037 × 1,040 × 1,055 × 1,045 × 1,04{% else %}</w:t>
+            </w:r>
+            <w:proofErr w:type="spellStart"/>
+            <w:r>
+              <w:t>Нст</w:t>
+            </w:r>
+            <w:proofErr w:type="spellEnd"/>
+            <w:r>
+              <w:rPr>
+                <w:lang w:val="en-US"/>
+              </w:rPr>
+              <w:t xml:space="preserve"> – </w:t>
+            </w:r>
+            <w:r>
+              <w:t>ставка</w:t>
+            </w:r>
+            <w:r>
+              <w:rPr>
+                <w:lang w:val="en-US"/>
+              </w:rPr>
+              <w:t xml:space="preserve"> </w:t>
+            </w:r>
+            <w:r>
+              <w:t>арендной</w:t>
+            </w:r>
+            <w:r>
+              <w:rPr>
+                <w:lang w:val="en-US"/>
+              </w:rPr>
+              <w:t xml:space="preserve"> </w:t>
+            </w:r>
+            <w:r>
+              <w:t>платы</w:t>
+            </w:r>
+            <w:r>
+              <w:rPr>
+                <w:lang w:val="en-US"/>
+              </w:rPr>
+              <w:t xml:space="preserve"> (1,5%){% </w:t>
+            </w:r>
+            <w:proofErr w:type="spellStart"/>
+            <w:r>
+              <w:rPr>
+                <w:lang w:val="en-US"/>
+              </w:rPr>
+              <w:t>endif</w:t>
+            </w:r>
+            <w:proofErr w:type="spellEnd"/>
+            <w:r>
+              <w:rPr>
+                <w:lang w:val="en-US"/>
+              </w:rPr>
+              <w:t xml:space="preserve"> %}</w:t>
             </w:r>
           </w:p>
         </w:tc>
@@ -4454,117 +4775,91 @@
             </w:pPr>
             <w:r>
               <w:rPr>
-                <w:rFonts w:eastAsia="Calibri"/>
-                <w:color w:val="000000"/>
-                <w:lang w:val="en-US" w:eastAsia="en-US"/>
+                <w:lang w:val="en-US"/>
               </w:rPr>
               <w:t xml:space="preserve">{% if </w:t>
             </w:r>
             <w:proofErr w:type="spellStart"/>
             <w:r>
               <w:rPr>
-                <w:rFonts w:eastAsia="Calibri"/>
-                <w:color w:val="000000"/>
-                <w:lang w:val="en-US" w:eastAsia="en-US"/>
+                <w:lang w:val="en-US"/>
               </w:rPr>
               <w:t>payment_formula</w:t>
             </w:r>
             <w:proofErr w:type="spellEnd"/>
             <w:r>
               <w:rPr>
-                <w:rFonts w:eastAsia="Calibri"/>
-                <w:color w:val="000000"/>
-                <w:lang w:val="en-US" w:eastAsia="en-US"/>
+                <w:lang w:val="en-US"/>
               </w:rPr>
               <w:t xml:space="preserve"> == '</w:t>
             </w:r>
             <w:proofErr w:type="spellStart"/>
             <w:r>
               <w:rPr>
-                <w:rFonts w:eastAsia="Calibri"/>
-                <w:color w:val="000000"/>
-                <w:lang w:val="en-US" w:eastAsia="en-US"/>
+                <w:lang w:val="en-US"/>
               </w:rPr>
               <w:t>lep</w:t>
             </w:r>
             <w:proofErr w:type="spellEnd"/>
             <w:r>
               <w:rPr>
-                <w:rFonts w:eastAsia="Calibri"/>
-                <w:color w:val="000000"/>
-                <w:lang w:val="en-US" w:eastAsia="en-US"/>
+                <w:lang w:val="en-US"/>
               </w:rPr>
               <w:t>' %}{</w:t>
             </w:r>
             <w:proofErr w:type="gramStart"/>
             <w:r>
               <w:rPr>
-                <w:rFonts w:eastAsia="Calibri"/>
-                <w:color w:val="000000"/>
-                <w:lang w:val="en-US" w:eastAsia="en-US"/>
+                <w:lang w:val="en-US"/>
               </w:rPr>
               <w:t>{ formula</w:t>
             </w:r>
             <w:proofErr w:type="gramEnd"/>
             <w:r>
               <w:rPr>
-                <w:rFonts w:eastAsia="Calibri"/>
-                <w:color w:val="000000"/>
-                <w:lang w:val="en-US" w:eastAsia="en-US"/>
+                <w:lang w:val="en-US"/>
               </w:rPr>
               <w:t>_params.ki | string | replace('.', ',') }}{% else %}{</w:t>
             </w:r>
             <w:proofErr w:type="gramStart"/>
             <w:r>
               <w:rPr>
-                <w:rFonts w:eastAsia="Calibri"/>
-                <w:color w:val="000000"/>
-                <w:lang w:val="en-US" w:eastAsia="en-US"/>
+                <w:lang w:val="en-US"/>
               </w:rPr>
               <w:t xml:space="preserve">{ </w:t>
             </w:r>
             <w:proofErr w:type="spellStart"/>
             <w:r>
               <w:rPr>
-                <w:rFonts w:eastAsia="Calibri"/>
-                <w:color w:val="000000"/>
-                <w:lang w:val="en-US" w:eastAsia="en-US"/>
+                <w:lang w:val="en-US"/>
               </w:rPr>
               <w:t>formula</w:t>
             </w:r>
             <w:proofErr w:type="gramEnd"/>
             <w:r>
               <w:rPr>
-                <w:rFonts w:eastAsia="Calibri"/>
-                <w:color w:val="000000"/>
-                <w:lang w:val="en-US" w:eastAsia="en-US"/>
+                <w:lang w:val="en-US"/>
               </w:rPr>
               <w:t>_params.nst</w:t>
             </w:r>
             <w:proofErr w:type="spellEnd"/>
             <w:r>
               <w:rPr>
-                <w:rFonts w:eastAsia="Calibri"/>
-                <w:color w:val="000000"/>
-                <w:lang w:val="en-US" w:eastAsia="en-US"/>
+                <w:lang w:val="en-US"/>
               </w:rPr>
               <w:t xml:space="preserve"> | string | replace('.', ',') }}{% </w:t>
             </w:r>
             <w:proofErr w:type="spellStart"/>
             <w:r>
               <w:rPr>
-                <w:rFonts w:eastAsia="Calibri"/>
-                <w:color w:val="000000"/>
-                <w:lang w:val="en-US" w:eastAsia="en-US"/>
+                <w:lang w:val="en-US"/>
               </w:rPr>
               <w:t>endif</w:t>
             </w:r>
             <w:proofErr w:type="spellEnd"/>
             <w:r>
               <w:rPr>
-                <w:rFonts w:eastAsia="Calibri"/>
-                <w:color w:val="000000"/>
-                <w:lang w:val="en-US" w:eastAsia="en-US"/>
+                <w:lang w:val="en-US"/>
               </w:rPr>
               <w:t xml:space="preserve"> %}</w:t>
             </w:r>
@@ -5143,7 +5438,7 @@
           <w:szCs w:val="16"/>
           <w:lang w:eastAsia="en-US"/>
         </w:rPr>
-        <w:t xml:space="preserve"> год, установлен в соответствии с Федеральным законом от </w:t>
+        <w:t xml:space="preserve"> год, </w:t>
       </w:r>
       <w:r>
         <w:rPr>
@@ -5152,7 +5447,8 @@
           <w:szCs w:val="16"/>
           <w:lang w:eastAsia="en-US"/>
         </w:rPr>
-        <w:t>05</w:t>
+        <w:lastRenderedPageBreak/>
+        <w:t xml:space="preserve">установлен в соответствии с Федеральным законом от </w:t>
       </w:r>
       <w:r>
         <w:rPr>
@@ -5161,7 +5457,7 @@
           <w:szCs w:val="16"/>
           <w:lang w:eastAsia="en-US"/>
         </w:rPr>
-        <w:t>.12.202</w:t>
+        <w:t>05</w:t>
       </w:r>
       <w:r>
         <w:rPr>
@@ -5170,7 +5466,7 @@
           <w:szCs w:val="16"/>
           <w:lang w:eastAsia="en-US"/>
         </w:rPr>
-        <w:t>2</w:t>
+        <w:t>.12.202</w:t>
       </w:r>
       <w:r>
         <w:rPr>
@@ -5179,7 +5475,7 @@
           <w:szCs w:val="16"/>
           <w:lang w:eastAsia="en-US"/>
         </w:rPr>
-        <w:t xml:space="preserve"> №</w:t>
+        <w:t>2</w:t>
       </w:r>
       <w:r>
         <w:rPr>
@@ -5188,7 +5484,7 @@
           <w:szCs w:val="16"/>
           <w:lang w:eastAsia="en-US"/>
         </w:rPr>
-        <w:t>466</w:t>
+        <w:t xml:space="preserve"> №</w:t>
       </w:r>
       <w:r>
         <w:rPr>
@@ -5197,7 +5493,7 @@
           <w:szCs w:val="16"/>
           <w:lang w:eastAsia="en-US"/>
         </w:rPr>
-        <w:t>-ФЗ «О федеральном бюджете на 202</w:t>
+        <w:t>466</w:t>
       </w:r>
       <w:r>
         <w:rPr>
@@ -5206,7 +5502,7 @@
           <w:szCs w:val="16"/>
           <w:lang w:eastAsia="en-US"/>
         </w:rPr>
-        <w:t>3</w:t>
+        <w:t>-ФЗ «О федеральном бюджете на 202</w:t>
       </w:r>
       <w:r>
         <w:rPr>
@@ -5215,7 +5511,7 @@
           <w:szCs w:val="16"/>
           <w:lang w:eastAsia="en-US"/>
         </w:rPr>
-        <w:t xml:space="preserve"> год и на плановый период 202</w:t>
+        <w:t>3</w:t>
       </w:r>
       <w:r>
         <w:rPr>
@@ -5224,7 +5520,7 @@
           <w:szCs w:val="16"/>
           <w:lang w:eastAsia="en-US"/>
         </w:rPr>
-        <w:t>4</w:t>
+        <w:t xml:space="preserve"> год и на плановый период 202</w:t>
       </w:r>
       <w:r>
         <w:rPr>
@@ -5233,7 +5529,7 @@
           <w:szCs w:val="16"/>
           <w:lang w:eastAsia="en-US"/>
         </w:rPr>
-        <w:t xml:space="preserve"> и </w:t>
+        <w:t>4</w:t>
       </w:r>
       <w:r>
         <w:rPr>
@@ -5242,8 +5538,7 @@
           <w:szCs w:val="16"/>
           <w:lang w:eastAsia="en-US"/>
         </w:rPr>
-        <w:lastRenderedPageBreak/>
-        <w:t>202</w:t>
+        <w:t xml:space="preserve"> и 202</w:t>
       </w:r>
       <w:r>
         <w:rPr>
@@ -5482,6 +5777,11 @@
           <w:lang w:eastAsia="en-US"/>
         </w:rPr>
         <w:t xml:space="preserve"> администрации города Новокузнецка решения о разрешении размещения объекта.</w:t>
+      </w:r>
+    </w:p>
+    <w:p>
+      <w:r>
+        <w:t>{%p endif %}</w:t>
       </w:r>
     </w:p>
     <w:sectPr>
@@ -8511,7 +8811,7 @@
 </file>
 
 <file path=customXml/itemProps1.xml><?xml version="1.0" encoding="utf-8"?>
-<ds:datastoreItem xmlns:ds="http://schemas.openxmlformats.org/officeDocument/2006/customXml" ds:itemID="{EE903602-11F1-413C-AA33-3525E1776B6A}">
+<ds:datastoreItem xmlns:ds="http://schemas.openxmlformats.org/officeDocument/2006/customXml" ds:itemID="{E22AC4C2-2215-4848-AD83-7B30255AE14E}">
   <ds:schemaRefs>
     <ds:schemaRef ds:uri="http://schemas.openxmlformats.org/officeDocument/2006/bibliography"/>
   </ds:schemaRefs>

--- a/backend/templates/rrr/decision_template.docx
+++ b/backend/templates/rrr/decision_template.docx
@@ -261,15 +261,41 @@
         <w:rPr>
           <w:sz w:val="24"/>
           <w:szCs w:val="24"/>
-          <w:lang w:eastAsia="en-US"/>
-        </w:rPr>
-      </w:pPr>
-      <w:r>
-        <w:rPr>
-          <w:sz w:val="24"/>
-          <w:szCs w:val="24"/>
-        </w:rPr>
-        <w:t>от ______________ № ____________</w:t>
+          <w:lang w:val="en-US" w:eastAsia="en-US"/>
+        </w:rPr>
+      </w:pPr>
+      <w:r>
+        <w:rPr>
+          <w:sz w:val="24"/>
+          <w:szCs w:val="24"/>
+        </w:rPr>
+        <w:t>от</w:t>
+      </w:r>
+      <w:r>
+        <w:rPr>
+          <w:sz w:val="24"/>
+          <w:szCs w:val="24"/>
+          <w:lang w:val="en-US"/>
+        </w:rPr>
+        <w:t xml:space="preserve"> {</w:t>
+      </w:r>
+      <w:proofErr w:type="gramStart"/>
+      <w:r>
+        <w:rPr>
+          <w:sz w:val="24"/>
+          <w:szCs w:val="24"/>
+          <w:lang w:val="en-US"/>
+        </w:rPr>
+        <w:t xml:space="preserve">{ </w:t>
+      </w:r>
+      <w:proofErr w:type="gramEnd"/>
+      <w:r>
+        <w:rPr>
+          <w:sz w:val="24"/>
+          <w:szCs w:val="24"/>
+          <w:lang w:val="en-US"/>
+        </w:rPr>
+        <w:t>OUT_DATE }} № {{ OUT_NUMBER }}</w:t>
       </w:r>
     </w:p>
     <w:p>
@@ -283,7 +309,7 @@
         <w:rPr>
           <w:sz w:val="24"/>
           <w:szCs w:val="24"/>
-          <w:lang w:eastAsia="en-US"/>
+          <w:lang w:val="en-US" w:eastAsia="en-US"/>
         </w:rPr>
       </w:pPr>
     </w:p>
@@ -298,7 +324,7 @@
         <w:rPr>
           <w:sz w:val="24"/>
           <w:szCs w:val="24"/>
-          <w:lang w:eastAsia="en-US"/>
+          <w:lang w:val="en-US" w:eastAsia="en-US"/>
         </w:rPr>
       </w:pPr>
     </w:p>
@@ -422,7 +448,6 @@
           <w:szCs w:val="24"/>
         </w:rPr>
       </w:pPr>
-      <w:proofErr w:type="gramStart"/>
       <w:r>
         <w:rPr>
           <w:sz w:val="24"/>
@@ -481,39 +506,7 @@
           <w:sz w:val="24"/>
           <w:szCs w:val="24"/>
         </w:rPr>
-        <w:t>статьи 51 Градостроительного кодекса Российской Федерации, постановления Правительства Российской Федерации от 12.11.2020 №1816 «Об утверждении</w:t>
-      </w:r>
-      <w:proofErr w:type="gramEnd"/>
-      <w:r>
-        <w:rPr>
-          <w:sz w:val="24"/>
-          <w:szCs w:val="24"/>
-        </w:rPr>
-        <w:t xml:space="preserve"> перечня случаев, при которых </w:t>
-      </w:r>
-      <w:proofErr w:type="gramStart"/>
-      <w:r>
-        <w:rPr>
-          <w:sz w:val="24"/>
-          <w:szCs w:val="24"/>
-        </w:rPr>
-        <w:t>для</w:t>
-      </w:r>
-      <w:proofErr w:type="gramEnd"/>
-      <w:r>
-        <w:rPr>
-          <w:sz w:val="24"/>
-          <w:szCs w:val="24"/>
-        </w:rPr>
-        <w:t xml:space="preserve"> строительства, реконструкции линейного объекта не требуется подготовка документации по планировке территории», постановления Коллегии Администрации Кемеровской области от 01.07.2015 №213 «Об утверждении Положения о порядке и условиях размещения видов </w:t>
-      </w:r>
-      <w:proofErr w:type="gramStart"/>
-      <w:r>
-        <w:rPr>
-          <w:sz w:val="24"/>
-          <w:szCs w:val="24"/>
-        </w:rPr>
-        <w:t xml:space="preserve">объектов, перечень которых утвержден постановлением Правительства Российской Федерации от 03.12.2014 №1300 «Об утверждении перечня видов объектов, размещение которых может осуществляться на землях или земельных участках, находящихся в государственной или муниципальной собственности, без предоставления земельных участков и установления сервитутов», на землях и земельных участках, находящихся в государственной или муниципальной собственности, без предоставления земельных участков и установления сервитутов, публичного сервитута», </w:t>
+        <w:t>статьи 51 Градостроительного кодекса Российской Федерации, постановления Правительства Российской Федерации от 12.11.2020 №1816 «Об утверждении перечня случаев, при которых для строительства, реконструкции линейного объекта не требуется подготовка документации по планировке территории»,</w:t>
       </w:r>
       <w:r>
         <w:rPr>
@@ -536,7 +529,21 @@
           <w:sz w:val="24"/>
           <w:szCs w:val="24"/>
         </w:rPr>
-        <w:t xml:space="preserve"> %}{% </w:t>
+        <w:t xml:space="preserve"> %}</w:t>
+      </w:r>
+      <w:r>
+        <w:rPr>
+          <w:sz w:val="24"/>
+          <w:szCs w:val="24"/>
+        </w:rPr>
+        <w:t xml:space="preserve">постановления Коллегии Администрации Кемеровской области от 01.07.2015 №213 «Об утверждении Положения о порядке и условиях размещения видов объектов, перечень которых утвержден постановлением Правительства Российской Федерации от 03.12.2014 №1300 «Об утверждении перечня видов объектов, размещение которых может осуществляться на землях или земельных участках, находящихся в государственной или муниципальной собственности, без предоставления земельных участков и установления сервитутов», на землях и земельных участках, находящихся в государственной или муниципальной собственности, без предоставления земельных участков и установления сервитутов, публичного сервитута», </w:t>
+      </w:r>
+      <w:r>
+        <w:rPr>
+          <w:sz w:val="24"/>
+          <w:szCs w:val="24"/>
+        </w:rPr>
+        <w:t xml:space="preserve">{% </w:t>
       </w:r>
       <w:proofErr w:type="spellStart"/>
       <w:r>
@@ -547,7 +554,6 @@
         <w:t>if</w:t>
       </w:r>
       <w:proofErr w:type="spellEnd"/>
-      <w:proofErr w:type="gramEnd"/>
       <w:r>
         <w:rPr>
           <w:sz w:val="24"/>
@@ -569,18 +575,9 @@
           <w:sz w:val="24"/>
           <w:szCs w:val="24"/>
         </w:rPr>
-        <w:t xml:space="preserve"> %}, {</w:t>
-      </w:r>
-      <w:proofErr w:type="gramStart"/>
-      <w:r>
-        <w:rPr>
-          <w:sz w:val="24"/>
-          <w:szCs w:val="24"/>
-        </w:rPr>
-        <w:t xml:space="preserve">{ </w:t>
+        <w:t xml:space="preserve"> %}{{ </w:t>
       </w:r>
       <w:proofErr w:type="spellStart"/>
-      <w:proofErr w:type="gramEnd"/>
       <w:r>
         <w:rPr>
           <w:sz w:val="24"/>
@@ -610,7 +607,7 @@
           <w:sz w:val="24"/>
           <w:szCs w:val="24"/>
         </w:rPr>
-        <w:t xml:space="preserve"> %}, </w:t>
+        <w:t xml:space="preserve"> %} </w:t>
       </w:r>
       <w:r>
         <w:rPr>
@@ -896,23 +893,7 @@
           <w:sz w:val="24"/>
           <w:szCs w:val="24"/>
         </w:rPr>
-        <w:t xml:space="preserve">условным номером </w:t>
-      </w:r>
-      <w:proofErr w:type="gramStart"/>
-      <w:r>
-        <w:rPr>
-          <w:sz w:val="24"/>
-          <w:szCs w:val="24"/>
-        </w:rPr>
-        <w:t>:З</w:t>
-      </w:r>
-      <w:proofErr w:type="gramEnd"/>
-      <w:r>
-        <w:rPr>
-          <w:sz w:val="24"/>
-          <w:szCs w:val="24"/>
-        </w:rPr>
-        <w:t xml:space="preserve">У1, площадью </w:t>
+        <w:t xml:space="preserve">условным номером :ЗУ1, площадью </w:t>
       </w:r>
       <w:r>
         <w:rPr>
@@ -925,9 +906,8 @@
         <w:rPr>
           <w:sz w:val="24"/>
           <w:szCs w:val="24"/>
-          <w:lang w:val="en-US"/>
-        </w:rPr>
-        <w:t> </w:t>
+        </w:rPr>
+        <w:t xml:space="preserve"> </w:t>
       </w:r>
       <w:proofErr w:type="spellStart"/>
       <w:r>
@@ -950,23 +930,7 @@
           <w:sz w:val="24"/>
           <w:szCs w:val="24"/>
         </w:rPr>
-        <w:t>{{ LOCATION</w:t>
-      </w:r>
-      <w:proofErr w:type="gramStart"/>
-      <w:r>
-        <w:rPr>
-          <w:sz w:val="24"/>
-          <w:szCs w:val="24"/>
-        </w:rPr>
-        <w:t xml:space="preserve"> }</w:t>
-      </w:r>
-      <w:proofErr w:type="gramEnd"/>
-      <w:r>
-        <w:rPr>
-          <w:sz w:val="24"/>
-          <w:szCs w:val="24"/>
-        </w:rPr>
-        <w:t>}</w:t>
+        <w:t>{{ LOCATION }}</w:t>
       </w:r>
       <w:r>
         <w:rPr>
@@ -1151,38 +1115,25 @@
         <w:rPr>
           <w:sz w:val="24"/>
           <w:szCs w:val="24"/>
-        </w:rPr>
-        <w:t xml:space="preserve">{% </w:t>
+          <w:lang w:val="en-US"/>
+        </w:rPr>
+        <w:t xml:space="preserve">{% if </w:t>
       </w:r>
       <w:proofErr w:type="spellStart"/>
       <w:r>
         <w:rPr>
           <w:sz w:val="24"/>
           <w:szCs w:val="24"/>
-        </w:rPr>
-        <w:t>if</w:t>
+          <w:lang w:val="en-US"/>
+        </w:rPr>
+        <w:t>has_payment</w:t>
       </w:r>
       <w:proofErr w:type="spellEnd"/>
       <w:r>
         <w:rPr>
           <w:sz w:val="24"/>
           <w:szCs w:val="24"/>
-        </w:rPr>
-        <w:t xml:space="preserve"> </w:t>
-      </w:r>
-      <w:proofErr w:type="spellStart"/>
-      <w:r>
-        <w:rPr>
-          <w:sz w:val="24"/>
-          <w:szCs w:val="24"/>
-        </w:rPr>
-        <w:t>has_payment</w:t>
-      </w:r>
-      <w:proofErr w:type="spellEnd"/>
-      <w:r>
-        <w:rPr>
-          <w:sz w:val="24"/>
-          <w:szCs w:val="24"/>
+          <w:lang w:val="en-US"/>
         </w:rPr>
         <w:t xml:space="preserve"> %}</w:t>
       </w:r>
@@ -1190,13 +1141,33 @@
         <w:rPr>
           <w:sz w:val="24"/>
           <w:szCs w:val="24"/>
-        </w:rPr>
-        <w:t>3.</w:t>
-      </w:r>
-      <w:r>
-        <w:rPr>
-          <w:sz w:val="24"/>
-          <w:szCs w:val="24"/>
+          <w:lang w:val="en-US"/>
+        </w:rPr>
+        <w:t>{</w:t>
+      </w:r>
+      <w:proofErr w:type="gramStart"/>
+      <w:r>
+        <w:rPr>
+          <w:sz w:val="24"/>
+          <w:szCs w:val="24"/>
+          <w:lang w:val="en-US"/>
+        </w:rPr>
+        <w:t>{ N</w:t>
+      </w:r>
+      <w:proofErr w:type="gramEnd"/>
+      <w:r>
+        <w:rPr>
+          <w:sz w:val="24"/>
+          <w:szCs w:val="24"/>
+          <w:lang w:val="en-US"/>
+        </w:rPr>
+        <w:t>_PAYMENT }}.</w:t>
+      </w:r>
+      <w:r>
+        <w:rPr>
+          <w:sz w:val="24"/>
+          <w:szCs w:val="24"/>
+          <w:lang w:val="en-US"/>
         </w:rPr>
         <w:tab/>
       </w:r>
@@ -1219,7 +1190,7 @@
           <w:sz w:val="24"/>
           <w:szCs w:val="24"/>
         </w:rPr>
-        <w:t xml:space="preserve">бъекта вносится заявителем в ОТДЕЛЕНИЕ КЕМЕРОВО БАНКА РОССИИ//УФК по Кемеровской области – Кузбассу г. Кемерово БИК 013207212 на счет 40102810745370000032. Получатель платежа: УФК по Кемеровской области – Кузбассу (Комитет градостроительства и </w:t>
+        <w:t xml:space="preserve">бъекта вносится заявителем в {{ REQ_BANK }} БИК 013207212 на счет 40102810745370000032. Получатель платежа: УФК по Кемеровской области – Кузбассу (Комитет градостроительства и </w:t>
       </w:r>
       <w:r>
         <w:rPr>
@@ -1233,7 +1204,7 @@
           <w:sz w:val="24"/>
           <w:szCs w:val="24"/>
         </w:rPr>
-        <w:t xml:space="preserve"> администрации г. Новокузнецка) ИНН 4217121181 КПП 421701001</w:t>
+        <w:t xml:space="preserve"> администрации города Новокузнецка) ИНН 4217121181 КПП 421701001</w:t>
       </w:r>
       <w:r>
         <w:rPr>
@@ -1651,103 +1622,30 @@
           <w:sz w:val="24"/>
           <w:szCs w:val="24"/>
         </w:rPr>
-        <w:t>длежащее использование);</w:t>
+        <w:t>длежащее использование)</w:t>
+      </w:r>
+      <w:r>
+        <w:rPr>
+          <w:sz w:val="24"/>
+          <w:szCs w:val="24"/>
+        </w:rPr>
+        <w:t>{% if has_payment or is_nto %};{% else %}.{% endif %}</w:t>
       </w:r>
     </w:p>
     <w:p>
       <w:pPr>
-        <w:tabs>
-          <w:tab w:val="left" w:pos="0"/>
-          <w:tab w:val="left" w:pos="851"/>
-          <w:tab w:val="left" w:pos="1276"/>
-          <w:tab w:val="left" w:pos="1418"/>
-        </w:tabs>
         <w:ind w:firstLine="567"/>
         <w:rPr>
           <w:sz w:val="24"/>
           <w:szCs w:val="24"/>
         </w:rPr>
       </w:pPr>
-      <w:bookmarkStart w:id="2" w:name="_GoBack"/>
-      <w:bookmarkEnd w:id="2"/>
-      <w:r>
-        <w:rPr>
-          <w:sz w:val="24"/>
-          <w:szCs w:val="24"/>
-        </w:rPr>
-        <w:t xml:space="preserve">{% </w:t>
-      </w:r>
-      <w:proofErr w:type="spellStart"/>
-      <w:r>
-        <w:rPr>
-          <w:sz w:val="24"/>
-          <w:szCs w:val="24"/>
-        </w:rPr>
-        <w:t>if</w:t>
-      </w:r>
-      <w:proofErr w:type="spellEnd"/>
-      <w:r>
-        <w:rPr>
-          <w:sz w:val="24"/>
-          <w:szCs w:val="24"/>
-        </w:rPr>
-        <w:t xml:space="preserve"> </w:t>
-      </w:r>
-      <w:proofErr w:type="spellStart"/>
-      <w:r>
-        <w:rPr>
-          <w:sz w:val="24"/>
-          <w:szCs w:val="24"/>
-        </w:rPr>
-        <w:t>has_payment</w:t>
-      </w:r>
-      <w:proofErr w:type="spellEnd"/>
-      <w:r>
-        <w:rPr>
-          <w:sz w:val="24"/>
-          <w:szCs w:val="24"/>
-        </w:rPr>
-        <w:t xml:space="preserve"> %}{</w:t>
-      </w:r>
-      <w:proofErr w:type="gramStart"/>
-      <w:r>
-        <w:rPr>
-          <w:sz w:val="24"/>
-          <w:szCs w:val="24"/>
-        </w:rPr>
-        <w:t xml:space="preserve">{ </w:t>
-      </w:r>
-      <w:proofErr w:type="gramEnd"/>
-      <w:r>
-        <w:rPr>
-          <w:sz w:val="24"/>
-          <w:szCs w:val="24"/>
-        </w:rPr>
-        <w:t xml:space="preserve">N_TERM_PAYMENT }}) </w:t>
-      </w:r>
-      <w:r>
-        <w:rPr>
-          <w:sz w:val="24"/>
-          <w:szCs w:val="24"/>
-        </w:rPr>
-        <w:tab/>
-        <w:t xml:space="preserve">невнесения платы за размещение объекта в срок, установленный пунктом 3 настоящего решения.{% </w:t>
-      </w:r>
-      <w:proofErr w:type="spellStart"/>
-      <w:r>
-        <w:rPr>
-          <w:sz w:val="24"/>
-          <w:szCs w:val="24"/>
-        </w:rPr>
-        <w:t>endif</w:t>
-      </w:r>
-      <w:proofErr w:type="spellEnd"/>
-      <w:r>
-        <w:rPr>
-          <w:sz w:val="24"/>
-          <w:szCs w:val="24"/>
-        </w:rPr>
-        <w:t xml:space="preserve"> %}</w:t>
+      <w:r>
+        <w:rPr>
+          <w:sz w:val="24"/>
+          <w:szCs w:val="24"/>
+        </w:rPr>
+        <w:t>{%p if has_payment %}</w:t>
       </w:r>
     </w:p>
     <w:p>
@@ -1763,6 +1661,62 @@
           <w:sz w:val="24"/>
           <w:szCs w:val="24"/>
         </w:rPr>
+        <w:t>{{ N_TERM_PAYMENT</w:t>
+      </w:r>
+      <w:proofErr w:type="gramStart"/>
+      <w:r>
+        <w:rPr>
+          <w:sz w:val="24"/>
+          <w:szCs w:val="24"/>
+        </w:rPr>
+        <w:t xml:space="preserve"> }</w:t>
+      </w:r>
+      <w:proofErr w:type="gramEnd"/>
+      <w:r>
+        <w:rPr>
+          <w:sz w:val="24"/>
+          <w:szCs w:val="24"/>
+        </w:rPr>
+        <w:t xml:space="preserve">}) </w:t>
+      </w:r>
+      <w:r>
+        <w:rPr>
+          <w:sz w:val="24"/>
+          <w:szCs w:val="24"/>
+        </w:rPr>
+        <w:tab/>
+        <w:t>невнесения платы за размещение объекта в срок, установленный пунктом {{ N_PAYMENT }} настоящего решения.</w:t>
+      </w:r>
+    </w:p>
+    <w:p>
+      <w:pPr>
+        <w:ind w:firstLine="567"/>
+        <w:rPr>
+          <w:sz w:val="24"/>
+          <w:szCs w:val="24"/>
+        </w:rPr>
+      </w:pPr>
+      <w:r>
+        <w:rPr>
+          <w:sz w:val="24"/>
+          <w:szCs w:val="24"/>
+        </w:rPr>
+        <w:t>{%p endif %}</w:t>
+      </w:r>
+    </w:p>
+    <w:p>
+      <w:pPr>
+        <w:ind w:firstLine="567"/>
+        <w:rPr>
+          <w:sz w:val="24"/>
+          <w:szCs w:val="24"/>
+        </w:rPr>
+      </w:pPr>
+      <w:r>
+        <w:rPr>
+          <w:sz w:val="24"/>
+          <w:szCs w:val="24"/>
+        </w:rPr>
         <w:t xml:space="preserve">{% </w:t>
       </w:r>
       <w:proofErr w:type="spellStart"/>
@@ -1819,7 +1773,14 @@
           <w:szCs w:val="24"/>
         </w:rPr>
         <w:tab/>
-        <w:t>поступления в уполномоченный орган информации об использовании земель или земельных участков для размещения сезонного аттракциона при отсутствии свидетельства о государственной регистрации аттракциона, а также акта оценки его технического состояния (технического освидетельствования), подтверждающего соответствие такого аттракциона перечню требований к техническому состоянию и эксплуатации аттракционов, со дня выдачи которого прошло не более 12 месяцев (для сезонных аттракционов, изготовленных и введенных в эксплуатацию до вступления в силу технического регламента Евразийского экономического союза «О безопасности аттракционов»)</w:t>
+        <w:t>поступления в уполномоченный орган информации об использовании земель или земельных участков для размещения сезонного аттракциона при отсутствии свидетельства о государственной регистрации аттракциона, а также акта оценки его технического состояния (технического освидетельствования), подтверждающего соответствие такого аттракциона перечню требований к техническому состоянию и эксплуатации аттракционов, со дня выдачи которого прошло не более 12 месяцев (для сезонных аттракционов, изготовленных и введенных в эксплуа</w:t>
+      </w:r>
+      <w:r>
+        <w:rPr>
+          <w:sz w:val="24"/>
+          <w:szCs w:val="24"/>
+        </w:rPr>
+        <w:t>тацию до вступления в силу технического регламента Евразийского экономического союза «О безопасности аттракционов»)</w:t>
       </w:r>
     </w:p>
     <w:p>
@@ -1957,7 +1918,6 @@
           <w:szCs w:val="24"/>
         </w:rPr>
         <w:tab/>
-        <w:t>В случае</w:t>
       </w:r>
       <w:proofErr w:type="gramStart"/>
       <w:r>
@@ -1965,7 +1925,7 @@
           <w:sz w:val="24"/>
           <w:szCs w:val="24"/>
         </w:rPr>
-        <w:t>,</w:t>
+        <w:t>В случае если при размещении Объекта будут выполняться работы, связанные с разрытием грунта или вскрытием дорожных покрытий (прокладка, реконструкция или ремонт подземных коммуникаций, забивка свай и шпунта, планировка грунта, буровые работы), то они должны осуществляться при наличии разрешения на производство земляных работ, порядок получения которого устанавливается Правилами благоустройства территории Новокузнецкого городского округа, утвержденными решением Новокузнецкого городского Совета народных депутатов от</w:t>
       </w:r>
       <w:proofErr w:type="gramEnd"/>
       <w:r>
@@ -1973,7 +1933,7 @@
           <w:sz w:val="24"/>
           <w:szCs w:val="24"/>
         </w:rPr>
-        <w:t xml:space="preserve"> если при размещении Объекта будут выполняться работы, связанные с разрытием грунта или вскрытием дорожных покрытий (прокладка, реконструкция или ремонт подземных коммуникаций, забивка свай и шпунта, планировка грунта, буровые работы), то они должны осуществляться при наличии разрешения на производство земляных работ, порядок получения которого устанавливается Правилами благоустройства территории Новокузнецкого городского округа, утвержденными решением Новокузнецкого городского Совета народных депутатов от 24.12.2013 №16/198.</w:t>
+        <w:t xml:space="preserve"> 24.12.2013 №16/198.</w:t>
       </w:r>
     </w:p>
     <w:p>
@@ -2140,7 +2100,15 @@
           <w:sz w:val="24"/>
           <w:szCs w:val="24"/>
         </w:rPr>
-        <w:t xml:space="preserve"> и эксплуатирующих организаций, обслуживающих инженерные коммуникации, в охранных и эксплуатационных зонах которых планируется размещение</w:t>
+        <w:t xml:space="preserve"> и эксплуатирующих организаций, обслуживающих инженерные коммуникации, в охранных и эксплуатационных зонах которых планируется </w:t>
+      </w:r>
+      <w:r>
+        <w:rPr>
+          <w:sz w:val="24"/>
+          <w:szCs w:val="24"/>
+        </w:rPr>
+        <w:lastRenderedPageBreak/>
+        <w:t>размещение</w:t>
       </w:r>
       <w:r>
         <w:rPr>
@@ -2187,15 +2155,7 @@
           <w:sz w:val="24"/>
           <w:szCs w:val="24"/>
         </w:rPr>
-        <w:t xml:space="preserve"> обязано предусмотреть </w:t>
-      </w:r>
-      <w:r>
-        <w:rPr>
-          <w:sz w:val="24"/>
-          <w:szCs w:val="24"/>
-        </w:rPr>
-        <w:lastRenderedPageBreak/>
-        <w:t>размещение Объекта с учетом зон с особыми условиями использования территории, учтенных в Едином государственном реестре недвижимости</w:t>
+        <w:t xml:space="preserve"> обязано предусмотреть размещение Объекта с учетом зон с особыми условиями использования территории, учтенных в Едином государственном реестре недвижимости</w:t>
       </w:r>
       <w:r>
         <w:rPr>
@@ -2251,61 +2211,6 @@
           <w:szCs w:val="24"/>
         </w:rPr>
         <w:t xml:space="preserve"> %} При размещении объекта необходимо учитывать документацию по проекту планировки улично-дорожной сети Новокузнецкого городского округа, утвержденную распоряжением администрации города Новокузнецка от 19.10.2016 №1766</w:t>
-      </w:r>
-      <w:r>
-        <w:rPr>
-          <w:sz w:val="24"/>
-          <w:szCs w:val="24"/>
-        </w:rPr>
-        <w:t>.</w:t>
-      </w:r>
-    </w:p>
-    <w:p>
-      <w:pPr>
-        <w:ind w:firstLine="567"/>
-        <w:rPr>
-          <w:sz w:val="24"/>
-          <w:szCs w:val="24"/>
-        </w:rPr>
-      </w:pPr>
-      <w:r>
-        <w:rPr>
-          <w:sz w:val="24"/>
-          <w:szCs w:val="24"/>
-        </w:rPr>
-        <w:t xml:space="preserve">{% </w:t>
-      </w:r>
-      <w:proofErr w:type="spellStart"/>
-      <w:r>
-        <w:rPr>
-          <w:sz w:val="24"/>
-          <w:szCs w:val="24"/>
-        </w:rPr>
-        <w:t>endif</w:t>
-      </w:r>
-      <w:proofErr w:type="spellEnd"/>
-      <w:r>
-        <w:rPr>
-          <w:sz w:val="24"/>
-          <w:szCs w:val="24"/>
-        </w:rPr>
-        <w:t xml:space="preserve"> %}</w:t>
-      </w:r>
-      <w:r>
-        <w:rPr>
-          <w:sz w:val="24"/>
-          <w:szCs w:val="24"/>
-          <w:highlight w:val="red"/>
-        </w:rPr>
-        <w:t xml:space="preserve"> </w:t>
-      </w:r>
-      <w:r>
-        <w:rPr>
-          <w:sz w:val="24"/>
-          <w:szCs w:val="24"/>
-          <w:highlight w:val="red"/>
-        </w:rPr>
-        <w:t>Согласование УДКХ при необходимости!!!!!!</w:t>
       </w:r>
     </w:p>
     <w:p>
@@ -2326,6 +2231,29 @@
           <w:sz w:val="24"/>
           <w:szCs w:val="24"/>
         </w:rPr>
+        <w:t xml:space="preserve">{% </w:t>
+      </w:r>
+      <w:proofErr w:type="spellStart"/>
+      <w:r>
+        <w:rPr>
+          <w:sz w:val="24"/>
+          <w:szCs w:val="24"/>
+        </w:rPr>
+        <w:t>endif</w:t>
+      </w:r>
+      <w:proofErr w:type="spellEnd"/>
+      <w:r>
+        <w:rPr>
+          <w:sz w:val="24"/>
+          <w:szCs w:val="24"/>
+        </w:rPr>
+        <w:t xml:space="preserve"> %}</w:t>
+      </w:r>
+      <w:r>
+        <w:rPr>
+          <w:sz w:val="24"/>
+          <w:szCs w:val="24"/>
+        </w:rPr>
         <w:t xml:space="preserve">При нарушении требований данного пункта </w:t>
       </w:r>
       <w:r>
@@ -2397,6 +2325,278 @@
           <w:szCs w:val="24"/>
         </w:rPr>
         <w:t xml:space="preserve"> при размещении Объекта обязано соблюдать права и законные интересы третьих лиц.</w:t>
+      </w:r>
+    </w:p>
+    <w:p>
+      <w:pPr>
+        <w:tabs>
+          <w:tab w:val="left" w:pos="993"/>
+        </w:tabs>
+        <w:ind w:firstLine="567"/>
+        <w:rPr>
+          <w:sz w:val="24"/>
+          <w:szCs w:val="24"/>
+          <w:lang w:val="en-US"/>
+        </w:rPr>
+      </w:pPr>
+      <w:r>
+        <w:rPr>
+          <w:sz w:val="24"/>
+          <w:szCs w:val="24"/>
+          <w:lang w:val="en-US"/>
+        </w:rPr>
+        <w:t xml:space="preserve">{%p </w:t>
+      </w:r>
+      <w:proofErr w:type="spellStart"/>
+      <w:r>
+        <w:rPr>
+          <w:sz w:val="24"/>
+          <w:szCs w:val="24"/>
+          <w:lang w:val="en-US"/>
+        </w:rPr>
+        <w:t>for d</w:t>
+      </w:r>
+      <w:proofErr w:type="spellEnd"/>
+      <w:r>
+        <w:rPr>
+          <w:sz w:val="24"/>
+          <w:szCs w:val="24"/>
+          <w:lang w:val="en-US"/>
+        </w:rPr>
+        <w:t xml:space="preserve"> in PREV_DECISIONS %}</w:t>
+      </w:r>
+    </w:p>
+    <w:p>
+      <w:pPr>
+        <w:tabs>
+          <w:tab w:val="left" w:pos="993"/>
+        </w:tabs>
+        <w:ind w:firstLine="567"/>
+        <w:rPr>
+          <w:sz w:val="24"/>
+          <w:szCs w:val="24"/>
+        </w:rPr>
+      </w:pPr>
+      <w:r>
+        <w:rPr>
+          <w:sz w:val="24"/>
+          <w:szCs w:val="24"/>
+          <w:lang w:val="en-US"/>
+        </w:rPr>
+        <w:t xml:space="preserve">{% if </w:t>
+      </w:r>
+      <w:proofErr w:type="spellStart"/>
+      <w:r>
+        <w:rPr>
+          <w:sz w:val="24"/>
+          <w:szCs w:val="24"/>
+          <w:lang w:val="en-US"/>
+        </w:rPr>
+        <w:t>loop.first</w:t>
+      </w:r>
+      <w:proofErr w:type="spellEnd"/>
+      <w:r>
+        <w:rPr>
+          <w:sz w:val="24"/>
+          <w:szCs w:val="24"/>
+          <w:lang w:val="en-US"/>
+        </w:rPr>
+        <w:t xml:space="preserve"> %}{</w:t>
+      </w:r>
+      <w:proofErr w:type="gramStart"/>
+      <w:r>
+        <w:rPr>
+          <w:sz w:val="24"/>
+          <w:szCs w:val="24"/>
+          <w:lang w:val="en-US"/>
+        </w:rPr>
+        <w:t>{ N</w:t>
+      </w:r>
+      <w:proofErr w:type="gramEnd"/>
+      <w:r>
+        <w:rPr>
+          <w:sz w:val="24"/>
+          <w:szCs w:val="24"/>
+          <w:lang w:val="en-US"/>
+        </w:rPr>
+        <w:t xml:space="preserve">_PREV_DECISIONS }}. </w:t>
+      </w:r>
+      <w:r>
+        <w:rPr>
+          <w:sz w:val="24"/>
+          <w:szCs w:val="24"/>
+        </w:rPr>
+        <w:t xml:space="preserve">{% </w:t>
+      </w:r>
+      <w:proofErr w:type="spellStart"/>
+      <w:r>
+        <w:rPr>
+          <w:sz w:val="24"/>
+          <w:szCs w:val="24"/>
+        </w:rPr>
+        <w:t>endif</w:t>
+      </w:r>
+      <w:proofErr w:type="spellEnd"/>
+      <w:r>
+        <w:rPr>
+          <w:sz w:val="24"/>
+          <w:szCs w:val="24"/>
+        </w:rPr>
+        <w:t xml:space="preserve"> %}Размещение Объекта не должно препятствовать размещению объекта вида «{</w:t>
+      </w:r>
+      <w:proofErr w:type="gramStart"/>
+      <w:r>
+        <w:rPr>
+          <w:sz w:val="24"/>
+          <w:szCs w:val="24"/>
+        </w:rPr>
+        <w:t xml:space="preserve">{ </w:t>
+      </w:r>
+      <w:proofErr w:type="spellStart"/>
+      <w:proofErr w:type="gramEnd"/>
+      <w:r>
+        <w:rPr>
+          <w:sz w:val="24"/>
+          <w:szCs w:val="24"/>
+        </w:rPr>
+        <w:t>d.object_type</w:t>
+      </w:r>
+      <w:proofErr w:type="spellEnd"/>
+      <w:r>
+        <w:rPr>
+          <w:sz w:val="24"/>
+          <w:szCs w:val="24"/>
+        </w:rPr>
+        <w:t xml:space="preserve"> }}», указанному в ранее выданном решении Комитета от {{ </w:t>
+      </w:r>
+      <w:proofErr w:type="spellStart"/>
+      <w:r>
+        <w:rPr>
+          <w:sz w:val="24"/>
+          <w:szCs w:val="24"/>
+        </w:rPr>
+        <w:t>d.decision_date</w:t>
+      </w:r>
+      <w:proofErr w:type="spellEnd"/>
+      <w:r>
+        <w:rPr>
+          <w:sz w:val="24"/>
+          <w:szCs w:val="24"/>
+        </w:rPr>
+        <w:t xml:space="preserve"> }}</w:t>
+      </w:r>
+      <w:r>
+        <w:rPr>
+          <w:sz w:val="24"/>
+          <w:szCs w:val="24"/>
+        </w:rPr>
+        <w:t xml:space="preserve"> </w:t>
+      </w:r>
+      <w:r>
+        <w:rPr>
+          <w:sz w:val="24"/>
+          <w:szCs w:val="24"/>
+        </w:rPr>
+        <w:t xml:space="preserve">№Н{{ </w:t>
+      </w:r>
+      <w:proofErr w:type="spellStart"/>
+      <w:r>
+        <w:rPr>
+          <w:sz w:val="24"/>
+          <w:szCs w:val="24"/>
+        </w:rPr>
+        <w:t>d.decision_number</w:t>
+      </w:r>
+      <w:proofErr w:type="spellEnd"/>
+      <w:r>
+        <w:rPr>
+          <w:sz w:val="24"/>
+          <w:szCs w:val="24"/>
+        </w:rPr>
+        <w:t xml:space="preserve"> }} «О разрешении размещения объекта без предоставления земельного участка и установления сервитута, публичного сервитута» со сроком действия до {{ </w:t>
+      </w:r>
+      <w:proofErr w:type="spellStart"/>
+      <w:r>
+        <w:rPr>
+          <w:sz w:val="24"/>
+          <w:szCs w:val="24"/>
+        </w:rPr>
+        <w:t>d.end_date</w:t>
+      </w:r>
+      <w:proofErr w:type="spellEnd"/>
+      <w:r>
+        <w:rPr>
+          <w:sz w:val="24"/>
+          <w:szCs w:val="24"/>
+        </w:rPr>
+        <w:t xml:space="preserve"> }}. Получатель вышеуказанного   решения — {</w:t>
+      </w:r>
+      <w:proofErr w:type="gramStart"/>
+      <w:r>
+        <w:rPr>
+          <w:sz w:val="24"/>
+          <w:szCs w:val="24"/>
+        </w:rPr>
+        <w:t xml:space="preserve">{ </w:t>
+      </w:r>
+      <w:proofErr w:type="spellStart"/>
+      <w:proofErr w:type="gramEnd"/>
+      <w:r>
+        <w:rPr>
+          <w:sz w:val="24"/>
+          <w:szCs w:val="24"/>
+        </w:rPr>
+        <w:t>d.applica</w:t>
+      </w:r>
+      <w:r>
+        <w:rPr>
+          <w:sz w:val="24"/>
+          <w:szCs w:val="24"/>
+        </w:rPr>
+        <w:t>nt</w:t>
+      </w:r>
+      <w:proofErr w:type="spellEnd"/>
+      <w:r>
+        <w:rPr>
+          <w:sz w:val="24"/>
+          <w:szCs w:val="24"/>
+        </w:rPr>
+        <w:t xml:space="preserve"> }}.</w:t>
+      </w:r>
+    </w:p>
+    <w:p>
+      <w:pPr>
+        <w:tabs>
+          <w:tab w:val="left" w:pos="993"/>
+        </w:tabs>
+        <w:ind w:firstLine="567"/>
+        <w:rPr>
+          <w:sz w:val="24"/>
+          <w:szCs w:val="24"/>
+        </w:rPr>
+      </w:pPr>
+      <w:r>
+        <w:rPr>
+          <w:sz w:val="24"/>
+          <w:szCs w:val="24"/>
+        </w:rPr>
+        <w:t xml:space="preserve">{%p </w:t>
+      </w:r>
+      <w:proofErr w:type="spellStart"/>
+      <w:r>
+        <w:rPr>
+          <w:sz w:val="24"/>
+          <w:szCs w:val="24"/>
+        </w:rPr>
+        <w:t>endfor</w:t>
+      </w:r>
+      <w:proofErr w:type="spellEnd"/>
+      <w:r>
+        <w:rPr>
+          <w:sz w:val="24"/>
+          <w:szCs w:val="24"/>
+        </w:rPr>
+        <w:t xml:space="preserve"> %}</w:t>
       </w:r>
     </w:p>
     <w:p>
@@ -2419,30 +2619,7 @@
           <w:sz w:val="24"/>
           <w:szCs w:val="24"/>
         </w:rPr>
-        <w:t>{{ N_VEGETATION</w:t>
-      </w:r>
-      <w:proofErr w:type="gramStart"/>
-      <w:r>
-        <w:rPr>
-          <w:sz w:val="24"/>
-          <w:szCs w:val="24"/>
-        </w:rPr>
-        <w:t xml:space="preserve"> }</w:t>
-      </w:r>
-      <w:proofErr w:type="gramEnd"/>
-      <w:r>
-        <w:rPr>
-          <w:sz w:val="24"/>
-          <w:szCs w:val="24"/>
-        </w:rPr>
-        <w:t>}</w:t>
-      </w:r>
-      <w:r>
-        <w:rPr>
-          <w:sz w:val="24"/>
-          <w:szCs w:val="24"/>
-        </w:rPr>
-        <w:t>.</w:t>
+        <w:t>{{ N_VEGETATION }}.</w:t>
       </w:r>
       <w:r>
         <w:rPr>
@@ -2450,7 +2627,7 @@
           <w:szCs w:val="24"/>
         </w:rPr>
         <w:tab/>
-        <w:t>В случае если при размещении Объекта необходима вырубка зеленых насаждений, то она должна осуществляться при наличии разрешения, порядок выдачи которого устанавливается Правилами благоустройства территории Новокузнецкого городского округа, утвержденными решением Новокузнецкого городского Совета народных депутатов от 24.12.2013 №16/198.</w:t>
+        <w:t>В случае если при размещении Объекта необходима вырубка зеленых насаждений, то она должна осуществляться при наличии разрешения, порядок выдачи которого устанавливается органами местного самоуправления.</w:t>
       </w:r>
     </w:p>
     <w:p>
@@ -2581,75 +2758,31 @@
         </w:rPr>
         <w:tab/>
       </w:r>
-      <w:r>
-        <w:rPr>
-          <w:sz w:val="24"/>
-          <w:szCs w:val="24"/>
-        </w:rPr>
-        <w:t>Размещаемый Объект предназначен для подключения (технологического присоединения) объектов капитального строительства к сетям инженерно-технического обеспечения</w:t>
-      </w:r>
       <w:proofErr w:type="gramStart"/>
       <w:r>
         <w:rPr>
           <w:sz w:val="24"/>
           <w:szCs w:val="24"/>
         </w:rPr>
-        <w:t>.</w:t>
+        <w:t xml:space="preserve">Размещаемый Объект предназначен для подключения (технологического присоединения) объектов капитального строительства к сетям инженерно-технического обеспечения, предоставление земельных участков, на которых или под поверхностью которых размещен указанный объект, не влечет за собой принудительные снос или демонтаж указанного Объекта.{% </w:t>
+      </w:r>
+      <w:proofErr w:type="spellStart"/>
+      <w:r>
+        <w:rPr>
+          <w:sz w:val="24"/>
+          <w:szCs w:val="24"/>
+        </w:rPr>
+        <w:t>endif</w:t>
+      </w:r>
+      <w:proofErr w:type="spellEnd"/>
+      <w:r>
+        <w:rPr>
+          <w:sz w:val="24"/>
+          <w:szCs w:val="24"/>
+        </w:rPr>
+        <w:t xml:space="preserve"> %}</w:t>
       </w:r>
       <w:proofErr w:type="gramEnd"/>
-      <w:r>
-        <w:rPr>
-          <w:sz w:val="24"/>
-          <w:szCs w:val="24"/>
-        </w:rPr>
-        <w:t xml:space="preserve"> </w:t>
-      </w:r>
-      <w:r>
-        <w:rPr>
-          <w:sz w:val="24"/>
-          <w:szCs w:val="24"/>
-        </w:rPr>
-        <w:t>П</w:t>
-      </w:r>
-      <w:r>
-        <w:rPr>
-          <w:sz w:val="24"/>
-          <w:szCs w:val="24"/>
-        </w:rPr>
-        <w:t xml:space="preserve">редоставление земельных участков, на которых или под поверхностью которых размещен указанный объект, не влечет за собой </w:t>
-      </w:r>
-      <w:proofErr w:type="gramStart"/>
-      <w:r>
-        <w:rPr>
-          <w:sz w:val="24"/>
-          <w:szCs w:val="24"/>
-        </w:rPr>
-        <w:t>принудительные</w:t>
-      </w:r>
-      <w:proofErr w:type="gramEnd"/>
-      <w:r>
-        <w:rPr>
-          <w:sz w:val="24"/>
-          <w:szCs w:val="24"/>
-        </w:rPr>
-        <w:t xml:space="preserve"> снос или демонтаж указанного Объекта.{% </w:t>
-      </w:r>
-      <w:proofErr w:type="spellStart"/>
-      <w:r>
-        <w:rPr>
-          <w:sz w:val="24"/>
-          <w:szCs w:val="24"/>
-        </w:rPr>
-        <w:t>endif</w:t>
-      </w:r>
-      <w:proofErr w:type="spellEnd"/>
-      <w:r>
-        <w:rPr>
-          <w:sz w:val="24"/>
-          <w:szCs w:val="24"/>
-        </w:rPr>
-        <w:t xml:space="preserve"> %}</w:t>
-      </w:r>
     </w:p>
     <w:p>
       <w:pPr>
@@ -2764,7 +2897,16 @@
           <w:sz w:val="24"/>
           <w:szCs w:val="24"/>
         </w:rPr>
-        <w:t xml:space="preserve"> обязано самостоятельно содержать данную территорию (уборка, вывоз мусора, расчистка и вывоз снега и прочее).</w:t>
+        <w:t xml:space="preserve"> обязано самостоятельно содержать дан</w:t>
+      </w:r>
+      <w:bookmarkStart w:id="2" w:name="_GoBack"/>
+      <w:bookmarkEnd w:id="2"/>
+      <w:r>
+        <w:rPr>
+          <w:sz w:val="24"/>
+          <w:szCs w:val="24"/>
+        </w:rPr>
+        <w:t>ную территорию (уборка, вывоз мусора, расчистка и вывоз снега и прочее).</w:t>
       </w:r>
     </w:p>
     <w:p>
@@ -2809,23 +2951,7 @@
           <w:szCs w:val="24"/>
         </w:rPr>
         <w:tab/>
-        <w:t>В случае</w:t>
-      </w:r>
-      <w:proofErr w:type="gramStart"/>
-      <w:r>
-        <w:rPr>
-          <w:sz w:val="24"/>
-          <w:szCs w:val="24"/>
-        </w:rPr>
-        <w:t>,</w:t>
-      </w:r>
-      <w:proofErr w:type="gramEnd"/>
-      <w:r>
-        <w:rPr>
-          <w:sz w:val="24"/>
-          <w:szCs w:val="24"/>
-        </w:rPr>
-        <w:t xml:space="preserve"> если использование земель или земельного участка привело к порче асфальтового или иного покрытия в границах таких земель или земельного участка, </w:t>
+        <w:t xml:space="preserve">В случае если использование земель или земельного участка привело к порче асфальтового или иного покрытия в границах таких земель или земельного участка, </w:t>
       </w:r>
       <w:r>
         <w:rPr>
@@ -3116,7 +3242,7 @@
                 <w:sz w:val="24"/>
                 <w:szCs w:val="24"/>
               </w:rPr>
-              <w:t>Карташова Ю.А.</w:t>
+              <w:t>{{ CURRENT_USER }}</w:t>
             </w:r>
           </w:p>
         </w:tc>
@@ -3188,7 +3314,7 @@
                 <w:sz w:val="24"/>
                 <w:szCs w:val="24"/>
               </w:rPr>
-              <w:t>Начальник отдела</w:t>
+              <w:t>И.о.начальника отдела</w:t>
             </w:r>
           </w:p>
         </w:tc>
@@ -3348,6 +3474,11 @@
       </w:tr>
     </w:tbl>
     <w:p>
+      <w:r>
+        <w:t>{%p if has_payment %}</w:t>
+      </w:r>
+    </w:p>
+    <w:p>
       <w:pPr>
         <w:jc w:val="right"/>
         <w:outlineLvl w:val="0"/>
@@ -3447,17 +3578,46 @@
           <w:rFonts w:eastAsia="Calibri"/>
           <w:sz w:val="24"/>
           <w:szCs w:val="24"/>
+          <w:lang w:val="en-US" w:eastAsia="en-US"/>
+        </w:rPr>
+      </w:pPr>
+      <w:r>
+        <w:rPr>
+          <w:rFonts w:eastAsia="Calibri"/>
+          <w:sz w:val="24"/>
+          <w:szCs w:val="24"/>
           <w:lang w:eastAsia="en-US"/>
         </w:rPr>
-      </w:pPr>
+        <w:t>от</w:t>
+      </w:r>
       <w:r>
         <w:rPr>
           <w:rFonts w:eastAsia="Calibri"/>
           <w:sz w:val="24"/>
           <w:szCs w:val="24"/>
-          <w:lang w:eastAsia="en-US"/>
-        </w:rPr>
-        <w:t>от ______________ № _________</w:t>
+          <w:lang w:val="en-US" w:eastAsia="en-US"/>
+        </w:rPr>
+        <w:t xml:space="preserve"> {</w:t>
+      </w:r>
+      <w:proofErr w:type="gramStart"/>
+      <w:r>
+        <w:rPr>
+          <w:rFonts w:eastAsia="Calibri"/>
+          <w:sz w:val="24"/>
+          <w:szCs w:val="24"/>
+          <w:lang w:val="en-US" w:eastAsia="en-US"/>
+        </w:rPr>
+        <w:t xml:space="preserve">{ </w:t>
+      </w:r>
+      <w:proofErr w:type="gramEnd"/>
+      <w:r>
+        <w:rPr>
+          <w:rFonts w:eastAsia="Calibri"/>
+          <w:sz w:val="24"/>
+          <w:szCs w:val="24"/>
+          <w:lang w:val="en-US" w:eastAsia="en-US"/>
+        </w:rPr>
+        <w:t>OUT_DATE }} № {{ OUT_NUMBER }}</w:t>
       </w:r>
     </w:p>
     <w:p>
@@ -3469,7 +3629,7 @@
           <w:b/>
           <w:sz w:val="28"/>
           <w:szCs w:val="28"/>
-          <w:lang w:eastAsia="en-US"/>
+          <w:lang w:val="en-US" w:eastAsia="en-US"/>
         </w:rPr>
       </w:pPr>
     </w:p>
@@ -3818,6 +3978,12 @@
             <w:proofErr w:type="gramEnd"/>
             <w:r>
               <w:t>}</w:t>
+            </w:r>
+            <w:r>
+              <w:t xml:space="preserve">,  в границах кадастрового квартала </w:t>
+            </w:r>
+            <w:r>
+              <w:t>{{ QUARTERS }}</w:t>
             </w:r>
           </w:p>
         </w:tc>
@@ -3989,51 +4155,114 @@
               <w:rPr>
                 <w:rFonts w:eastAsia="Calibri"/>
                 <w:color w:val="000000"/>
-                <w:lang w:eastAsia="en-US"/>
+                <w:lang w:val="en-US" w:eastAsia="en-US"/>
               </w:rPr>
             </w:pPr>
+            <w:r>
+              <w:rPr>
+                <w:lang w:val="en-US"/>
+              </w:rPr>
+              <w:t xml:space="preserve">{% if </w:t>
+            </w:r>
+            <w:proofErr w:type="spellStart"/>
+            <w:r>
+              <w:rPr>
+                <w:lang w:val="en-US"/>
+              </w:rPr>
+              <w:t>payment_formula</w:t>
+            </w:r>
+            <w:proofErr w:type="spellEnd"/>
+            <w:r>
+              <w:rPr>
+                <w:lang w:val="en-US"/>
+              </w:rPr>
+              <w:t xml:space="preserve"> == '</w:t>
+            </w:r>
+            <w:proofErr w:type="spellStart"/>
+            <w:r>
+              <w:rPr>
+                <w:lang w:val="en-US"/>
+              </w:rPr>
+              <w:t>lep</w:t>
+            </w:r>
+            <w:proofErr w:type="spellEnd"/>
+            <w:r>
+              <w:rPr>
+                <w:lang w:val="en-US"/>
+              </w:rPr>
+              <w:t>' %}</w:t>
+            </w:r>
             <w:proofErr w:type="gramStart"/>
             <w:r>
-              <w:rPr>
-                <w:rFonts w:eastAsia="Calibri"/>
-                <w:color w:val="000000"/>
-                <w:lang w:eastAsia="en-US"/>
-              </w:rPr>
               <w:t>П</w:t>
             </w:r>
             <w:proofErr w:type="gramEnd"/>
             <w:r>
               <w:rPr>
-                <w:rFonts w:eastAsia="Calibri"/>
-                <w:color w:val="000000"/>
-                <w:lang w:eastAsia="en-US"/>
-              </w:rPr>
-              <w:t>= П</w:t>
-            </w:r>
-            <w:r>
-              <w:rPr>
-                <w:rFonts w:eastAsia="Calibri"/>
-                <w:color w:val="000000"/>
-                <w:vertAlign w:val="subscript"/>
-                <w:lang w:eastAsia="en-US"/>
-              </w:rPr>
-              <w:t>2020</w:t>
-            </w:r>
-            <w:r>
-              <w:rPr>
-                <w:rFonts w:eastAsia="Calibri"/>
-                <w:color w:val="000000"/>
-                <w:lang w:eastAsia="en-US"/>
-              </w:rPr>
-              <w:t xml:space="preserve"> × КИ × </w:t>
-            </w:r>
-            <w:r>
-              <w:rPr>
-                <w:rFonts w:eastAsia="Calibri"/>
-                <w:color w:val="000000"/>
-                <w:lang w:val="en-US" w:eastAsia="en-US"/>
-              </w:rPr>
-              <w:t>S</w:t>
+                <w:lang w:val="en-US"/>
+              </w:rPr>
+              <w:t xml:space="preserve">= </w:t>
+            </w:r>
+            <w:r>
+              <w:t>П</w:t>
+            </w:r>
+            <w:r>
+              <w:rPr>
+                <w:lang w:val="en-US"/>
+              </w:rPr>
+              <w:t xml:space="preserve">2020 × </w:t>
+            </w:r>
+            <w:r>
+              <w:t>КИ</w:t>
+            </w:r>
+            <w:r>
+              <w:rPr>
+                <w:lang w:val="en-US"/>
+              </w:rPr>
+              <w:t xml:space="preserve"> × S{% else %}</w:t>
+            </w:r>
+            <w:r>
+              <w:t>П</w:t>
+            </w:r>
+            <w:r>
+              <w:rPr>
+                <w:lang w:val="en-US"/>
+              </w:rPr>
+              <w:t xml:space="preserve">= </w:t>
+            </w:r>
+            <w:r>
+              <w:t>Су</w:t>
+            </w:r>
+            <w:r>
+              <w:rPr>
+                <w:lang w:val="en-US"/>
+              </w:rPr>
+              <w:t xml:space="preserve"> × </w:t>
+            </w:r>
+            <w:proofErr w:type="spellStart"/>
+            <w:r>
+              <w:t>Нст</w:t>
+            </w:r>
+            <w:proofErr w:type="spellEnd"/>
+            <w:r>
+              <w:rPr>
+                <w:lang w:val="en-US"/>
+              </w:rPr>
+              <w:t xml:space="preserve"> × S{% </w:t>
+            </w:r>
+            <w:proofErr w:type="spellStart"/>
+            <w:r>
+              <w:rPr>
+                <w:lang w:val="en-US"/>
+              </w:rPr>
+              <w:t>endif</w:t>
+            </w:r>
+            <w:proofErr w:type="spellEnd"/>
+            <w:r>
+              <w:rPr>
+                <w:lang w:val="en-US"/>
+              </w:rPr>
+              <w:t xml:space="preserve"> %}</w:t>
             </w:r>
           </w:p>
         </w:tc>
@@ -4053,7 +4282,7 @@
               <w:rPr>
                 <w:rFonts w:eastAsia="Calibri"/>
                 <w:color w:val="000000"/>
-                <w:lang w:eastAsia="en-US"/>
+                <w:lang w:val="en-US" w:eastAsia="en-US"/>
               </w:rPr>
             </w:pPr>
           </w:p>
@@ -4158,47 +4387,7 @@
               </w:rPr>
             </w:pPr>
             <w:r>
-              <w:rPr>
-                <w:rFonts w:eastAsia="Calibri"/>
-                <w:color w:val="000000"/>
-                <w:lang w:eastAsia="en-US"/>
-              </w:rPr>
-              <w:t>П</w:t>
-            </w:r>
-            <w:r>
-              <w:rPr>
-                <w:rFonts w:eastAsia="Calibri"/>
-                <w:color w:val="000000"/>
-                <w:vertAlign w:val="subscript"/>
-                <w:lang w:eastAsia="en-US"/>
-              </w:rPr>
-              <w:t>2020</w:t>
-            </w:r>
-            <w:r>
-              <w:rPr>
-                <w:rFonts w:eastAsia="Calibri"/>
-                <w:color w:val="000000"/>
-                <w:lang w:eastAsia="en-US"/>
-              </w:rPr>
-              <w:t xml:space="preserve"> – годовой размер платы за размещение объекта за 1 </w:t>
-            </w:r>
-            <w:proofErr w:type="spellStart"/>
-            <w:r>
-              <w:rPr>
-                <w:rFonts w:eastAsia="Calibri"/>
-                <w:color w:val="000000"/>
-                <w:lang w:eastAsia="en-US"/>
-              </w:rPr>
-              <w:t>кв.м</w:t>
-            </w:r>
-            <w:proofErr w:type="spellEnd"/>
-            <w:r>
-              <w:rPr>
-                <w:rFonts w:eastAsia="Calibri"/>
-                <w:color w:val="000000"/>
-                <w:lang w:eastAsia="en-US"/>
-              </w:rPr>
-              <w:t>., руб.</w:t>
+              <w:t>{% if payment_formula == 'lep' %}П2020 – годовой размер платы за размещение объекта за 1 кв.м., руб.{% else %}Су – удельный показатель кадастровой стоимости, руб./кв.м.{% endif %}</w:t>
             </w:r>
           </w:p>
         </w:tc>
@@ -4223,117 +4412,91 @@
             </w:pPr>
             <w:r>
               <w:rPr>
-                <w:rFonts w:eastAsia="Calibri"/>
-                <w:color w:val="000000"/>
-                <w:lang w:val="en-US" w:eastAsia="en-US"/>
+                <w:lang w:val="en-US"/>
               </w:rPr>
               <w:t xml:space="preserve">{% if </w:t>
             </w:r>
             <w:proofErr w:type="spellStart"/>
             <w:r>
               <w:rPr>
-                <w:rFonts w:eastAsia="Calibri"/>
-                <w:color w:val="000000"/>
-                <w:lang w:val="en-US" w:eastAsia="en-US"/>
+                <w:lang w:val="en-US"/>
               </w:rPr>
               <w:t>payment_formula</w:t>
             </w:r>
             <w:proofErr w:type="spellEnd"/>
             <w:r>
               <w:rPr>
-                <w:rFonts w:eastAsia="Calibri"/>
-                <w:color w:val="000000"/>
-                <w:lang w:val="en-US" w:eastAsia="en-US"/>
+                <w:lang w:val="en-US"/>
               </w:rPr>
               <w:t xml:space="preserve"> == '</w:t>
             </w:r>
             <w:proofErr w:type="spellStart"/>
             <w:r>
               <w:rPr>
-                <w:rFonts w:eastAsia="Calibri"/>
-                <w:color w:val="000000"/>
-                <w:lang w:val="en-US" w:eastAsia="en-US"/>
+                <w:lang w:val="en-US"/>
               </w:rPr>
               <w:t>lep</w:t>
             </w:r>
             <w:proofErr w:type="spellEnd"/>
             <w:r>
               <w:rPr>
-                <w:rFonts w:eastAsia="Calibri"/>
-                <w:color w:val="000000"/>
-                <w:lang w:val="en-US" w:eastAsia="en-US"/>
+                <w:lang w:val="en-US"/>
               </w:rPr>
               <w:t>' %}{</w:t>
             </w:r>
             <w:proofErr w:type="gramStart"/>
             <w:r>
               <w:rPr>
-                <w:rFonts w:eastAsia="Calibri"/>
-                <w:color w:val="000000"/>
-                <w:lang w:val="en-US" w:eastAsia="en-US"/>
+                <w:lang w:val="en-US"/>
               </w:rPr>
               <w:t xml:space="preserve">{ </w:t>
             </w:r>
             <w:proofErr w:type="spellStart"/>
             <w:r>
               <w:rPr>
-                <w:rFonts w:eastAsia="Calibri"/>
-                <w:color w:val="000000"/>
-                <w:lang w:val="en-US" w:eastAsia="en-US"/>
+                <w:lang w:val="en-US"/>
               </w:rPr>
               <w:t>formula</w:t>
             </w:r>
             <w:proofErr w:type="gramEnd"/>
             <w:r>
               <w:rPr>
-                <w:rFonts w:eastAsia="Calibri"/>
-                <w:color w:val="000000"/>
-                <w:lang w:val="en-US" w:eastAsia="en-US"/>
+                <w:lang w:val="en-US"/>
               </w:rPr>
               <w:t>_params.base_rate</w:t>
             </w:r>
             <w:proofErr w:type="spellEnd"/>
             <w:r>
               <w:rPr>
-                <w:rFonts w:eastAsia="Calibri"/>
-                <w:color w:val="000000"/>
-                <w:lang w:val="en-US" w:eastAsia="en-US"/>
+                <w:lang w:val="en-US"/>
               </w:rPr>
               <w:t xml:space="preserve"> | string | replace('.', ',') }}{% else %}{</w:t>
             </w:r>
             <w:proofErr w:type="gramStart"/>
             <w:r>
               <w:rPr>
-                <w:rFonts w:eastAsia="Calibri"/>
-                <w:color w:val="000000"/>
-                <w:lang w:val="en-US" w:eastAsia="en-US"/>
+                <w:lang w:val="en-US"/>
               </w:rPr>
               <w:t>{ formula</w:t>
             </w:r>
             <w:proofErr w:type="gramEnd"/>
             <w:r>
               <w:rPr>
-                <w:rFonts w:eastAsia="Calibri"/>
-                <w:color w:val="000000"/>
-                <w:lang w:val="en-US" w:eastAsia="en-US"/>
+                <w:lang w:val="en-US"/>
               </w:rPr>
               <w:t xml:space="preserve">_params.su | string | replace('.', ',') }}{% </w:t>
             </w:r>
             <w:proofErr w:type="spellStart"/>
             <w:r>
               <w:rPr>
-                <w:rFonts w:eastAsia="Calibri"/>
-                <w:color w:val="000000"/>
-                <w:lang w:val="en-US" w:eastAsia="en-US"/>
+                <w:lang w:val="en-US"/>
               </w:rPr>
               <w:t>endif</w:t>
             </w:r>
             <w:proofErr w:type="spellEnd"/>
             <w:r>
               <w:rPr>
-                <w:rFonts w:eastAsia="Calibri"/>
-                <w:color w:val="000000"/>
-                <w:lang w:val="en-US" w:eastAsia="en-US"/>
+                <w:lang w:val="en-US"/>
               </w:rPr>
               <w:t xml:space="preserve"> %}</w:t>
             </w:r>
@@ -4375,173 +4538,225 @@
               <w:rPr>
                 <w:rFonts w:eastAsia="Calibri"/>
                 <w:color w:val="000000"/>
-                <w:lang w:eastAsia="en-US"/>
+                <w:lang w:val="en-US" w:eastAsia="en-US"/>
               </w:rPr>
             </w:pPr>
             <w:r>
               <w:rPr>
-                <w:rFonts w:eastAsia="Calibri"/>
-                <w:bCs/>
-                <w:color w:val="000000"/>
-                <w:lang w:eastAsia="en-US"/>
-              </w:rPr>
-              <w:t>КИ – произведение коэффициентов, учитывающих уровень инфляции</w:t>
-            </w:r>
-            <w:r>
-              <w:rPr>
-                <w:rFonts w:eastAsia="Calibri"/>
-                <w:color w:val="000000"/>
-                <w:lang w:eastAsia="en-US"/>
+                <w:lang w:val="en-US"/>
+              </w:rPr>
+              <w:t xml:space="preserve">{% if </w:t>
+            </w:r>
+            <w:proofErr w:type="spellStart"/>
+            <w:r>
+              <w:rPr>
+                <w:lang w:val="en-US"/>
+              </w:rPr>
+              <w:t>payment_formula</w:t>
+            </w:r>
+            <w:proofErr w:type="spellEnd"/>
+            <w:r>
+              <w:rPr>
+                <w:lang w:val="en-US"/>
+              </w:rPr>
+              <w:t xml:space="preserve"> == '</w:t>
+            </w:r>
+            <w:proofErr w:type="spellStart"/>
+            <w:r>
+              <w:rPr>
+                <w:lang w:val="en-US"/>
+              </w:rPr>
+              <w:t>lep</w:t>
+            </w:r>
+            <w:proofErr w:type="spellEnd"/>
+            <w:r>
+              <w:rPr>
+                <w:lang w:val="en-US"/>
+              </w:rPr>
+              <w:t>' %}</w:t>
+            </w:r>
+            <w:r>
+              <w:t>КИ</w:t>
+            </w:r>
+            <w:r>
+              <w:rPr>
+                <w:lang w:val="en-US"/>
+              </w:rPr>
+              <w:t xml:space="preserve"> – </w:t>
+            </w:r>
+            <w:r>
+              <w:t>произведение</w:t>
+            </w:r>
+            <w:r>
+              <w:rPr>
+                <w:lang w:val="en-US"/>
               </w:rPr>
               <w:t xml:space="preserve"> </w:t>
             </w:r>
-          </w:p>
-          <w:p>
-            <w:pPr>
-              <w:widowControl/>
-              <w:ind w:firstLine="318"/>
-              <w:jc w:val="left"/>
-              <w:rPr>
-                <w:rFonts w:eastAsia="Calibri"/>
-                <w:bCs/>
-                <w:color w:val="000000"/>
-                <w:lang w:eastAsia="en-US"/>
-              </w:rPr>
-            </w:pPr>
-            <w:r>
-              <w:rPr>
-                <w:rFonts w:eastAsia="Calibri"/>
-                <w:color w:val="000000"/>
-                <w:lang w:eastAsia="en-US"/>
-              </w:rPr>
-              <w:t>КИ = КИ</w:t>
-            </w:r>
-            <w:r>
-              <w:rPr>
-                <w:rFonts w:eastAsia="Calibri"/>
-                <w:color w:val="000000"/>
-                <w:vertAlign w:val="subscript"/>
-                <w:lang w:eastAsia="en-US"/>
-              </w:rPr>
-              <w:t>2021</w:t>
-            </w:r>
-            <w:r>
-              <w:rPr>
-                <w:rFonts w:eastAsia="Calibri"/>
-                <w:color w:val="000000"/>
-                <w:lang w:eastAsia="en-US"/>
-              </w:rPr>
-              <w:t xml:space="preserve"> × КИ</w:t>
-            </w:r>
-            <w:r>
-              <w:rPr>
-                <w:rFonts w:eastAsia="Calibri"/>
-                <w:color w:val="000000"/>
-                <w:vertAlign w:val="subscript"/>
-                <w:lang w:eastAsia="en-US"/>
-              </w:rPr>
-              <w:t>2022</w:t>
-            </w:r>
-            <w:r>
-              <w:rPr>
-                <w:rFonts w:eastAsia="Calibri"/>
-                <w:color w:val="000000"/>
-                <w:lang w:eastAsia="en-US"/>
-              </w:rPr>
-              <w:t xml:space="preserve"> × КИ</w:t>
-            </w:r>
-            <w:r>
-              <w:rPr>
-                <w:rFonts w:eastAsia="Calibri"/>
-                <w:color w:val="000000"/>
-                <w:vertAlign w:val="subscript"/>
-                <w:lang w:eastAsia="en-US"/>
-              </w:rPr>
-              <w:t>2023</w:t>
-            </w:r>
-            <w:r>
-              <w:rPr>
-                <w:rFonts w:eastAsia="Calibri"/>
-                <w:color w:val="000000"/>
-                <w:lang w:eastAsia="en-US"/>
-              </w:rPr>
-              <w:t xml:space="preserve"> × КИ</w:t>
-            </w:r>
-            <w:r>
-              <w:rPr>
-                <w:rFonts w:eastAsia="Calibri"/>
-                <w:color w:val="000000"/>
-                <w:vertAlign w:val="subscript"/>
-                <w:lang w:eastAsia="en-US"/>
-              </w:rPr>
-              <w:t>2024</w:t>
-            </w:r>
-            <w:r>
-              <w:rPr>
-                <w:rFonts w:eastAsia="Calibri"/>
-                <w:color w:val="000000"/>
-                <w:lang w:eastAsia="en-US"/>
-              </w:rPr>
-              <w:t xml:space="preserve"> × КИ</w:t>
-            </w:r>
-            <w:r>
-              <w:rPr>
-                <w:rFonts w:eastAsia="Calibri"/>
-                <w:color w:val="000000"/>
-                <w:vertAlign w:val="subscript"/>
-                <w:lang w:eastAsia="en-US"/>
-              </w:rPr>
-              <w:t>2025</w:t>
-            </w:r>
-            <w:r>
-              <w:rPr>
-                <w:rFonts w:eastAsia="Calibri"/>
-                <w:color w:val="000000"/>
-                <w:lang w:eastAsia="en-US"/>
+            <w:r>
+              <w:t>коэффициентов</w:t>
+            </w:r>
+            <w:r>
+              <w:rPr>
+                <w:lang w:val="en-US"/>
+              </w:rPr>
+              <w:t xml:space="preserve">, </w:t>
+            </w:r>
+            <w:r>
+              <w:t>учитывающих</w:t>
+            </w:r>
+            <w:r>
+              <w:rPr>
+                <w:lang w:val="en-US"/>
               </w:rPr>
               <w:t xml:space="preserve"> </w:t>
             </w:r>
             <w:r>
-              <w:rPr>
-                <w:rFonts w:eastAsia="Calibri"/>
-                <w:color w:val="000000"/>
-                <w:lang w:eastAsia="en-US"/>
-              </w:rPr>
-              <w:t>× КИ</w:t>
-            </w:r>
-            <w:r>
-              <w:rPr>
-                <w:rFonts w:eastAsia="Calibri"/>
-                <w:color w:val="000000"/>
-                <w:vertAlign w:val="subscript"/>
-                <w:lang w:eastAsia="en-US"/>
-              </w:rPr>
-              <w:t>202</w:t>
-            </w:r>
-            <w:r>
-              <w:rPr>
-                <w:rFonts w:eastAsia="Calibri"/>
-                <w:color w:val="000000"/>
-                <w:vertAlign w:val="subscript"/>
-                <w:lang w:eastAsia="en-US"/>
-              </w:rPr>
-              <w:t>6</w:t>
-            </w:r>
-            <w:r>
-              <w:rPr>
-                <w:rFonts w:eastAsia="Calibri"/>
-                <w:color w:val="000000"/>
-                <w:lang w:eastAsia="en-US"/>
+              <w:t>уровень</w:t>
+            </w:r>
+            <w:r>
+              <w:rPr>
+                <w:lang w:val="en-US"/>
               </w:rPr>
               <w:t xml:space="preserve"> </w:t>
             </w:r>
             <w:r>
-              <w:rPr>
-                <w:rFonts w:eastAsia="Calibri"/>
-                <w:color w:val="000000"/>
-                <w:lang w:eastAsia="en-US"/>
-              </w:rPr>
-              <w:t>= 1,037 × 1,040 × 1,055× 1,045×1,04</w:t>
+              <w:t>инфляции</w:t>
+            </w:r>
+            <w:r>
+              <w:rPr>
+                <w:lang w:val="en-US"/>
+              </w:rPr>
+              <w:br/>
+            </w:r>
+            <w:r>
+              <w:t>КИ</w:t>
+            </w:r>
+            <w:r>
+              <w:rPr>
+                <w:lang w:val="en-US"/>
+              </w:rPr>
+              <w:t xml:space="preserve"> = </w:t>
+            </w:r>
+            <w:r>
+              <w:t>КИ</w:t>
+            </w:r>
+            <w:r>
+              <w:rPr>
+                <w:lang w:val="en-US"/>
+              </w:rPr>
+              <w:t xml:space="preserve">2021 × </w:t>
+            </w:r>
+            <w:r>
+              <w:t>КИ</w:t>
+            </w:r>
+            <w:r>
+              <w:rPr>
+                <w:lang w:val="en-US"/>
+              </w:rPr>
+              <w:t xml:space="preserve">2022 × </w:t>
+            </w:r>
+            <w:r>
+              <w:t>КИ</w:t>
+            </w:r>
+            <w:r>
+              <w:rPr>
+                <w:lang w:val="en-US"/>
+              </w:rPr>
+              <w:t xml:space="preserve">2023 × </w:t>
+            </w:r>
+            <w:r>
+              <w:t>КИ</w:t>
+            </w:r>
+            <w:r>
+              <w:rPr>
+                <w:lang w:val="en-US"/>
+              </w:rPr>
+              <w:t xml:space="preserve">2024 × </w:t>
+            </w:r>
+            <w:r>
+              <w:t>КИ</w:t>
+            </w:r>
+            <w:r>
+              <w:rPr>
+                <w:lang w:val="en-US"/>
+              </w:rPr>
+              <w:t xml:space="preserve">2025 × </w:t>
+            </w:r>
+            <w:r>
+              <w:t>КИ</w:t>
+            </w:r>
+            <w:r>
+              <w:rPr>
+                <w:lang w:val="en-US"/>
+              </w:rPr>
+              <w:t>2026 = {</w:t>
+            </w:r>
+            <w:proofErr w:type="gramStart"/>
+            <w:r>
+              <w:rPr>
+                <w:lang w:val="en-US"/>
+              </w:rPr>
+              <w:t xml:space="preserve">{ </w:t>
+            </w:r>
+            <w:proofErr w:type="gramEnd"/>
+            <w:r>
+              <w:rPr>
+                <w:lang w:val="en-US"/>
+              </w:rPr>
+              <w:t>KI_FORMULA }}{% else %}</w:t>
+            </w:r>
+            <w:proofErr w:type="spellStart"/>
+            <w:r>
+              <w:t>Нст</w:t>
+            </w:r>
+            <w:proofErr w:type="spellEnd"/>
+            <w:r>
+              <w:rPr>
+                <w:lang w:val="en-US"/>
+              </w:rPr>
+              <w:t xml:space="preserve"> – </w:t>
+            </w:r>
+            <w:r>
+              <w:t>ставка</w:t>
+            </w:r>
+            <w:r>
+              <w:rPr>
+                <w:lang w:val="en-US"/>
+              </w:rPr>
+              <w:t xml:space="preserve"> </w:t>
+            </w:r>
+            <w:r>
+              <w:t>арендной</w:t>
+            </w:r>
+            <w:r>
+              <w:rPr>
+                <w:lang w:val="en-US"/>
+              </w:rPr>
+              <w:t xml:space="preserve"> </w:t>
+            </w:r>
+            <w:r>
+              <w:t>платы</w:t>
+            </w:r>
+            <w:r>
+              <w:rPr>
+                <w:lang w:val="en-US"/>
+              </w:rPr>
+              <w:t xml:space="preserve"> (1,5%){% </w:t>
+            </w:r>
+            <w:proofErr w:type="spellStart"/>
+            <w:r>
+              <w:rPr>
+                <w:lang w:val="en-US"/>
+              </w:rPr>
+              <w:t>endif</w:t>
+            </w:r>
+            <w:proofErr w:type="spellEnd"/>
+            <w:r>
+              <w:rPr>
+                <w:lang w:val="en-US"/>
+              </w:rPr>
+              <w:t xml:space="preserve"> %}</w:t>
             </w:r>
           </w:p>
         </w:tc>
@@ -4566,117 +4781,91 @@
             </w:pPr>
             <w:r>
               <w:rPr>
-                <w:rFonts w:eastAsia="Calibri"/>
-                <w:color w:val="000000"/>
-                <w:lang w:val="en-US" w:eastAsia="en-US"/>
+                <w:lang w:val="en-US"/>
               </w:rPr>
               <w:t xml:space="preserve">{% if </w:t>
             </w:r>
             <w:proofErr w:type="spellStart"/>
             <w:r>
               <w:rPr>
-                <w:rFonts w:eastAsia="Calibri"/>
-                <w:color w:val="000000"/>
-                <w:lang w:val="en-US" w:eastAsia="en-US"/>
+                <w:lang w:val="en-US"/>
               </w:rPr>
               <w:t>payment_formula</w:t>
             </w:r>
             <w:proofErr w:type="spellEnd"/>
             <w:r>
               <w:rPr>
-                <w:rFonts w:eastAsia="Calibri"/>
-                <w:color w:val="000000"/>
-                <w:lang w:val="en-US" w:eastAsia="en-US"/>
+                <w:lang w:val="en-US"/>
               </w:rPr>
               <w:t xml:space="preserve"> == '</w:t>
             </w:r>
             <w:proofErr w:type="spellStart"/>
             <w:r>
               <w:rPr>
-                <w:rFonts w:eastAsia="Calibri"/>
-                <w:color w:val="000000"/>
-                <w:lang w:val="en-US" w:eastAsia="en-US"/>
+                <w:lang w:val="en-US"/>
               </w:rPr>
               <w:t>lep</w:t>
             </w:r>
             <w:proofErr w:type="spellEnd"/>
             <w:r>
               <w:rPr>
-                <w:rFonts w:eastAsia="Calibri"/>
-                <w:color w:val="000000"/>
-                <w:lang w:val="en-US" w:eastAsia="en-US"/>
+                <w:lang w:val="en-US"/>
               </w:rPr>
               <w:t>' %}{</w:t>
             </w:r>
             <w:proofErr w:type="gramStart"/>
             <w:r>
               <w:rPr>
-                <w:rFonts w:eastAsia="Calibri"/>
-                <w:color w:val="000000"/>
-                <w:lang w:val="en-US" w:eastAsia="en-US"/>
+                <w:lang w:val="en-US"/>
               </w:rPr>
               <w:t>{ formula</w:t>
             </w:r>
             <w:proofErr w:type="gramEnd"/>
             <w:r>
               <w:rPr>
-                <w:rFonts w:eastAsia="Calibri"/>
-                <w:color w:val="000000"/>
-                <w:lang w:val="en-US" w:eastAsia="en-US"/>
+                <w:lang w:val="en-US"/>
               </w:rPr>
               <w:t>_params.ki | string | replace('.', ',') }}{% else %}{</w:t>
             </w:r>
             <w:proofErr w:type="gramStart"/>
             <w:r>
               <w:rPr>
-                <w:rFonts w:eastAsia="Calibri"/>
-                <w:color w:val="000000"/>
-                <w:lang w:val="en-US" w:eastAsia="en-US"/>
+                <w:lang w:val="en-US"/>
               </w:rPr>
               <w:t xml:space="preserve">{ </w:t>
             </w:r>
             <w:proofErr w:type="spellStart"/>
             <w:r>
               <w:rPr>
-                <w:rFonts w:eastAsia="Calibri"/>
-                <w:color w:val="000000"/>
-                <w:lang w:val="en-US" w:eastAsia="en-US"/>
+                <w:lang w:val="en-US"/>
               </w:rPr>
               <w:t>formula</w:t>
             </w:r>
             <w:proofErr w:type="gramEnd"/>
             <w:r>
               <w:rPr>
-                <w:rFonts w:eastAsia="Calibri"/>
-                <w:color w:val="000000"/>
-                <w:lang w:val="en-US" w:eastAsia="en-US"/>
+                <w:lang w:val="en-US"/>
               </w:rPr>
               <w:t>_params.nst</w:t>
             </w:r>
             <w:proofErr w:type="spellEnd"/>
             <w:r>
               <w:rPr>
-                <w:rFonts w:eastAsia="Calibri"/>
-                <w:color w:val="000000"/>
-                <w:lang w:val="en-US" w:eastAsia="en-US"/>
+                <w:lang w:val="en-US"/>
               </w:rPr>
               <w:t xml:space="preserve"> | string | replace('.', ',') }}{% </w:t>
             </w:r>
             <w:proofErr w:type="spellStart"/>
             <w:r>
               <w:rPr>
-                <w:rFonts w:eastAsia="Calibri"/>
-                <w:color w:val="000000"/>
-                <w:lang w:val="en-US" w:eastAsia="en-US"/>
+                <w:lang w:val="en-US"/>
               </w:rPr>
               <w:t>endif</w:t>
             </w:r>
             <w:proofErr w:type="spellEnd"/>
             <w:r>
               <w:rPr>
-                <w:rFonts w:eastAsia="Calibri"/>
-                <w:color w:val="000000"/>
-                <w:lang w:val="en-US" w:eastAsia="en-US"/>
+                <w:lang w:val="en-US"/>
               </w:rPr>
               <w:t xml:space="preserve"> %}</w:t>
             </w:r>
@@ -5255,7 +5444,7 @@
           <w:szCs w:val="16"/>
           <w:lang w:eastAsia="en-US"/>
         </w:rPr>
-        <w:t xml:space="preserve"> год, установлен в соответствии с Федеральным законом от </w:t>
+        <w:t xml:space="preserve"> год, </w:t>
       </w:r>
       <w:r>
         <w:rPr>
@@ -5264,7 +5453,8 @@
           <w:szCs w:val="16"/>
           <w:lang w:eastAsia="en-US"/>
         </w:rPr>
-        <w:t>05</w:t>
+        <w:lastRenderedPageBreak/>
+        <w:t xml:space="preserve">установлен в соответствии с Федеральным законом от </w:t>
       </w:r>
       <w:r>
         <w:rPr>
@@ -5273,7 +5463,7 @@
           <w:szCs w:val="16"/>
           <w:lang w:eastAsia="en-US"/>
         </w:rPr>
-        <w:t>.12.202</w:t>
+        <w:t>05</w:t>
       </w:r>
       <w:r>
         <w:rPr>
@@ -5282,7 +5472,7 @@
           <w:szCs w:val="16"/>
           <w:lang w:eastAsia="en-US"/>
         </w:rPr>
-        <w:t>2</w:t>
+        <w:t>.12.202</w:t>
       </w:r>
       <w:r>
         <w:rPr>
@@ -5291,7 +5481,7 @@
           <w:szCs w:val="16"/>
           <w:lang w:eastAsia="en-US"/>
         </w:rPr>
-        <w:t xml:space="preserve"> №</w:t>
+        <w:t>2</w:t>
       </w:r>
       <w:r>
         <w:rPr>
@@ -5300,7 +5490,7 @@
           <w:szCs w:val="16"/>
           <w:lang w:eastAsia="en-US"/>
         </w:rPr>
-        <w:t>466</w:t>
+        <w:t xml:space="preserve"> №</w:t>
       </w:r>
       <w:r>
         <w:rPr>
@@ -5309,7 +5499,7 @@
           <w:szCs w:val="16"/>
           <w:lang w:eastAsia="en-US"/>
         </w:rPr>
-        <w:t>-ФЗ «О федеральном бюджете на 202</w:t>
+        <w:t>466</w:t>
       </w:r>
       <w:r>
         <w:rPr>
@@ -5318,7 +5508,7 @@
           <w:szCs w:val="16"/>
           <w:lang w:eastAsia="en-US"/>
         </w:rPr>
-        <w:t>3</w:t>
+        <w:t>-ФЗ «О федеральном бюджете на 202</w:t>
       </w:r>
       <w:r>
         <w:rPr>
@@ -5327,7 +5517,7 @@
           <w:szCs w:val="16"/>
           <w:lang w:eastAsia="en-US"/>
         </w:rPr>
-        <w:t xml:space="preserve"> год и на плановый период 202</w:t>
+        <w:t>3</w:t>
       </w:r>
       <w:r>
         <w:rPr>
@@ -5336,7 +5526,7 @@
           <w:szCs w:val="16"/>
           <w:lang w:eastAsia="en-US"/>
         </w:rPr>
-        <w:t>4</w:t>
+        <w:t xml:space="preserve"> год и на плановый период 202</w:t>
       </w:r>
       <w:r>
         <w:rPr>
@@ -5345,7 +5535,7 @@
           <w:szCs w:val="16"/>
           <w:lang w:eastAsia="en-US"/>
         </w:rPr>
-        <w:t xml:space="preserve"> и </w:t>
+        <w:t>4</w:t>
       </w:r>
       <w:r>
         <w:rPr>
@@ -5354,8 +5544,7 @@
           <w:szCs w:val="16"/>
           <w:lang w:eastAsia="en-US"/>
         </w:rPr>
-        <w:lastRenderedPageBreak/>
-        <w:t>202</w:t>
+        <w:t xml:space="preserve"> и 202</w:t>
       </w:r>
       <w:r>
         <w:rPr>
@@ -5594,6 +5783,11 @@
           <w:lang w:eastAsia="en-US"/>
         </w:rPr>
         <w:t xml:space="preserve"> администрации города Новокузнецка решения о разрешении размещения объекта.</w:t>
+      </w:r>
+    </w:p>
+    <w:p>
+      <w:r>
+        <w:t>{%p endif %}</w:t>
       </w:r>
     </w:p>
     <w:sectPr>
@@ -8623,7 +8817,7 @@
 </file>
 
 <file path=customXml/itemProps1.xml><?xml version="1.0" encoding="utf-8"?>
-<ds:datastoreItem xmlns:ds="http://schemas.openxmlformats.org/officeDocument/2006/customXml" ds:itemID="{6FBF0D7B-79F5-46B1-B265-DC02492301F9}">
+<ds:datastoreItem xmlns:ds="http://schemas.openxmlformats.org/officeDocument/2006/customXml" ds:itemID="{707D0A28-0E0D-4E9C-BE44-A4F9106BC55B}">
   <ds:schemaRefs>
     <ds:schemaRef ds:uri="http://schemas.openxmlformats.org/officeDocument/2006/bibliography"/>
   </ds:schemaRefs>

--- a/backend/templates/rrr/decision_template.docx
+++ b/backend/templates/rrr/decision_template.docx
@@ -543,6 +543,13 @@
           <w:sz w:val="24"/>
           <w:szCs w:val="24"/>
         </w:rPr>
+        <w:t xml:space="preserve">{% if is_nto %}, постановления администрации города Новокузнецка от 11.04.2018 № 63 «Об утверждении Положения об организации размещения нестационарных торговых объектов на территории Новокузнецкого городского округа»{% endif %}</w:t>
+      </w:r>
+      <w:r>
+        <w:rPr>
+          <w:sz w:val="24"/>
+          <w:szCs w:val="24"/>
+        </w:rPr>
         <w:t xml:space="preserve">{% </w:t>
       </w:r>
       <w:proofErr w:type="spellStart"/>
@@ -628,7 +635,7 @@
           <w:sz w:val="24"/>
           <w:szCs w:val="24"/>
         </w:rPr>
-        <w:t>архитектуры</w:t>
+        <w:t/>
       </w:r>
       <w:r>
         <w:rPr>
@@ -1190,21 +1197,21 @@
           <w:sz w:val="24"/>
           <w:szCs w:val="24"/>
         </w:rPr>
-        <w:t xml:space="preserve">бъекта вносится заявителем в {{ REQ_BANK }} БИК 013207212 на счет 40102810745370000032. Получатель платежа: УФК по Кемеровской области – Кузбассу (Комитет градостроительства и </w:t>
-      </w:r>
-      <w:r>
-        <w:rPr>
-          <w:sz w:val="24"/>
-          <w:szCs w:val="24"/>
-        </w:rPr>
-        <w:t>архитектуры</w:t>
-      </w:r>
-      <w:r>
-        <w:rPr>
-          <w:sz w:val="24"/>
-          <w:szCs w:val="24"/>
-        </w:rPr>
-        <w:t xml:space="preserve"> администрации города Новокузнецка) ИНН 4217121181 КПП 421701001</w:t>
+        <w:t xml:space="preserve">бъекта вносится заявителем в {{ REQ_BANK }} БИК {{ REQ_BIK }} на счет {{ REQ_CORR_ACCOUNT }}. Получатель платежа: {{ REQ_RECIPIENT }}</w:t>
+      </w:r>
+      <w:r>
+        <w:rPr>
+          <w:sz w:val="24"/>
+          <w:szCs w:val="24"/>
+        </w:rPr>
+        <w:t/>
+      </w:r>
+      <w:r>
+        <w:rPr>
+          <w:sz w:val="24"/>
+          <w:szCs w:val="24"/>
+        </w:rPr>
+        <w:t xml:space="preserve"> ИНН {{ REQ_INN }} КПП {{ REQ_KPP }}</w:t>
       </w:r>
       <w:r>
         <w:rPr>
@@ -1218,7 +1225,7 @@
           <w:sz w:val="24"/>
           <w:szCs w:val="24"/>
         </w:rPr>
-        <w:t xml:space="preserve">счет 03100643000000013900; ОКТМО 32731000. Назначение и код платежа: Прочие неналоговые доходы бюджетов городских округов (плата за разрешение на размещение объекта), КБК 906 117 05040 04 0040 180, в размере согласно приложению №2 к настоящему </w:t>
+        <w:t xml:space="preserve">счет {{ REQ_ACCOUNT }}; ОКТМО {{ REQ_OKTMO }}. Назначение и код платежа: {{ REQ_PURPOSE }}, КБК {{ REQ_KBK }}, в размере согласно приложению №2 к настоящему </w:t>
       </w:r>
       <w:r>
         <w:rPr>
@@ -1282,7 +1289,7 @@
           <w:sz w:val="24"/>
           <w:szCs w:val="24"/>
         </w:rPr>
-        <w:t>архитектуры</w:t>
+        <w:t/>
       </w:r>
       <w:r>
         <w:rPr>
@@ -1310,7 +1317,7 @@
           <w:sz w:val="24"/>
           <w:szCs w:val="24"/>
         </w:rPr>
-        <w:t>ешения.</w:t>
+        <w:t xml:space="preserve">ешения. {% endif %}</w:t>
       </w:r>
     </w:p>
     <w:p>
@@ -1326,23 +1333,55 @@
           <w:sz w:val="24"/>
           <w:szCs w:val="24"/>
         </w:rPr>
-        <w:t xml:space="preserve">{% </w:t>
-      </w:r>
-      <w:proofErr w:type="spellStart"/>
-      <w:r>
-        <w:rPr>
-          <w:sz w:val="24"/>
-          <w:szCs w:val="24"/>
-        </w:rPr>
-        <w:t>endif</w:t>
-      </w:r>
-      <w:proofErr w:type="spellEnd"/>
-      <w:r>
-        <w:rPr>
-          <w:sz w:val="24"/>
-          <w:szCs w:val="24"/>
-        </w:rPr>
-        <w:t xml:space="preserve"> %}{</w:t>
+        <w:t xml:space="preserve">{%p if is_attrac %}</w:t>
+      </w:r>
+    </w:p>
+    <w:p>
+      <w:pPr>
+        <w:ind w:firstLine="567"/>
+        <w:rPr>
+          <w:sz w:val="24"/>
+          <w:szCs w:val="24"/>
+        </w:rPr>
+      </w:pPr>
+      <w:r>
+        <w:rPr>
+          <w:sz w:val="24"/>
+          <w:szCs w:val="24"/>
+        </w:rPr>
+        <w:t xml:space="preserve">{{ N_ATTRAC }}. Лицо, получившее решение о разрешении размещения указанного объекта, приступает к использованию земельного участка только после получения свидетельства о государственной регистрации аттракциона, а также акта оценки его технического состояния (технического освидетельствования), подтверждающего соответствие такого аттракциона перечню требований к техническому состоянию и эксплуатации аттракционов, со дня выдачи которого прошло не более 12 месяцев (для сезонных аттракционов, изготовленных и введённых в эксплуатацию до вступления в силу технического регламента Евразийского экономического союза «О безопасности аттракционов»).</w:t>
+      </w:r>
+    </w:p>
+    <w:p>
+      <w:pPr>
+        <w:ind w:firstLine="567"/>
+        <w:rPr>
+          <w:sz w:val="24"/>
+          <w:szCs w:val="24"/>
+        </w:rPr>
+      </w:pPr>
+      <w:r>
+        <w:rPr>
+          <w:sz w:val="24"/>
+          <w:szCs w:val="24"/>
+        </w:rPr>
+        <w:t xml:space="preserve">{%p endif %}</w:t>
+      </w:r>
+    </w:p>
+    <w:p>
+      <w:pPr>
+        <w:ind w:firstLine="567"/>
+        <w:rPr>
+          <w:sz w:val="24"/>
+          <w:szCs w:val="24"/>
+        </w:rPr>
+      </w:pPr>
+      <w:r>
+        <w:rPr>
+          <w:sz w:val="24"/>
+          <w:szCs w:val="24"/>
+        </w:rPr>
+        <w:t xml:space="preserve">{</w:t>
       </w:r>
       <w:proofErr w:type="gramStart"/>
       <w:r>
@@ -1629,7 +1668,7 @@
           <w:sz w:val="24"/>
           <w:szCs w:val="24"/>
         </w:rPr>
-        <w:t>{% if has_payment or is_nto %};{% else %}.{% endif %}</w:t>
+        <w:t>{% if has_payment or is_attrac %};{% else %}.{% endif %}</w:t>
       </w:r>
     </w:p>
     <w:p>
@@ -1741,7 +1780,7 @@
           <w:sz w:val="24"/>
           <w:szCs w:val="24"/>
         </w:rPr>
-        <w:t>is_nto</w:t>
+        <w:t>is_attrac</w:t>
       </w:r>
       <w:proofErr w:type="spellEnd"/>
       <w:r>
@@ -2713,7 +2752,7 @@
           <w:szCs w:val="24"/>
           <w:lang w:val="en-US"/>
         </w:rPr>
-        <w:t>is_liner</w:t>
+        <w:t>is_linear</w:t>
       </w:r>
       <w:proofErr w:type="spellEnd"/>
       <w:r>
@@ -3532,7 +3571,7 @@
           <w:szCs w:val="24"/>
           <w:lang w:eastAsia="en-US"/>
         </w:rPr>
-        <w:t>архитектуры</w:t>
+        <w:t/>
       </w:r>
       <w:r>
         <w:rPr>

--- a/backend/templates/rrr/decision_template.docx
+++ b/backend/templates/rrr/decision_template.docx
@@ -219,6 +219,7 @@
         <w:rPr>
           <w:sz w:val="28"/>
           <w:szCs w:val="28"/>
+          <w:lang w:val="en-US"/>
         </w:rPr>
       </w:pPr>
       <w:r>
@@ -242,6 +243,7 @@
         <w:rPr>
           <w:sz w:val="16"/>
           <w:szCs w:val="24"/>
+          <w:lang w:val="en-US"/>
         </w:rPr>
       </w:pPr>
     </w:p>
@@ -251,6 +253,7 @@
         <w:rPr>
           <w:sz w:val="24"/>
           <w:szCs w:val="24"/>
+          <w:lang w:val="en-US"/>
         </w:rPr>
       </w:pPr>
     </w:p>
@@ -448,6 +451,7 @@
           <w:szCs w:val="24"/>
         </w:rPr>
       </w:pPr>
+      <w:proofErr w:type="gramStart"/>
       <w:r>
         <w:rPr>
           <w:sz w:val="24"/>
@@ -506,7 +510,46 @@
           <w:sz w:val="24"/>
           <w:szCs w:val="24"/>
         </w:rPr>
-        <w:t>статьи 51 Градостроительного кодекса Российской Федерации, постановления Правительства Российской Федерации от 12.11.2020 №1816 «Об утверждении перечня случаев, при которых для строительства, реконструкции линейного объекта не требуется подготовка документации по планировке территории»,</w:t>
+        <w:t>статьи 51 Градостроительного кодекса Российской Федерации, постановления Правительства Российской Федерации от 12.11.2020 №1816 «Об утверждении</w:t>
+      </w:r>
+      <w:proofErr w:type="gramEnd"/>
+      <w:r>
+        <w:rPr>
+          <w:sz w:val="24"/>
+          <w:szCs w:val="24"/>
+        </w:rPr>
+        <w:t xml:space="preserve"> перечня случаев, при которых </w:t>
+      </w:r>
+      <w:proofErr w:type="gramStart"/>
+      <w:r>
+        <w:rPr>
+          <w:sz w:val="24"/>
+          <w:szCs w:val="24"/>
+        </w:rPr>
+        <w:t>для</w:t>
+      </w:r>
+      <w:proofErr w:type="gramEnd"/>
+      <w:r>
+        <w:rPr>
+          <w:sz w:val="24"/>
+          <w:szCs w:val="24"/>
+        </w:rPr>
+        <w:t xml:space="preserve"> </w:t>
+      </w:r>
+      <w:proofErr w:type="gramStart"/>
+      <w:r>
+        <w:rPr>
+          <w:sz w:val="24"/>
+          <w:szCs w:val="24"/>
+        </w:rPr>
+        <w:t>строительства, реконструкции линейного объекта не требуется подготовка документации по планировке территории»,</w:t>
+      </w:r>
+      <w:r>
+        <w:rPr>
+          <w:sz w:val="24"/>
+          <w:szCs w:val="24"/>
+        </w:rPr>
+        <w:t xml:space="preserve"> </w:t>
       </w:r>
       <w:r>
         <w:rPr>
@@ -536,14 +579,15 @@
           <w:sz w:val="24"/>
           <w:szCs w:val="24"/>
         </w:rPr>
-        <w:t xml:space="preserve">постановления Коллегии Администрации Кемеровской области от 01.07.2015 №213 «Об утверждении Положения о порядке и условиях размещения видов объектов, перечень которых утвержден постановлением Правительства Российской Федерации от 03.12.2014 №1300 «Об утверждении перечня видов объектов, размещение которых может осуществляться на землях или земельных участках, находящихся в государственной или муниципальной собственности, без предоставления земельных участков и установления сервитутов», на землях и земельных участках, находящихся в государственной или муниципальной собственности, без предоставления земельных участков и установления сервитутов, публичного сервитута», </w:t>
-      </w:r>
-      <w:r>
-        <w:rPr>
-          <w:sz w:val="24"/>
-          <w:szCs w:val="24"/>
-        </w:rPr>
-        <w:t xml:space="preserve">{% if is_nto %}, постановления администрации города Новокузнецка от 11.04.2018 № 63 «Об утверждении Положения об организации размещения нестационарных торговых объектов на территории Новокузнецкого городского округа»{% endif %}</w:t>
+        <w:t>постановления Коллегии Администрации Кемеровской области от 01.07.2015 №213 «Об утверждении Положения о порядке и условиях размещения видов объектов, перечень которых утвержден постановлением Правительства Российской Федерации от 03.12.2014 №1300 «Об утверждении перечня видов объектов, размещение которых может осуществляться на землях или земельных участках, находящихся в государственной или муниципальной собственности</w:t>
+      </w:r>
+      <w:proofErr w:type="gramEnd"/>
+      <w:r>
+        <w:rPr>
+          <w:sz w:val="24"/>
+          <w:szCs w:val="24"/>
+        </w:rPr>
+        <w:t xml:space="preserve">, без предоставления земельных участков и установления сервитутов», на землях и земельных участках, находящихся в государственной или муниципальной собственности, без предоставления земельных участков и установления сервитутов, публичного сервитута», </w:t>
       </w:r>
       <w:r>
         <w:rPr>
@@ -574,6 +618,75 @@
           <w:sz w:val="24"/>
           <w:szCs w:val="24"/>
         </w:rPr>
+        <w:t>is_nto</w:t>
+      </w:r>
+      <w:proofErr w:type="spellEnd"/>
+      <w:r>
+        <w:rPr>
+          <w:sz w:val="24"/>
+          <w:szCs w:val="24"/>
+        </w:rPr>
+        <w:t xml:space="preserve"> %}постановления администрации города Новокузнецка от 11.04.2018 № 63 «Об утверждении Положения об организации размещения нестационарных торговых объектов на территории Новокузнецкого городского округа»</w:t>
+      </w:r>
+      <w:r>
+        <w:rPr>
+          <w:sz w:val="24"/>
+          <w:szCs w:val="24"/>
+        </w:rPr>
+        <w:t xml:space="preserve">, </w:t>
+      </w:r>
+      <w:r>
+        <w:rPr>
+          <w:sz w:val="24"/>
+          <w:szCs w:val="24"/>
+        </w:rPr>
+        <w:t xml:space="preserve">{% </w:t>
+      </w:r>
+      <w:proofErr w:type="spellStart"/>
+      <w:r>
+        <w:rPr>
+          <w:sz w:val="24"/>
+          <w:szCs w:val="24"/>
+        </w:rPr>
+        <w:t>endif</w:t>
+      </w:r>
+      <w:proofErr w:type="spellEnd"/>
+      <w:r>
+        <w:rPr>
+          <w:sz w:val="24"/>
+          <w:szCs w:val="24"/>
+        </w:rPr>
+        <w:t xml:space="preserve"> %}</w:t>
+      </w:r>
+      <w:r>
+        <w:rPr>
+          <w:sz w:val="24"/>
+          <w:szCs w:val="24"/>
+        </w:rPr>
+        <w:t xml:space="preserve">{% </w:t>
+      </w:r>
+      <w:proofErr w:type="spellStart"/>
+      <w:r>
+        <w:rPr>
+          <w:sz w:val="24"/>
+          <w:szCs w:val="24"/>
+        </w:rPr>
+        <w:t>if</w:t>
+      </w:r>
+      <w:proofErr w:type="spellEnd"/>
+      <w:r>
+        <w:rPr>
+          <w:sz w:val="24"/>
+          <w:szCs w:val="24"/>
+        </w:rPr>
+        <w:t xml:space="preserve"> </w:t>
+      </w:r>
+      <w:proofErr w:type="spellStart"/>
+      <w:r>
+        <w:rPr>
+          <w:sz w:val="24"/>
+          <w:szCs w:val="24"/>
+        </w:rPr>
         <w:t>proezd_agreement</w:t>
       </w:r>
       <w:proofErr w:type="spellEnd"/>
@@ -582,9 +695,18 @@
           <w:sz w:val="24"/>
           <w:szCs w:val="24"/>
         </w:rPr>
-        <w:t xml:space="preserve"> %}{{ </w:t>
+        <w:t xml:space="preserve"> %}{</w:t>
+      </w:r>
+      <w:proofErr w:type="gramStart"/>
+      <w:r>
+        <w:rPr>
+          <w:sz w:val="24"/>
+          <w:szCs w:val="24"/>
+        </w:rPr>
+        <w:t xml:space="preserve">{ </w:t>
       </w:r>
       <w:proofErr w:type="spellStart"/>
+      <w:proofErr w:type="gramEnd"/>
       <w:r>
         <w:rPr>
           <w:sz w:val="24"/>
@@ -598,7 +720,21 @@
           <w:sz w:val="24"/>
           <w:szCs w:val="24"/>
         </w:rPr>
-        <w:t xml:space="preserve"> }}{% </w:t>
+        <w:t xml:space="preserve"> }}</w:t>
+      </w:r>
+      <w:r>
+        <w:rPr>
+          <w:sz w:val="24"/>
+          <w:szCs w:val="24"/>
+        </w:rPr>
+        <w:t xml:space="preserve">, </w:t>
+      </w:r>
+      <w:r>
+        <w:rPr>
+          <w:sz w:val="24"/>
+          <w:szCs w:val="24"/>
+        </w:rPr>
+        <w:t xml:space="preserve">{% </w:t>
       </w:r>
       <w:proofErr w:type="spellStart"/>
       <w:r>
@@ -614,7 +750,7 @@
           <w:sz w:val="24"/>
           <w:szCs w:val="24"/>
         </w:rPr>
-        <w:t xml:space="preserve"> %} </w:t>
+        <w:t xml:space="preserve"> %}</w:t>
       </w:r>
       <w:r>
         <w:rPr>
@@ -628,21 +764,7 @@
           <w:sz w:val="24"/>
           <w:szCs w:val="24"/>
         </w:rPr>
-        <w:t xml:space="preserve">положения о Комитете градостроительства и </w:t>
-      </w:r>
-      <w:r>
-        <w:rPr>
-          <w:sz w:val="24"/>
-          <w:szCs w:val="24"/>
-        </w:rPr>
-        <w:t/>
-      </w:r>
-      <w:r>
-        <w:rPr>
-          <w:sz w:val="24"/>
-          <w:szCs w:val="24"/>
-        </w:rPr>
-        <w:t xml:space="preserve"> администрации города Новокузнецка, утвержденного решением Новокузнецкого городского Совета народных депутатов от 22.04.2025 №6/28 </w:t>
+        <w:t xml:space="preserve">положения о Комитете градостроительства и  администрации города Новокузнецка, утвержденного решением Новокузнецкого городского Совета народных депутатов от 22.04.2025 №6/28 </w:t>
       </w:r>
       <w:r>
         <w:rPr>
@@ -900,7 +1022,23 @@
           <w:sz w:val="24"/>
           <w:szCs w:val="24"/>
         </w:rPr>
-        <w:t xml:space="preserve">условным номером :ЗУ1, площадью </w:t>
+        <w:t xml:space="preserve">условным номером </w:t>
+      </w:r>
+      <w:proofErr w:type="gramStart"/>
+      <w:r>
+        <w:rPr>
+          <w:sz w:val="24"/>
+          <w:szCs w:val="24"/>
+        </w:rPr>
+        <w:t>:З</w:t>
+      </w:r>
+      <w:proofErr w:type="gramEnd"/>
+      <w:r>
+        <w:rPr>
+          <w:sz w:val="24"/>
+          <w:szCs w:val="24"/>
+        </w:rPr>
+        <w:t xml:space="preserve">У1, площадью </w:t>
       </w:r>
       <w:r>
         <w:rPr>
@@ -914,7 +1052,7 @@
           <w:sz w:val="24"/>
           <w:szCs w:val="24"/>
         </w:rPr>
-        <w:t xml:space="preserve"> </w:t>
+        <w:t> </w:t>
       </w:r>
       <w:proofErr w:type="spellStart"/>
       <w:r>
@@ -937,7 +1075,31 @@
           <w:sz w:val="24"/>
           <w:szCs w:val="24"/>
         </w:rPr>
-        <w:t>{{ LOCATION }}</w:t>
+        <w:t xml:space="preserve">{{ </w:t>
+      </w:r>
+      <w:r>
+        <w:rPr>
+          <w:sz w:val="24"/>
+          <w:szCs w:val="24"/>
+        </w:rPr>
+        <w:lastRenderedPageBreak/>
+        <w:t>LOCATION</w:t>
+      </w:r>
+      <w:proofErr w:type="gramStart"/>
+      <w:r>
+        <w:rPr>
+          <w:sz w:val="24"/>
+          <w:szCs w:val="24"/>
+        </w:rPr>
+        <w:t xml:space="preserve"> }</w:t>
+      </w:r>
+      <w:proofErr w:type="gramEnd"/>
+      <w:r>
+        <w:rPr>
+          <w:sz w:val="24"/>
+          <w:szCs w:val="24"/>
+        </w:rPr>
+        <w:t>}</w:t>
       </w:r>
       <w:r>
         <w:rPr>
@@ -1000,23 +1162,11 @@
           <w:sz w:val="24"/>
           <w:szCs w:val="24"/>
         </w:rPr>
-        <w:t xml:space="preserve">сервитута, </w:t>
-      </w:r>
-      <w:r>
-        <w:rPr>
-          <w:sz w:val="24"/>
-          <w:szCs w:val="24"/>
-        </w:rPr>
-        <w:lastRenderedPageBreak/>
-        <w:t>публичного сервитута (далее – Решение).</w:t>
+        <w:t>сервитута, публичного сервитута (далее – Решение).</w:t>
       </w:r>
     </w:p>
     <w:p>
       <w:pPr>
-        <w:tabs>
-          <w:tab w:val="left" w:pos="426"/>
-          <w:tab w:val="left" w:pos="993"/>
-        </w:tabs>
         <w:ind w:firstLine="567"/>
         <w:rPr>
           <w:sz w:val="24"/>
@@ -1105,13 +1255,6 @@
     </w:p>
     <w:p>
       <w:pPr>
-        <w:tabs>
-          <w:tab w:val="left" w:pos="426"/>
-          <w:tab w:val="left" w:pos="567"/>
-          <w:tab w:val="left" w:pos="993"/>
-          <w:tab w:val="left" w:pos="1276"/>
-          <w:tab w:val="left" w:pos="1418"/>
-        </w:tabs>
         <w:ind w:firstLine="567"/>
         <w:rPr>
           <w:sz w:val="24"/>
@@ -1124,7 +1267,23 @@
           <w:szCs w:val="24"/>
           <w:lang w:val="en-US"/>
         </w:rPr>
-        <w:t xml:space="preserve">{% if </w:t>
+        <w:t>{%</w:t>
+      </w:r>
+      <w:r>
+        <w:rPr>
+          <w:sz w:val="24"/>
+          <w:szCs w:val="24"/>
+          <w:lang w:val="en-US"/>
+        </w:rPr>
+        <w:t>p</w:t>
+      </w:r>
+      <w:r>
+        <w:rPr>
+          <w:sz w:val="24"/>
+          <w:szCs w:val="24"/>
+          <w:lang w:val="en-US"/>
+        </w:rPr>
+        <w:t xml:space="preserve"> if </w:t>
       </w:r>
       <w:proofErr w:type="spellStart"/>
       <w:r>
@@ -1144,37 +1303,65 @@
         </w:rPr>
         <w:t xml:space="preserve"> %}</w:t>
       </w:r>
+    </w:p>
+    <w:p>
+      <w:pPr>
+        <w:ind w:firstLine="567"/>
+        <w:rPr>
+          <w:sz w:val="24"/>
+          <w:szCs w:val="24"/>
+        </w:rPr>
+      </w:pPr>
+      <w:r>
+        <w:rPr>
+          <w:sz w:val="24"/>
+          <w:szCs w:val="24"/>
+        </w:rPr>
+        <w:t xml:space="preserve">{{ </w:t>
+      </w:r>
       <w:r>
         <w:rPr>
           <w:sz w:val="24"/>
           <w:szCs w:val="24"/>
           <w:lang w:val="en-US"/>
         </w:rPr>
-        <w:t>{</w:t>
+        <w:t>N</w:t>
+      </w:r>
+      <w:r>
+        <w:rPr>
+          <w:sz w:val="24"/>
+          <w:szCs w:val="24"/>
+        </w:rPr>
+        <w:t>_</w:t>
+      </w:r>
+      <w:r>
+        <w:rPr>
+          <w:sz w:val="24"/>
+          <w:szCs w:val="24"/>
+          <w:lang w:val="en-US"/>
+        </w:rPr>
+        <w:t>PAYMENT</w:t>
       </w:r>
       <w:proofErr w:type="gramStart"/>
       <w:r>
         <w:rPr>
           <w:sz w:val="24"/>
           <w:szCs w:val="24"/>
-          <w:lang w:val="en-US"/>
-        </w:rPr>
-        <w:t>{ N</w:t>
+        </w:rPr>
+        <w:t xml:space="preserve"> }</w:t>
       </w:r>
       <w:proofErr w:type="gramEnd"/>
       <w:r>
         <w:rPr>
           <w:sz w:val="24"/>
           <w:szCs w:val="24"/>
-          <w:lang w:val="en-US"/>
-        </w:rPr>
-        <w:t>_PAYMENT }}.</w:t>
-      </w:r>
-      <w:r>
-        <w:rPr>
-          <w:sz w:val="24"/>
-          <w:szCs w:val="24"/>
-          <w:lang w:val="en-US"/>
+        </w:rPr>
+        <w:t>}.</w:t>
+      </w:r>
+      <w:r>
+        <w:rPr>
+          <w:sz w:val="24"/>
+          <w:szCs w:val="24"/>
         </w:rPr>
         <w:tab/>
       </w:r>
@@ -1197,21 +1384,39 @@
           <w:sz w:val="24"/>
           <w:szCs w:val="24"/>
         </w:rPr>
-        <w:t xml:space="preserve">бъекта вносится заявителем в {{ REQ_BANK }} БИК {{ REQ_BIK }} на счет {{ REQ_CORR_ACCOUNT }}. Получатель платежа: {{ REQ_RECIPIENT }}</w:t>
-      </w:r>
-      <w:r>
-        <w:rPr>
-          <w:sz w:val="24"/>
-          <w:szCs w:val="24"/>
-        </w:rPr>
-        <w:t/>
-      </w:r>
-      <w:r>
-        <w:rPr>
-          <w:sz w:val="24"/>
-          <w:szCs w:val="24"/>
-        </w:rPr>
-        <w:t xml:space="preserve"> ИНН {{ REQ_INN }} КПП {{ REQ_KPP }}</w:t>
+        <w:t>бъекта вносится заявителем в {</w:t>
+      </w:r>
+      <w:proofErr w:type="gramStart"/>
+      <w:r>
+        <w:rPr>
+          <w:sz w:val="24"/>
+          <w:szCs w:val="24"/>
+        </w:rPr>
+        <w:t xml:space="preserve">{ </w:t>
+      </w:r>
+      <w:proofErr w:type="gramEnd"/>
+      <w:r>
+        <w:rPr>
+          <w:sz w:val="24"/>
+          <w:szCs w:val="24"/>
+        </w:rPr>
+        <w:t>REQ_BANK }} БИК {{ REQ_BIK }} на счет {{ REQ_CORR_ACCOUNT }}. Получатель платежа: {{ REQ_RECIPIENT</w:t>
+      </w:r>
+      <w:proofErr w:type="gramStart"/>
+      <w:r>
+        <w:rPr>
+          <w:sz w:val="24"/>
+          <w:szCs w:val="24"/>
+        </w:rPr>
+        <w:t xml:space="preserve"> }</w:t>
+      </w:r>
+      <w:proofErr w:type="gramEnd"/>
+      <w:r>
+        <w:rPr>
+          <w:sz w:val="24"/>
+          <w:szCs w:val="24"/>
+        </w:rPr>
+        <w:t>} ИНН {{ REQ_INN }} КПП {{ REQ_KPP }}</w:t>
       </w:r>
       <w:r>
         <w:rPr>
@@ -1225,7 +1430,23 @@
           <w:sz w:val="24"/>
           <w:szCs w:val="24"/>
         </w:rPr>
-        <w:t xml:space="preserve">счет {{ REQ_ACCOUNT }}; ОКТМО {{ REQ_OKTMO }}. Назначение и код платежа: {{ REQ_PURPOSE }}, КБК {{ REQ_KBK }}, в размере согласно приложению №2 к настоящему </w:t>
+        <w:t>счет {{ REQ_ACCOUNT }}; ОКТМО {{ REQ_OKTMO }}. Назначение и код платежа: {{ REQ_PURPOSE</w:t>
+      </w:r>
+      <w:proofErr w:type="gramStart"/>
+      <w:r>
+        <w:rPr>
+          <w:sz w:val="24"/>
+          <w:szCs w:val="24"/>
+        </w:rPr>
+        <w:t xml:space="preserve"> }</w:t>
+      </w:r>
+      <w:proofErr w:type="gramEnd"/>
+      <w:r>
+        <w:rPr>
+          <w:sz w:val="24"/>
+          <w:szCs w:val="24"/>
+        </w:rPr>
+        <w:t xml:space="preserve">}, КБК {{ REQ_KBK }}, в размере согласно приложению №2 к настоящему </w:t>
       </w:r>
       <w:r>
         <w:rPr>
@@ -1282,21 +1503,7 @@
           <w:sz w:val="24"/>
           <w:szCs w:val="24"/>
         </w:rPr>
-        <w:t xml:space="preserve">градостроительства и </w:t>
-      </w:r>
-      <w:r>
-        <w:rPr>
-          <w:sz w:val="24"/>
-          <w:szCs w:val="24"/>
-        </w:rPr>
-        <w:t/>
-      </w:r>
-      <w:r>
-        <w:rPr>
-          <w:sz w:val="24"/>
-          <w:szCs w:val="24"/>
-        </w:rPr>
-        <w:t xml:space="preserve"> администрации города Новокузнецка (далее – Комитет) </w:t>
+        <w:t xml:space="preserve">градостроительства и  администрации города Новокузнецка (далее – Комитет) </w:t>
       </w:r>
       <w:r>
         <w:rPr>
@@ -1317,43 +1524,133 @@
           <w:sz w:val="24"/>
           <w:szCs w:val="24"/>
         </w:rPr>
-        <w:t xml:space="preserve">ешения. {% endif %}</w:t>
+        <w:t xml:space="preserve">ешения. </w:t>
       </w:r>
     </w:p>
     <w:p>
       <w:pPr>
+        <w:tabs>
+          <w:tab w:val="left" w:pos="567"/>
+          <w:tab w:val="left" w:pos="993"/>
+          <w:tab w:val="left" w:pos="1276"/>
+          <w:tab w:val="left" w:pos="1418"/>
+        </w:tabs>
         <w:ind w:firstLine="567"/>
         <w:rPr>
           <w:sz w:val="24"/>
           <w:szCs w:val="24"/>
-        </w:rPr>
-      </w:pPr>
-      <w:r>
-        <w:rPr>
-          <w:sz w:val="24"/>
-          <w:szCs w:val="24"/>
-        </w:rPr>
-        <w:t xml:space="preserve">{%p if is_attrac %}</w:t>
+          <w:lang w:val="en-US"/>
+        </w:rPr>
+      </w:pPr>
+      <w:r>
+        <w:rPr>
+          <w:sz w:val="24"/>
+          <w:szCs w:val="24"/>
+          <w:lang w:val="en-US"/>
+        </w:rPr>
+        <w:t>{%</w:t>
+      </w:r>
+      <w:r>
+        <w:rPr>
+          <w:sz w:val="24"/>
+          <w:szCs w:val="24"/>
+          <w:lang w:val="en-US"/>
+        </w:rPr>
+        <w:t>p</w:t>
+      </w:r>
+      <w:r>
+        <w:rPr>
+          <w:sz w:val="24"/>
+          <w:szCs w:val="24"/>
+          <w:lang w:val="en-US"/>
+        </w:rPr>
+        <w:t xml:space="preserve"> </w:t>
+      </w:r>
+      <w:proofErr w:type="spellStart"/>
+      <w:r>
+        <w:rPr>
+          <w:sz w:val="24"/>
+          <w:szCs w:val="24"/>
+          <w:lang w:val="en-US"/>
+        </w:rPr>
+        <w:t>endif</w:t>
+      </w:r>
+      <w:proofErr w:type="spellEnd"/>
+      <w:r>
+        <w:rPr>
+          <w:sz w:val="24"/>
+          <w:szCs w:val="24"/>
+          <w:lang w:val="en-US"/>
+        </w:rPr>
+        <w:t xml:space="preserve"> %}</w:t>
       </w:r>
     </w:p>
     <w:p>
       <w:pPr>
+        <w:tabs>
+          <w:tab w:val="left" w:pos="567"/>
+          <w:tab w:val="left" w:pos="993"/>
+          <w:tab w:val="left" w:pos="1276"/>
+          <w:tab w:val="left" w:pos="1418"/>
+        </w:tabs>
         <w:ind w:firstLine="567"/>
         <w:rPr>
           <w:sz w:val="24"/>
           <w:szCs w:val="24"/>
-        </w:rPr>
-      </w:pPr>
-      <w:r>
-        <w:rPr>
-          <w:sz w:val="24"/>
-          <w:szCs w:val="24"/>
-        </w:rPr>
-        <w:t xml:space="preserve">{{ N_ATTRAC }}. Лицо, получившее решение о разрешении размещения указанного объекта, приступает к использованию земельного участка только после получения свидетельства о государственной регистрации аттракциона, а также акта оценки его технического состояния (технического освидетельствования), подтверждающего соответствие такого аттракциона перечню требований к техническому состоянию и эксплуатации аттракционов, со дня выдачи которого прошло не более 12 месяцев (для сезонных аттракционов, изготовленных и введённых в эксплуатацию до вступления в силу технического регламента Евразийского экономического союза «О безопасности аттракционов»).</w:t>
+          <w:lang w:val="en-US"/>
+        </w:rPr>
+      </w:pPr>
+      <w:r>
+        <w:rPr>
+          <w:sz w:val="24"/>
+          <w:szCs w:val="24"/>
+          <w:lang w:val="en-US"/>
+        </w:rPr>
+        <w:t>{%</w:t>
+      </w:r>
+      <w:r>
+        <w:rPr>
+          <w:sz w:val="24"/>
+          <w:szCs w:val="24"/>
+          <w:lang w:val="en-US"/>
+        </w:rPr>
+        <w:t xml:space="preserve">p </w:t>
+      </w:r>
+      <w:r>
+        <w:rPr>
+          <w:sz w:val="24"/>
+          <w:szCs w:val="24"/>
+          <w:lang w:val="en-US"/>
+        </w:rPr>
+        <w:t xml:space="preserve">if </w:t>
+      </w:r>
+      <w:proofErr w:type="spellStart"/>
+      <w:r>
+        <w:rPr>
+          <w:sz w:val="24"/>
+          <w:szCs w:val="24"/>
+          <w:lang w:val="en-US"/>
+        </w:rPr>
+        <w:t>is_attrac</w:t>
+      </w:r>
+      <w:proofErr w:type="spellEnd"/>
+      <w:r>
+        <w:rPr>
+          <w:sz w:val="24"/>
+          <w:szCs w:val="24"/>
+          <w:lang w:val="en-US"/>
+        </w:rPr>
+        <w:t xml:space="preserve"> %}</w:t>
       </w:r>
     </w:p>
     <w:p>
       <w:pPr>
+        <w:tabs>
+          <w:tab w:val="left" w:pos="567"/>
+          <w:tab w:val="left" w:pos="993"/>
+          <w:tab w:val="left" w:pos="1276"/>
+          <w:tab w:val="left" w:pos="1418"/>
+        </w:tabs>
         <w:ind w:firstLine="567"/>
         <w:rPr>
           <w:sz w:val="24"/>
@@ -1365,11 +1662,79 @@
           <w:sz w:val="24"/>
           <w:szCs w:val="24"/>
         </w:rPr>
-        <w:t xml:space="preserve">{%p endif %}</w:t>
+        <w:t xml:space="preserve">{{ </w:t>
+      </w:r>
+      <w:r>
+        <w:rPr>
+          <w:sz w:val="24"/>
+          <w:szCs w:val="24"/>
+          <w:lang w:val="en-US"/>
+        </w:rPr>
+        <w:t>N</w:t>
+      </w:r>
+      <w:r>
+        <w:rPr>
+          <w:sz w:val="24"/>
+          <w:szCs w:val="24"/>
+        </w:rPr>
+        <w:t>_</w:t>
+      </w:r>
+      <w:r>
+        <w:rPr>
+          <w:sz w:val="24"/>
+          <w:szCs w:val="24"/>
+          <w:lang w:val="en-US"/>
+        </w:rPr>
+        <w:t>ATTRAC</w:t>
+      </w:r>
+      <w:proofErr w:type="gramStart"/>
+      <w:r>
+        <w:rPr>
+          <w:sz w:val="24"/>
+          <w:szCs w:val="24"/>
+        </w:rPr>
+        <w:t xml:space="preserve"> }</w:t>
+      </w:r>
+      <w:proofErr w:type="gramEnd"/>
+      <w:r>
+        <w:rPr>
+          <w:sz w:val="24"/>
+          <w:szCs w:val="24"/>
+        </w:rPr>
+        <w:t xml:space="preserve">}. </w:t>
+      </w:r>
+      <w:r>
+        <w:rPr>
+          <w:sz w:val="24"/>
+          <w:szCs w:val="24"/>
+        </w:rPr>
+        <w:t xml:space="preserve">Лицо, получившее решение о разрешении размещения указанного объекта, приступает к использованию земельного участка только после получения свидетельства о государственной регистрации аттракциона, а также акта оценки его технического состояния (технического освидетельствования), подтверждающего соответствие такого аттракциона перечню требований к техническому состоянию и эксплуатации аттракционов, со </w:t>
+      </w:r>
+      <w:proofErr w:type="gramStart"/>
+      <w:r>
+        <w:rPr>
+          <w:sz w:val="24"/>
+          <w:szCs w:val="24"/>
+        </w:rPr>
+        <w:t>дня</w:t>
+      </w:r>
+      <w:proofErr w:type="gramEnd"/>
+      <w:r>
+        <w:rPr>
+          <w:sz w:val="24"/>
+          <w:szCs w:val="24"/>
+        </w:rPr>
+        <w:t xml:space="preserve"> выдачи которого прошло не более 12 месяцев (для сезонных аттракционов, изготовленных и введённых в эксплуатацию до вступления в силу технического регламента Евразийского экономического союза «О безопасности аттракционов»).</w:t>
       </w:r>
     </w:p>
     <w:p>
       <w:pPr>
+        <w:tabs>
+          <w:tab w:val="left" w:pos="567"/>
+          <w:tab w:val="left" w:pos="993"/>
+          <w:tab w:val="left" w:pos="1276"/>
+          <w:tab w:val="left" w:pos="1418"/>
+        </w:tabs>
         <w:ind w:firstLine="567"/>
         <w:rPr>
           <w:sz w:val="24"/>
@@ -1381,7 +1746,77 @@
           <w:sz w:val="24"/>
           <w:szCs w:val="24"/>
         </w:rPr>
-        <w:t xml:space="preserve">{</w:t>
+        <w:t>{%</w:t>
+      </w:r>
+      <w:r>
+        <w:rPr>
+          <w:sz w:val="24"/>
+          <w:szCs w:val="24"/>
+          <w:lang w:val="en-US"/>
+        </w:rPr>
+        <w:t>p</w:t>
+      </w:r>
+      <w:r>
+        <w:rPr>
+          <w:sz w:val="24"/>
+          <w:szCs w:val="24"/>
+        </w:rPr>
+        <w:t xml:space="preserve"> </w:t>
+      </w:r>
+      <w:proofErr w:type="spellStart"/>
+      <w:r>
+        <w:rPr>
+          <w:sz w:val="24"/>
+          <w:szCs w:val="24"/>
+        </w:rPr>
+        <w:t>endif</w:t>
+      </w:r>
+      <w:proofErr w:type="spellEnd"/>
+      <w:r>
+        <w:rPr>
+          <w:sz w:val="24"/>
+          <w:szCs w:val="24"/>
+        </w:rPr>
+        <w:t xml:space="preserve"> %}</w:t>
+      </w:r>
+    </w:p>
+    <w:p>
+      <w:pPr>
+        <w:ind w:firstLine="567"/>
+        <w:rPr>
+          <w:sz w:val="24"/>
+          <w:szCs w:val="24"/>
+        </w:rPr>
+      </w:pPr>
+      <w:r>
+        <w:rPr>
+          <w:sz w:val="24"/>
+          <w:szCs w:val="24"/>
+        </w:rPr>
+        <w:t xml:space="preserve">{{ </w:t>
+      </w:r>
+      <w:r>
+        <w:rPr>
+          <w:sz w:val="24"/>
+          <w:szCs w:val="24"/>
+          <w:lang w:val="en-US"/>
+        </w:rPr>
+        <w:t>N</w:t>
+      </w:r>
+      <w:r>
+        <w:rPr>
+          <w:sz w:val="24"/>
+          <w:szCs w:val="24"/>
+        </w:rPr>
+        <w:t>_</w:t>
+      </w:r>
+      <w:r>
+        <w:rPr>
+          <w:sz w:val="24"/>
+          <w:szCs w:val="24"/>
+          <w:lang w:val="en-US"/>
+        </w:rPr>
+        <w:t>TERMINATION</w:t>
       </w:r>
       <w:proofErr w:type="gramStart"/>
       <w:r>
@@ -1389,38 +1824,15 @@
           <w:sz w:val="24"/>
           <w:szCs w:val="24"/>
         </w:rPr>
-        <w:t xml:space="preserve">{ </w:t>
+        <w:t xml:space="preserve"> }</w:t>
       </w:r>
       <w:proofErr w:type="gramEnd"/>
       <w:r>
         <w:rPr>
           <w:sz w:val="24"/>
           <w:szCs w:val="24"/>
-          <w:lang w:val="en-US"/>
-        </w:rPr>
-        <w:t>N</w:t>
-      </w:r>
-      <w:r>
-        <w:rPr>
-          <w:sz w:val="24"/>
-          <w:szCs w:val="24"/>
-        </w:rPr>
-        <w:t>_</w:t>
-      </w:r>
-      <w:r>
-        <w:rPr>
-          <w:sz w:val="24"/>
-          <w:szCs w:val="24"/>
-          <w:lang w:val="en-US"/>
-        </w:rPr>
-        <w:t>TERMINATION</w:t>
-      </w:r>
-      <w:r>
-        <w:rPr>
-          <w:sz w:val="24"/>
-          <w:szCs w:val="24"/>
-        </w:rPr>
-        <w:t xml:space="preserve"> }}.</w:t>
+        </w:rPr>
+        <w:t>}.</w:t>
       </w:r>
       <w:r>
         <w:rPr>
@@ -1668,7 +2080,103 @@
           <w:sz w:val="24"/>
           <w:szCs w:val="24"/>
         </w:rPr>
-        <w:t>{% if has_payment or is_attrac %};{% else %}.{% endif %}</w:t>
+        <w:t xml:space="preserve">{% </w:t>
+      </w:r>
+      <w:proofErr w:type="spellStart"/>
+      <w:r>
+        <w:rPr>
+          <w:sz w:val="24"/>
+          <w:szCs w:val="24"/>
+        </w:rPr>
+        <w:t>if</w:t>
+      </w:r>
+      <w:proofErr w:type="spellEnd"/>
+      <w:r>
+        <w:rPr>
+          <w:sz w:val="24"/>
+          <w:szCs w:val="24"/>
+        </w:rPr>
+        <w:t xml:space="preserve"> </w:t>
+      </w:r>
+      <w:proofErr w:type="spellStart"/>
+      <w:r>
+        <w:rPr>
+          <w:sz w:val="24"/>
+          <w:szCs w:val="24"/>
+        </w:rPr>
+        <w:t>has_payment</w:t>
+      </w:r>
+      <w:proofErr w:type="spellEnd"/>
+      <w:r>
+        <w:rPr>
+          <w:sz w:val="24"/>
+          <w:szCs w:val="24"/>
+        </w:rPr>
+        <w:t xml:space="preserve"> </w:t>
+      </w:r>
+      <w:proofErr w:type="spellStart"/>
+      <w:r>
+        <w:rPr>
+          <w:sz w:val="24"/>
+          <w:szCs w:val="24"/>
+        </w:rPr>
+        <w:t>or</w:t>
+      </w:r>
+      <w:proofErr w:type="spellEnd"/>
+      <w:r>
+        <w:rPr>
+          <w:sz w:val="24"/>
+          <w:szCs w:val="24"/>
+        </w:rPr>
+        <w:t xml:space="preserve"> </w:t>
+      </w:r>
+      <w:proofErr w:type="spellStart"/>
+      <w:r>
+        <w:rPr>
+          <w:sz w:val="24"/>
+          <w:szCs w:val="24"/>
+        </w:rPr>
+        <w:t>is_attrac</w:t>
+      </w:r>
+      <w:proofErr w:type="spellEnd"/>
+      <w:r>
+        <w:rPr>
+          <w:sz w:val="24"/>
+          <w:szCs w:val="24"/>
+        </w:rPr>
+        <w:t xml:space="preserve"> %};{% </w:t>
+      </w:r>
+      <w:proofErr w:type="spellStart"/>
+      <w:r>
+        <w:rPr>
+          <w:sz w:val="24"/>
+          <w:szCs w:val="24"/>
+        </w:rPr>
+        <w:t>else</w:t>
+      </w:r>
+      <w:proofErr w:type="spellEnd"/>
+      <w:r>
+        <w:rPr>
+          <w:sz w:val="24"/>
+          <w:szCs w:val="24"/>
+        </w:rPr>
+        <w:t xml:space="preserve"> %}.{% </w:t>
+      </w:r>
+      <w:proofErr w:type="spellStart"/>
+      <w:r>
+        <w:rPr>
+          <w:sz w:val="24"/>
+          <w:szCs w:val="24"/>
+        </w:rPr>
+        <w:t>endif</w:t>
+      </w:r>
+      <w:proofErr w:type="spellEnd"/>
+      <w:r>
+        <w:rPr>
+          <w:sz w:val="24"/>
+          <w:szCs w:val="24"/>
+        </w:rPr>
+        <w:t xml:space="preserve"> %}</w:t>
       </w:r>
     </w:p>
     <w:p>
@@ -1684,7 +2192,39 @@
           <w:sz w:val="24"/>
           <w:szCs w:val="24"/>
         </w:rPr>
-        <w:t>{%p if has_payment %}</w:t>
+        <w:t xml:space="preserve">{%p </w:t>
+      </w:r>
+      <w:proofErr w:type="spellStart"/>
+      <w:r>
+        <w:rPr>
+          <w:sz w:val="24"/>
+          <w:szCs w:val="24"/>
+        </w:rPr>
+        <w:t>if</w:t>
+      </w:r>
+      <w:proofErr w:type="spellEnd"/>
+      <w:r>
+        <w:rPr>
+          <w:sz w:val="24"/>
+          <w:szCs w:val="24"/>
+        </w:rPr>
+        <w:t xml:space="preserve"> </w:t>
+      </w:r>
+      <w:proofErr w:type="spellStart"/>
+      <w:r>
+        <w:rPr>
+          <w:sz w:val="24"/>
+          <w:szCs w:val="24"/>
+        </w:rPr>
+        <w:t>has_payment</w:t>
+      </w:r>
+      <w:proofErr w:type="spellEnd"/>
+      <w:r>
+        <w:rPr>
+          <w:sz w:val="24"/>
+          <w:szCs w:val="24"/>
+        </w:rPr>
+        <w:t xml:space="preserve"> %}</w:t>
       </w:r>
     </w:p>
     <w:p>
@@ -1733,14 +2273,34 @@
         <w:rPr>
           <w:sz w:val="24"/>
           <w:szCs w:val="24"/>
-        </w:rPr>
-      </w:pPr>
-      <w:r>
-        <w:rPr>
-          <w:sz w:val="24"/>
-          <w:szCs w:val="24"/>
-        </w:rPr>
-        <w:t>{%p endif %}</w:t>
+          <w:lang w:val="en-US"/>
+        </w:rPr>
+      </w:pPr>
+      <w:r>
+        <w:rPr>
+          <w:sz w:val="24"/>
+          <w:szCs w:val="24"/>
+          <w:lang w:val="en-US"/>
+        </w:rPr>
+        <w:t xml:space="preserve">{%p </w:t>
+      </w:r>
+      <w:proofErr w:type="spellStart"/>
+      <w:r>
+        <w:rPr>
+          <w:sz w:val="24"/>
+          <w:szCs w:val="24"/>
+          <w:lang w:val="en-US"/>
+        </w:rPr>
+        <w:t>endif</w:t>
+      </w:r>
+      <w:proofErr w:type="spellEnd"/>
+      <w:r>
+        <w:rPr>
+          <w:sz w:val="24"/>
+          <w:szCs w:val="24"/>
+          <w:lang w:val="en-US"/>
+        </w:rPr>
+        <w:t xml:space="preserve"> %}</w:t>
       </w:r>
     </w:p>
     <w:p>
@@ -1749,46 +2309,66 @@
         <w:rPr>
           <w:sz w:val="24"/>
           <w:szCs w:val="24"/>
-        </w:rPr>
-      </w:pPr>
-      <w:r>
-        <w:rPr>
-          <w:sz w:val="24"/>
-          <w:szCs w:val="24"/>
-        </w:rPr>
-        <w:t xml:space="preserve">{% </w:t>
+          <w:lang w:val="en-US"/>
+        </w:rPr>
+      </w:pPr>
+      <w:r>
+        <w:rPr>
+          <w:sz w:val="24"/>
+          <w:szCs w:val="24"/>
+          <w:lang w:val="en-US"/>
+        </w:rPr>
+        <w:t>{%</w:t>
+      </w:r>
+      <w:r>
+        <w:rPr>
+          <w:sz w:val="24"/>
+          <w:szCs w:val="24"/>
+          <w:lang w:val="en-US"/>
+        </w:rPr>
+        <w:t>p</w:t>
+      </w:r>
+      <w:r>
+        <w:rPr>
+          <w:sz w:val="24"/>
+          <w:szCs w:val="24"/>
+          <w:lang w:val="en-US"/>
+        </w:rPr>
+        <w:t xml:space="preserve"> if </w:t>
       </w:r>
       <w:proofErr w:type="spellStart"/>
       <w:r>
         <w:rPr>
           <w:sz w:val="24"/>
           <w:szCs w:val="24"/>
-        </w:rPr>
-        <w:t>if</w:t>
+          <w:lang w:val="en-US"/>
+        </w:rPr>
+        <w:t>is_attrac</w:t>
       </w:r>
       <w:proofErr w:type="spellEnd"/>
       <w:r>
         <w:rPr>
           <w:sz w:val="24"/>
           <w:szCs w:val="24"/>
-        </w:rPr>
-        <w:t xml:space="preserve"> </w:t>
-      </w:r>
-      <w:proofErr w:type="spellStart"/>
-      <w:r>
-        <w:rPr>
-          <w:sz w:val="24"/>
-          <w:szCs w:val="24"/>
-        </w:rPr>
-        <w:t>is_attrac</w:t>
-      </w:r>
-      <w:proofErr w:type="spellEnd"/>
-      <w:r>
-        <w:rPr>
-          <w:sz w:val="24"/>
-          <w:szCs w:val="24"/>
-        </w:rPr>
-        <w:t xml:space="preserve"> %}{</w:t>
+          <w:lang w:val="en-US"/>
+        </w:rPr>
+        <w:t xml:space="preserve"> %}</w:t>
+      </w:r>
+    </w:p>
+    <w:p>
+      <w:pPr>
+        <w:ind w:firstLine="567"/>
+        <w:rPr>
+          <w:sz w:val="24"/>
+          <w:szCs w:val="24"/>
+        </w:rPr>
+      </w:pPr>
+      <w:r>
+        <w:rPr>
+          <w:sz w:val="24"/>
+          <w:szCs w:val="24"/>
+        </w:rPr>
+        <w:t>{{ N_TERM_NTO</w:t>
       </w:r>
       <w:proofErr w:type="gramStart"/>
       <w:r>
@@ -1796,7 +2376,7 @@
           <w:sz w:val="24"/>
           <w:szCs w:val="24"/>
         </w:rPr>
-        <w:t xml:space="preserve">{ </w:t>
+        <w:t xml:space="preserve"> }</w:t>
       </w:r>
       <w:proofErr w:type="gramEnd"/>
       <w:r>
@@ -1804,7 +2384,7 @@
           <w:sz w:val="24"/>
           <w:szCs w:val="24"/>
         </w:rPr>
-        <w:t>N_TERM_NTO }})</w:t>
+        <w:t>})</w:t>
       </w:r>
       <w:r>
         <w:rPr>
@@ -1835,7 +2415,22 @@
           <w:sz w:val="24"/>
           <w:szCs w:val="24"/>
         </w:rPr>
-        <w:t xml:space="preserve">{% </w:t>
+        <w:t>{%</w:t>
+      </w:r>
+      <w:r>
+        <w:rPr>
+          <w:sz w:val="24"/>
+          <w:szCs w:val="24"/>
+          <w:lang w:val="en-US"/>
+        </w:rPr>
+        <w:t>p</w:t>
+      </w:r>
+      <w:r>
+        <w:rPr>
+          <w:sz w:val="24"/>
+          <w:szCs w:val="24"/>
+        </w:rPr>
+        <w:t xml:space="preserve"> </w:t>
       </w:r>
       <w:proofErr w:type="spellStart"/>
       <w:r>
@@ -1853,12 +2448,21 @@
         </w:rPr>
         <w:t xml:space="preserve"> %}</w:t>
       </w:r>
-      <w:r>
-        <w:rPr>
-          <w:sz w:val="24"/>
-          <w:szCs w:val="24"/>
-        </w:rPr>
-        <w:t>{</w:t>
+    </w:p>
+    <w:p>
+      <w:pPr>
+        <w:ind w:firstLine="567"/>
+        <w:rPr>
+          <w:sz w:val="24"/>
+          <w:szCs w:val="24"/>
+        </w:rPr>
+      </w:pPr>
+      <w:r>
+        <w:rPr>
+          <w:sz w:val="24"/>
+          <w:szCs w:val="24"/>
+        </w:rPr>
+        <w:t>{{ N_LIQUIDATION</w:t>
       </w:r>
       <w:proofErr w:type="gramStart"/>
       <w:r>
@@ -1866,7 +2470,7 @@
           <w:sz w:val="24"/>
           <w:szCs w:val="24"/>
         </w:rPr>
-        <w:t xml:space="preserve">{ </w:t>
+        <w:t xml:space="preserve"> }</w:t>
       </w:r>
       <w:proofErr w:type="gramEnd"/>
       <w:r>
@@ -1874,7 +2478,7 @@
           <w:sz w:val="24"/>
           <w:szCs w:val="24"/>
         </w:rPr>
-        <w:t>N_LIQUIDATION }}.</w:t>
+        <w:t>}.</w:t>
       </w:r>
       <w:r>
         <w:rPr>
@@ -1964,7 +2568,15 @@
           <w:sz w:val="24"/>
           <w:szCs w:val="24"/>
         </w:rPr>
-        <w:t>В случае если при размещении Объекта будут выполняться работы, связанные с разрытием грунта или вскрытием дорожных покрытий (прокладка, реконструкция или ремонт подземных коммуникаций, забивка свай и шпунта, планировка грунта, буровые работы), то они должны осуществляться при наличии разрешения на производство земляных работ, порядок получения которого устанавливается Правилами благоустройства территории Новокузнецкого городского округа, утвержденными решением Новокузнецкого городского Совета народных депутатов от</w:t>
+        <w:t xml:space="preserve">В случае если при размещении Объекта будут выполняться </w:t>
+      </w:r>
+      <w:r>
+        <w:rPr>
+          <w:sz w:val="24"/>
+          <w:szCs w:val="24"/>
+        </w:rPr>
+        <w:lastRenderedPageBreak/>
+        <w:t>работы, связанные с разрытием грунта или вскрытием дорожных покрытий (прокладка, реконструкция или ремонт подземных коммуникаций, забивка свай и шпунта, планировка грунта, буровые работы), то они должны осуществляться при наличии разрешения на производство земляных работ, порядок получения которого устанавливается Правилами благоустройства территории Новокузнецкого городского округа, утвержденными решением Новокузнецкого городского Совета народных депутатов от</w:t>
       </w:r>
       <w:proofErr w:type="gramEnd"/>
       <w:r>
@@ -2139,15 +2751,7 @@
           <w:sz w:val="24"/>
           <w:szCs w:val="24"/>
         </w:rPr>
-        <w:t xml:space="preserve"> и эксплуатирующих организаций, обслуживающих инженерные коммуникации, в охранных и эксплуатационных зонах которых планируется </w:t>
-      </w:r>
-      <w:r>
-        <w:rPr>
-          <w:sz w:val="24"/>
-          <w:szCs w:val="24"/>
-        </w:rPr>
-        <w:lastRenderedPageBreak/>
-        <w:t>размещение</w:t>
+        <w:t xml:space="preserve"> и эксплуатирующих организаций, обслуживающих инженерные коммуникации, в охранных и эксплуатационных зонах которых планируется размещение</w:t>
       </w:r>
       <w:r>
         <w:rPr>
@@ -2249,8 +2853,65 @@
           <w:sz w:val="24"/>
           <w:szCs w:val="24"/>
         </w:rPr>
+        <w:t xml:space="preserve"> </w:t>
+      </w:r>
+      <w:proofErr w:type="spellStart"/>
+      <w:r>
+        <w:rPr>
+          <w:sz w:val="24"/>
+          <w:szCs w:val="24"/>
+        </w:rPr>
+        <w:t>and</w:t>
+      </w:r>
+      <w:proofErr w:type="spellEnd"/>
+      <w:r>
+        <w:rPr>
+          <w:sz w:val="24"/>
+          <w:szCs w:val="24"/>
+        </w:rPr>
+        <w:t xml:space="preserve"> OBJECT_NUMBER </w:t>
+      </w:r>
+      <w:proofErr w:type="spellStart"/>
+      <w:r>
+        <w:rPr>
+          <w:sz w:val="24"/>
+          <w:szCs w:val="24"/>
+        </w:rPr>
+        <w:t>not</w:t>
+      </w:r>
+      <w:proofErr w:type="spellEnd"/>
+      <w:r>
+        <w:rPr>
+          <w:sz w:val="24"/>
+          <w:szCs w:val="24"/>
+        </w:rPr>
+        <w:t xml:space="preserve"> </w:t>
+      </w:r>
+      <w:proofErr w:type="spellStart"/>
+      <w:r>
+        <w:rPr>
+          <w:sz w:val="24"/>
+          <w:szCs w:val="24"/>
+        </w:rPr>
+        <w:t>in</w:t>
+      </w:r>
+      <w:proofErr w:type="spellEnd"/>
+      <w:r>
+        <w:rPr>
+          <w:sz w:val="24"/>
+          <w:szCs w:val="24"/>
+        </w:rPr>
+        <w:t xml:space="preserve"> ['23', '24', '26', '27']</w:t>
+      </w:r>
+      <w:r>
+        <w:rPr>
+          <w:sz w:val="24"/>
+          <w:szCs w:val="24"/>
+        </w:rPr>
         <w:t xml:space="preserve"> %} При размещении объекта необходимо учитывать документацию по проекту планировки улично-дорожной сети Новокузнецкого городского округа, утвержденную распоряжением администрации города Новокузнецка от 19.10.2016 №1766</w:t>
       </w:r>
+      <w:bookmarkStart w:id="2" w:name="_GoBack"/>
+      <w:bookmarkEnd w:id="2"/>
     </w:p>
     <w:p>
       <w:pPr>
@@ -2312,6 +2973,59 @@
     </w:p>
     <w:p>
       <w:pPr>
+        <w:rPr>
+          <w:sz w:val="24"/>
+          <w:szCs w:val="24"/>
+        </w:rPr>
+      </w:pPr>
+      <w:r>
+        <w:rPr>
+          <w:sz w:val="24"/>
+          <w:szCs w:val="24"/>
+        </w:rPr>
+        <w:t>{{ N_UDS</w:t>
+      </w:r>
+      <w:proofErr w:type="gramStart"/>
+      <w:r>
+        <w:rPr>
+          <w:sz w:val="24"/>
+          <w:szCs w:val="24"/>
+        </w:rPr>
+        <w:t xml:space="preserve"> }</w:t>
+      </w:r>
+      <w:proofErr w:type="gramEnd"/>
+      <w:r>
+        <w:rPr>
+          <w:sz w:val="24"/>
+          <w:szCs w:val="24"/>
+        </w:rPr>
+        <w:t>}.</w:t>
+      </w:r>
+      <w:r>
+        <w:rPr>
+          <w:sz w:val="24"/>
+          <w:szCs w:val="24"/>
+        </w:rPr>
+        <w:tab/>
+        <w:t xml:space="preserve">При размещении объекта, пересекающего объекты улично-дорожной сети (далее – УДС) </w:t>
+      </w:r>
+      <w:r>
+        <w:rPr>
+          <w:sz w:val="24"/>
+          <w:szCs w:val="24"/>
+        </w:rPr>
+        <w:t xml:space="preserve">Заинтересованному лицу </w:t>
+      </w:r>
+      <w:r>
+        <w:rPr>
+          <w:sz w:val="24"/>
+          <w:szCs w:val="24"/>
+        </w:rPr>
+        <w:t>необходимо обратиться к правообладателю УДС для получения условий выполнения примыкания, пересечения, прокладки объекта в границах УДС.</w:t>
+      </w:r>
+    </w:p>
+    <w:p>
+      <w:pPr>
         <w:tabs>
           <w:tab w:val="left" w:pos="993"/>
         </w:tabs>
@@ -2356,7 +3070,14 @@
           <w:sz w:val="24"/>
           <w:szCs w:val="24"/>
         </w:rPr>
-        <w:t>Заинтересованное лицо</w:t>
+        <w:t>Заинтересованное</w:t>
+      </w:r>
+      <w:r>
+        <w:rPr>
+          <w:sz w:val="24"/>
+          <w:szCs w:val="24"/>
+        </w:rPr>
+        <w:t xml:space="preserve"> лицо</w:t>
       </w:r>
       <w:r>
         <w:rPr>
@@ -2658,7 +3379,23 @@
           <w:sz w:val="24"/>
           <w:szCs w:val="24"/>
         </w:rPr>
-        <w:t>{{ N_VEGETATION }}.</w:t>
+        <w:t>{{ N_VEGETATION</w:t>
+      </w:r>
+      <w:proofErr w:type="gramStart"/>
+      <w:r>
+        <w:rPr>
+          <w:sz w:val="24"/>
+          <w:szCs w:val="24"/>
+        </w:rPr>
+        <w:t xml:space="preserve"> }</w:t>
+      </w:r>
+      <w:proofErr w:type="gramEnd"/>
+      <w:r>
+        <w:rPr>
+          <w:sz w:val="24"/>
+          <w:szCs w:val="24"/>
+        </w:rPr>
+        <w:t>}.</w:t>
       </w:r>
       <w:r>
         <w:rPr>
@@ -2743,7 +3480,23 @@
           <w:szCs w:val="24"/>
           <w:lang w:val="en-US"/>
         </w:rPr>
-        <w:t xml:space="preserve">{% if </w:t>
+        <w:t>{%</w:t>
+      </w:r>
+      <w:r>
+        <w:rPr>
+          <w:sz w:val="24"/>
+          <w:szCs w:val="24"/>
+          <w:lang w:val="en-US"/>
+        </w:rPr>
+        <w:t>p</w:t>
+      </w:r>
+      <w:r>
+        <w:rPr>
+          <w:sz w:val="24"/>
+          <w:szCs w:val="24"/>
+          <w:lang w:val="en-US"/>
+        </w:rPr>
+        <w:t xml:space="preserve"> if </w:t>
       </w:r>
       <w:proofErr w:type="spellStart"/>
       <w:r>
@@ -2761,49 +3514,116 @@
           <w:szCs w:val="24"/>
           <w:lang w:val="en-US"/>
         </w:rPr>
-        <w:t xml:space="preserve"> %}{</w:t>
+        <w:t xml:space="preserve"> %}</w:t>
+      </w:r>
+    </w:p>
+    <w:p>
+      <w:pPr>
+        <w:ind w:firstLine="567"/>
+        <w:rPr>
+          <w:sz w:val="24"/>
+          <w:szCs w:val="24"/>
+        </w:rPr>
+      </w:pPr>
+      <w:r>
+        <w:rPr>
+          <w:sz w:val="24"/>
+          <w:szCs w:val="24"/>
+        </w:rPr>
+        <w:t xml:space="preserve">{{ </w:t>
+      </w:r>
+      <w:r>
+        <w:rPr>
+          <w:sz w:val="24"/>
+          <w:szCs w:val="24"/>
+          <w:lang w:val="en-US"/>
+        </w:rPr>
+        <w:t>N</w:t>
+      </w:r>
+      <w:r>
+        <w:rPr>
+          <w:sz w:val="24"/>
+          <w:szCs w:val="24"/>
+        </w:rPr>
+        <w:t>_</w:t>
+      </w:r>
+      <w:r>
+        <w:rPr>
+          <w:sz w:val="24"/>
+          <w:szCs w:val="24"/>
+          <w:lang w:val="en-US"/>
+        </w:rPr>
+        <w:t>LINER</w:t>
       </w:r>
       <w:proofErr w:type="gramStart"/>
       <w:r>
         <w:rPr>
           <w:sz w:val="24"/>
           <w:szCs w:val="24"/>
+        </w:rPr>
+        <w:t xml:space="preserve"> }</w:t>
+      </w:r>
+      <w:proofErr w:type="gramEnd"/>
+      <w:r>
+        <w:rPr>
+          <w:sz w:val="24"/>
+          <w:szCs w:val="24"/>
+        </w:rPr>
+        <w:t>}</w:t>
+      </w:r>
+      <w:r>
+        <w:rPr>
+          <w:sz w:val="24"/>
+          <w:szCs w:val="24"/>
+        </w:rPr>
+        <w:t>.</w:t>
+      </w:r>
+      <w:r>
+        <w:rPr>
+          <w:sz w:val="24"/>
+          <w:szCs w:val="24"/>
+        </w:rPr>
+        <w:tab/>
+      </w:r>
+      <w:proofErr w:type="gramStart"/>
+      <w:r>
+        <w:rPr>
+          <w:sz w:val="24"/>
+          <w:szCs w:val="24"/>
+        </w:rPr>
+        <w:t>Размещаемый Объект предназначен для подключения (технологического присоединения) объектов капитального строительства к сетям инженерно-технического обеспечения, предоставление земельных участков, на которых или под поверхностью которых размещен указанный объект, не влечет за собой принудительные снос или демонтаж указанного Объекта.</w:t>
+      </w:r>
+      <w:proofErr w:type="gramEnd"/>
+    </w:p>
+    <w:p>
+      <w:pPr>
+        <w:ind w:firstLine="567"/>
+        <w:rPr>
+          <w:sz w:val="24"/>
+          <w:szCs w:val="24"/>
+        </w:rPr>
+      </w:pPr>
+      <w:r>
+        <w:rPr>
+          <w:sz w:val="24"/>
+          <w:szCs w:val="24"/>
+        </w:rPr>
+        <w:t>{%</w:t>
+      </w:r>
+      <w:r>
+        <w:rPr>
+          <w:sz w:val="24"/>
+          <w:szCs w:val="24"/>
           <w:lang w:val="en-US"/>
         </w:rPr>
-        <w:t>{ N</w:t>
-      </w:r>
-      <w:proofErr w:type="gramEnd"/>
-      <w:r>
-        <w:rPr>
-          <w:sz w:val="24"/>
-          <w:szCs w:val="24"/>
-          <w:lang w:val="en-US"/>
-        </w:rPr>
-        <w:t>_LINER }}</w:t>
-      </w:r>
-      <w:r>
-        <w:rPr>
-          <w:sz w:val="24"/>
-          <w:szCs w:val="24"/>
-          <w:lang w:val="en-US"/>
-        </w:rPr>
-        <w:t>.</w:t>
-      </w:r>
-      <w:r>
-        <w:rPr>
-          <w:sz w:val="24"/>
-          <w:szCs w:val="24"/>
-          <w:lang w:val="en-US"/>
-        </w:rPr>
-        <w:tab/>
-      </w:r>
-      <w:proofErr w:type="gramStart"/>
-      <w:r>
-        <w:rPr>
-          <w:sz w:val="24"/>
-          <w:szCs w:val="24"/>
-        </w:rPr>
-        <w:t xml:space="preserve">Размещаемый Объект предназначен для подключения (технологического присоединения) объектов капитального строительства к сетям инженерно-технического обеспечения, предоставление земельных участков, на которых или под поверхностью которых размещен указанный объект, не влечет за собой принудительные снос или демонтаж указанного Объекта.{% </w:t>
+        <w:t>p</w:t>
+      </w:r>
+      <w:r>
+        <w:rPr>
+          <w:sz w:val="24"/>
+          <w:szCs w:val="24"/>
+        </w:rPr>
+        <w:t xml:space="preserve"> </w:t>
       </w:r>
       <w:proofErr w:type="spellStart"/>
       <w:r>
@@ -2821,7 +3641,6 @@
         </w:rPr>
         <w:t xml:space="preserve"> %}</w:t>
       </w:r>
-      <w:proofErr w:type="gramEnd"/>
     </w:p>
     <w:p>
       <w:pPr>
@@ -2863,7 +3682,15 @@
           <w:szCs w:val="24"/>
         </w:rPr>
         <w:tab/>
-        <w:t xml:space="preserve">По окончании срока действия решения о разрешении размещения объекта </w:t>
+        <w:t xml:space="preserve">По окончании срока действия решения о разрешении размещения </w:t>
+      </w:r>
+      <w:r>
+        <w:rPr>
+          <w:sz w:val="24"/>
+          <w:szCs w:val="24"/>
+        </w:rPr>
+        <w:lastRenderedPageBreak/>
+        <w:t xml:space="preserve">объекта </w:t>
       </w:r>
       <w:r>
         <w:rPr>
@@ -2936,16 +3763,7 @@
           <w:sz w:val="24"/>
           <w:szCs w:val="24"/>
         </w:rPr>
-        <w:t xml:space="preserve"> обязано самостоятельно содержать дан</w:t>
-      </w:r>
-      <w:bookmarkStart w:id="2" w:name="_GoBack"/>
-      <w:bookmarkEnd w:id="2"/>
-      <w:r>
-        <w:rPr>
-          <w:sz w:val="24"/>
-          <w:szCs w:val="24"/>
-        </w:rPr>
-        <w:t>ную территорию (уборка, вывоз мусора, расчистка и вывоз снега и прочее).</w:t>
+        <w:t xml:space="preserve"> обязано самостоятельно содержать данную территорию (уборка, вывоз мусора, расчистка и вывоз снега и прочее).</w:t>
       </w:r>
     </w:p>
     <w:p>
@@ -3005,6 +3823,125 @@
           <w:szCs w:val="24"/>
         </w:rPr>
         <w:t xml:space="preserve"> обязано выполнить необходимые работы по восстановлению асфальтного или иного покрытия.</w:t>
+      </w:r>
+    </w:p>
+    <w:p>
+      <w:pPr>
+        <w:rPr>
+          <w:sz w:val="24"/>
+          <w:szCs w:val="24"/>
+          <w:lang w:val="en-US"/>
+        </w:rPr>
+      </w:pPr>
+      <w:r>
+        <w:rPr>
+          <w:sz w:val="24"/>
+          <w:szCs w:val="24"/>
+          <w:lang w:val="en-US"/>
+        </w:rPr>
+        <w:t xml:space="preserve">{%p if </w:t>
+      </w:r>
+      <w:proofErr w:type="spellStart"/>
+      <w:r>
+        <w:rPr>
+          <w:sz w:val="24"/>
+          <w:szCs w:val="24"/>
+          <w:lang w:val="en-US"/>
+        </w:rPr>
+        <w:t>is_free_access</w:t>
+      </w:r>
+      <w:proofErr w:type="spellEnd"/>
+      <w:r>
+        <w:rPr>
+          <w:sz w:val="24"/>
+          <w:szCs w:val="24"/>
+          <w:lang w:val="en-US"/>
+        </w:rPr>
+        <w:t xml:space="preserve"> %}</w:t>
+      </w:r>
+    </w:p>
+    <w:p>
+      <w:pPr>
+        <w:rPr>
+          <w:sz w:val="24"/>
+          <w:szCs w:val="24"/>
+        </w:rPr>
+      </w:pPr>
+      <w:r>
+        <w:rPr>
+          <w:sz w:val="24"/>
+          <w:szCs w:val="24"/>
+        </w:rPr>
+        <w:t>{{ N_FREE_ACCESS</w:t>
+      </w:r>
+      <w:proofErr w:type="gramStart"/>
+      <w:r>
+        <w:rPr>
+          <w:sz w:val="24"/>
+          <w:szCs w:val="24"/>
+        </w:rPr>
+        <w:t xml:space="preserve"> }</w:t>
+      </w:r>
+      <w:proofErr w:type="gramEnd"/>
+      <w:r>
+        <w:rPr>
+          <w:sz w:val="24"/>
+          <w:szCs w:val="24"/>
+        </w:rPr>
+        <w:t>}.</w:t>
+      </w:r>
+      <w:r>
+        <w:rPr>
+          <w:sz w:val="24"/>
+          <w:szCs w:val="24"/>
+        </w:rPr>
+        <w:tab/>
+        <w:t>В течение срока действия Решения Заинтересованное лицо обязан</w:t>
+      </w:r>
+      <w:r>
+        <w:rPr>
+          <w:sz w:val="24"/>
+          <w:szCs w:val="24"/>
+        </w:rPr>
+        <w:t>о</w:t>
+      </w:r>
+      <w:r>
+        <w:rPr>
+          <w:sz w:val="24"/>
+          <w:szCs w:val="24"/>
+        </w:rPr>
+        <w:t xml:space="preserve"> обеспечить свободный доступ на данный земельный участок для неограниченного круга лиц.</w:t>
+      </w:r>
+    </w:p>
+    <w:p>
+      <w:pPr>
+        <w:rPr>
+          <w:sz w:val="24"/>
+          <w:szCs w:val="24"/>
+        </w:rPr>
+      </w:pPr>
+      <w:r>
+        <w:rPr>
+          <w:sz w:val="24"/>
+          <w:szCs w:val="24"/>
+        </w:rPr>
+        <w:t xml:space="preserve">{%p </w:t>
+      </w:r>
+      <w:proofErr w:type="spellStart"/>
+      <w:r>
+        <w:rPr>
+          <w:sz w:val="24"/>
+          <w:szCs w:val="24"/>
+        </w:rPr>
+        <w:t>endif</w:t>
+      </w:r>
+      <w:proofErr w:type="spellEnd"/>
+      <w:r>
+        <w:rPr>
+          <w:sz w:val="24"/>
+          <w:szCs w:val="24"/>
+        </w:rPr>
+        <w:t xml:space="preserve"> %}</w:t>
       </w:r>
     </w:p>
     <w:p>
@@ -3281,7 +4218,23 @@
                 <w:sz w:val="24"/>
                 <w:szCs w:val="24"/>
               </w:rPr>
-              <w:t>{{ CURRENT_USER }}</w:t>
+              <w:t>{{ CURRENT_USER</w:t>
+            </w:r>
+            <w:proofErr w:type="gramStart"/>
+            <w:r>
+              <w:rPr>
+                <w:sz w:val="24"/>
+                <w:szCs w:val="24"/>
+              </w:rPr>
+              <w:t xml:space="preserve"> }</w:t>
+            </w:r>
+            <w:proofErr w:type="gramEnd"/>
+            <w:r>
+              <w:rPr>
+                <w:sz w:val="24"/>
+                <w:szCs w:val="24"/>
+              </w:rPr>
+              <w:t>}</w:t>
             </w:r>
           </w:p>
         </w:tc>
@@ -3348,12 +4301,37 @@
                 <w:szCs w:val="24"/>
               </w:rPr>
             </w:pPr>
+            <w:proofErr w:type="spellStart"/>
             <w:r>
               <w:rPr>
                 <w:sz w:val="24"/>
                 <w:szCs w:val="24"/>
               </w:rPr>
-              <w:t>И.о.начальника отдела</w:t>
+              <w:t>И.о</w:t>
+            </w:r>
+            <w:proofErr w:type="gramStart"/>
+            <w:r>
+              <w:rPr>
+                <w:sz w:val="24"/>
+                <w:szCs w:val="24"/>
+              </w:rPr>
+              <w:t>.н</w:t>
+            </w:r>
+            <w:proofErr w:type="gramEnd"/>
+            <w:r>
+              <w:rPr>
+                <w:sz w:val="24"/>
+                <w:szCs w:val="24"/>
+              </w:rPr>
+              <w:t>ачальника</w:t>
+            </w:r>
+            <w:proofErr w:type="spellEnd"/>
+            <w:r>
+              <w:rPr>
+                <w:sz w:val="24"/>
+                <w:szCs w:val="24"/>
+              </w:rPr>
+              <w:t xml:space="preserve"> отдела</w:t>
             </w:r>
           </w:p>
         </w:tc>
@@ -3514,7 +4492,23 @@
     </w:tbl>
     <w:p>
       <w:r>
-        <w:t>{%p if has_payment %}</w:t>
+        <w:t xml:space="preserve">{%p </w:t>
+      </w:r>
+      <w:proofErr w:type="spellStart"/>
+      <w:r>
+        <w:t>if</w:t>
+      </w:r>
+      <w:proofErr w:type="spellEnd"/>
+      <w:r>
+        <w:t xml:space="preserve"> </w:t>
+      </w:r>
+      <w:proofErr w:type="spellStart"/>
+      <w:r>
+        <w:t>has_payment</w:t>
+      </w:r>
+      <w:proofErr w:type="spellEnd"/>
+      <w:r>
+        <w:t xml:space="preserve"> %}</w:t>
       </w:r>
     </w:p>
     <w:p>
@@ -3562,25 +4556,7 @@
           <w:szCs w:val="24"/>
           <w:lang w:eastAsia="en-US"/>
         </w:rPr>
-        <w:t xml:space="preserve">Комитета градостроительства и </w:t>
-      </w:r>
-      <w:r>
-        <w:rPr>
-          <w:rFonts w:eastAsia="Calibri"/>
-          <w:sz w:val="24"/>
-          <w:szCs w:val="24"/>
-          <w:lang w:eastAsia="en-US"/>
-        </w:rPr>
-        <w:t/>
-      </w:r>
-      <w:r>
-        <w:rPr>
-          <w:rFonts w:eastAsia="Calibri"/>
-          <w:sz w:val="24"/>
-          <w:szCs w:val="24"/>
-          <w:lang w:eastAsia="en-US"/>
-        </w:rPr>
-        <w:t xml:space="preserve"> </w:t>
+        <w:t xml:space="preserve">Комитета градостроительства и  </w:t>
       </w:r>
     </w:p>
     <w:p>
@@ -3740,15 +4716,399 @@
         <w:tblLook w:val="04A0" w:firstRow="1" w:lastRow="0" w:firstColumn="1" w:lastColumn="0" w:noHBand="0" w:noVBand="1"/>
       </w:tblPr>
       <w:tblGrid>
-        <w:gridCol w:w="2214"/>
-        <w:gridCol w:w="4840"/>
-        <w:gridCol w:w="751"/>
+        <w:gridCol w:w="2410"/>
+        <w:gridCol w:w="4647"/>
+        <w:gridCol w:w="748"/>
         <w:gridCol w:w="2224"/>
       </w:tblGrid>
       <w:tr>
         <w:tc>
           <w:tcPr>
-            <w:tcW w:w="2268" w:type="dxa"/>
+            <w:tcW w:w="2410" w:type="dxa"/>
+            <w:shd w:val="clear" w:color="auto" w:fill="auto"/>
+            <w:vAlign w:val="center"/>
+          </w:tcPr>
+          <w:p>
+            <w:pPr>
+              <w:widowControl/>
+              <w:tabs>
+                <w:tab w:val="left" w:pos="2268"/>
+              </w:tabs>
+              <w:ind w:firstLine="0"/>
+              <w:jc w:val="center"/>
+              <w:rPr>
+                <w:rFonts w:eastAsia="Calibri"/>
+                <w:lang w:eastAsia="en-US"/>
+              </w:rPr>
+            </w:pPr>
+            <w:r>
+              <w:rPr>
+                <w:rFonts w:eastAsia="Calibri"/>
+                <w:lang w:eastAsia="en-US"/>
+              </w:rPr>
+              <w:t>Заинтересованное лицо</w:t>
+            </w:r>
+          </w:p>
+        </w:tc>
+        <w:tc>
+          <w:tcPr>
+            <w:tcW w:w="7619" w:type="dxa"/>
+            <w:gridSpan w:val="3"/>
+            <w:shd w:val="clear" w:color="auto" w:fill="auto"/>
+            <w:vAlign w:val="center"/>
+          </w:tcPr>
+          <w:p>
+            <w:pPr>
+              <w:widowControl/>
+              <w:tabs>
+                <w:tab w:val="left" w:pos="-108"/>
+              </w:tabs>
+              <w:ind w:left="-108" w:firstLine="0"/>
+              <w:jc w:val="left"/>
+              <w:rPr>
+                <w:rFonts w:eastAsia="Calibri"/>
+                <w:lang w:eastAsia="en-US"/>
+              </w:rPr>
+            </w:pPr>
+            <w:r>
+              <w:t>{{ APPLICANT</w:t>
+            </w:r>
+            <w:proofErr w:type="gramStart"/>
+            <w:r>
+              <w:t xml:space="preserve"> }</w:t>
+            </w:r>
+            <w:proofErr w:type="gramEnd"/>
+            <w:r>
+              <w:t>}</w:t>
+            </w:r>
+          </w:p>
+        </w:tc>
+      </w:tr>
+      <w:tr>
+        <w:tc>
+          <w:tcPr>
+            <w:tcW w:w="2410" w:type="dxa"/>
+            <w:shd w:val="clear" w:color="auto" w:fill="auto"/>
+            <w:vAlign w:val="center"/>
+          </w:tcPr>
+          <w:p>
+            <w:pPr>
+              <w:widowControl/>
+              <w:tabs>
+                <w:tab w:val="left" w:pos="2268"/>
+              </w:tabs>
+              <w:ind w:firstLine="0"/>
+              <w:jc w:val="center"/>
+              <w:rPr>
+                <w:rFonts w:eastAsia="Calibri"/>
+                <w:lang w:eastAsia="en-US"/>
+              </w:rPr>
+            </w:pPr>
+            <w:r>
+              <w:rPr>
+                <w:rFonts w:eastAsia="Calibri"/>
+                <w:lang w:eastAsia="en-US"/>
+              </w:rPr>
+              <w:t xml:space="preserve">Адрес </w:t>
+            </w:r>
+            <w:r>
+              <w:rPr>
+                <w:rFonts w:eastAsia="Calibri"/>
+                <w:lang w:eastAsia="en-US"/>
+              </w:rPr>
+              <w:t>заинтересованного лица</w:t>
+            </w:r>
+          </w:p>
+        </w:tc>
+        <w:tc>
+          <w:tcPr>
+            <w:tcW w:w="7619" w:type="dxa"/>
+            <w:gridSpan w:val="3"/>
+            <w:shd w:val="clear" w:color="auto" w:fill="auto"/>
+            <w:vAlign w:val="center"/>
+          </w:tcPr>
+          <w:p>
+            <w:pPr>
+              <w:widowControl/>
+              <w:tabs>
+                <w:tab w:val="left" w:pos="2268"/>
+              </w:tabs>
+              <w:ind w:left="-108" w:firstLine="0"/>
+              <w:jc w:val="left"/>
+              <w:rPr>
+                <w:rFonts w:eastAsia="Calibri"/>
+                <w:lang w:eastAsia="en-US"/>
+              </w:rPr>
+            </w:pPr>
+            <w:r>
+              <w:t>{{ ADDRESS</w:t>
+            </w:r>
+            <w:proofErr w:type="gramStart"/>
+            <w:r>
+              <w:t xml:space="preserve"> }</w:t>
+            </w:r>
+            <w:proofErr w:type="gramEnd"/>
+            <w:r>
+              <w:t>}</w:t>
+            </w:r>
+          </w:p>
+        </w:tc>
+      </w:tr>
+      <w:tr>
+        <w:tc>
+          <w:tcPr>
+            <w:tcW w:w="2410" w:type="dxa"/>
+            <w:shd w:val="clear" w:color="auto" w:fill="auto"/>
+            <w:vAlign w:val="center"/>
+          </w:tcPr>
+          <w:p>
+            <w:pPr>
+              <w:widowControl/>
+              <w:tabs>
+                <w:tab w:val="left" w:pos="2268"/>
+              </w:tabs>
+              <w:ind w:firstLine="0"/>
+              <w:jc w:val="center"/>
+              <w:rPr>
+                <w:rFonts w:eastAsia="Calibri"/>
+                <w:lang w:eastAsia="en-US"/>
+              </w:rPr>
+            </w:pPr>
+            <w:r>
+              <w:rPr>
+                <w:rFonts w:eastAsia="Calibri"/>
+                <w:lang w:eastAsia="en-US"/>
+              </w:rPr>
+              <w:t>Объект</w:t>
+            </w:r>
+          </w:p>
+        </w:tc>
+        <w:tc>
+          <w:tcPr>
+            <w:tcW w:w="7619" w:type="dxa"/>
+            <w:gridSpan w:val="3"/>
+            <w:shd w:val="clear" w:color="auto" w:fill="auto"/>
+            <w:vAlign w:val="center"/>
+          </w:tcPr>
+          <w:p>
+            <w:pPr>
+              <w:widowControl/>
+              <w:tabs>
+                <w:tab w:val="left" w:pos="2268"/>
+              </w:tabs>
+              <w:ind w:left="-108" w:firstLine="0"/>
+              <w:jc w:val="left"/>
+              <w:rPr>
+                <w:lang w:val="en-US"/>
+              </w:rPr>
+            </w:pPr>
+            <w:r>
+              <w:rPr>
+                <w:lang w:val="en-US"/>
+              </w:rPr>
+              <w:t>{{OBJECT_TYPE_FULL }}</w:t>
+            </w:r>
+            <w:r>
+              <w:rPr>
+                <w:lang w:val="en-US"/>
+              </w:rPr>
+              <w:t xml:space="preserve"> (</w:t>
+            </w:r>
+            <w:r>
+              <w:rPr>
+                <w:lang w:val="en-US"/>
+              </w:rPr>
+              <w:t>{{ OBJECT_NAME }}</w:t>
+            </w:r>
+            <w:r>
+              <w:rPr>
+                <w:lang w:val="en-US"/>
+              </w:rPr>
+              <w:t>)</w:t>
+            </w:r>
+          </w:p>
+          <w:p>
+            <w:pPr>
+              <w:widowControl/>
+              <w:tabs>
+                <w:tab w:val="left" w:pos="2268"/>
+              </w:tabs>
+              <w:ind w:left="-108" w:firstLine="0"/>
+              <w:jc w:val="left"/>
+              <w:rPr>
+                <w:rFonts w:eastAsia="Calibri"/>
+                <w:color w:val="FF0000"/>
+                <w:highlight w:val="yellow"/>
+                <w:lang w:val="en-US" w:eastAsia="en-US"/>
+              </w:rPr>
+            </w:pPr>
+          </w:p>
+        </w:tc>
+      </w:tr>
+      <w:tr>
+        <w:trPr>
+          <w:trHeight w:val="1060"/>
+        </w:trPr>
+        <w:tc>
+          <w:tcPr>
+            <w:tcW w:w="2410" w:type="dxa"/>
+            <w:shd w:val="clear" w:color="auto" w:fill="auto"/>
+            <w:vAlign w:val="center"/>
+          </w:tcPr>
+          <w:p>
+            <w:pPr>
+              <w:widowControl/>
+              <w:tabs>
+                <w:tab w:val="left" w:pos="2268"/>
+              </w:tabs>
+              <w:ind w:firstLine="0"/>
+              <w:jc w:val="center"/>
+              <w:rPr>
+                <w:rFonts w:eastAsia="Calibri"/>
+                <w:highlight w:val="yellow"/>
+                <w:lang w:eastAsia="en-US"/>
+              </w:rPr>
+            </w:pPr>
+            <w:r>
+              <w:rPr>
+                <w:rFonts w:eastAsia="Calibri"/>
+                <w:lang w:eastAsia="en-US"/>
+              </w:rPr>
+              <w:t>Местоположение земель или земельного участка</w:t>
+            </w:r>
+          </w:p>
+        </w:tc>
+        <w:tc>
+          <w:tcPr>
+            <w:tcW w:w="7619" w:type="dxa"/>
+            <w:gridSpan w:val="3"/>
+            <w:shd w:val="clear" w:color="auto" w:fill="auto"/>
+            <w:vAlign w:val="center"/>
+          </w:tcPr>
+          <w:p>
+            <w:pPr>
+              <w:widowControl/>
+              <w:tabs>
+                <w:tab w:val="left" w:pos="2268"/>
+              </w:tabs>
+              <w:ind w:left="-108" w:firstLine="0"/>
+              <w:jc w:val="left"/>
+              <w:rPr>
+                <w:color w:val="FF0000"/>
+                <w:highlight w:val="yellow"/>
+              </w:rPr>
+            </w:pPr>
+            <w:r>
+              <w:t>{{ LOCATION</w:t>
+            </w:r>
+            <w:proofErr w:type="gramStart"/>
+            <w:r>
+              <w:t xml:space="preserve"> }</w:t>
+            </w:r>
+            <w:proofErr w:type="gramEnd"/>
+            <w:r>
+              <w:t>}</w:t>
+            </w:r>
+          </w:p>
+        </w:tc>
+      </w:tr>
+      <w:tr>
+        <w:tc>
+          <w:tcPr>
+            <w:tcW w:w="2410" w:type="dxa"/>
+            <w:shd w:val="clear" w:color="auto" w:fill="auto"/>
+            <w:vAlign w:val="center"/>
+          </w:tcPr>
+          <w:p>
+            <w:pPr>
+              <w:widowControl/>
+              <w:tabs>
+                <w:tab w:val="left" w:pos="2268"/>
+              </w:tabs>
+              <w:ind w:firstLine="0"/>
+              <w:jc w:val="center"/>
+              <w:rPr>
+                <w:rFonts w:eastAsia="Calibri"/>
+                <w:highlight w:val="yellow"/>
+                <w:lang w:eastAsia="en-US"/>
+              </w:rPr>
+            </w:pPr>
+            <w:r>
+              <w:rPr>
+                <w:rFonts w:eastAsia="Calibri"/>
+                <w:lang w:eastAsia="en-US"/>
+              </w:rPr>
+              <w:t xml:space="preserve">Площадь земельного участка, </w:t>
+            </w:r>
+            <w:proofErr w:type="spellStart"/>
+            <w:r>
+              <w:rPr>
+                <w:rFonts w:eastAsia="Calibri"/>
+                <w:lang w:eastAsia="en-US"/>
+              </w:rPr>
+              <w:t>кв</w:t>
+            </w:r>
+            <w:proofErr w:type="gramStart"/>
+            <w:r>
+              <w:rPr>
+                <w:rFonts w:eastAsia="Calibri"/>
+                <w:lang w:eastAsia="en-US"/>
+              </w:rPr>
+              <w:t>.м</w:t>
+            </w:r>
+            <w:proofErr w:type="spellEnd"/>
+            <w:proofErr w:type="gramEnd"/>
+          </w:p>
+        </w:tc>
+        <w:tc>
+          <w:tcPr>
+            <w:tcW w:w="7619" w:type="dxa"/>
+            <w:gridSpan w:val="3"/>
+            <w:shd w:val="clear" w:color="auto" w:fill="auto"/>
+            <w:vAlign w:val="center"/>
+          </w:tcPr>
+          <w:p>
+            <w:pPr>
+              <w:widowControl/>
+              <w:tabs>
+                <w:tab w:val="left" w:pos="2268"/>
+              </w:tabs>
+              <w:ind w:left="-108" w:firstLine="0"/>
+              <w:jc w:val="left"/>
+              <w:rPr>
+                <w:rFonts w:eastAsia="Calibri"/>
+                <w:color w:val="000000"/>
+                <w:highlight w:val="yellow"/>
+                <w:lang w:eastAsia="en-US"/>
+              </w:rPr>
+            </w:pPr>
+            <w:r>
+              <w:rPr>
+                <w:color w:val="000000"/>
+              </w:rPr>
+              <w:t>{{ AREA</w:t>
+            </w:r>
+            <w:proofErr w:type="gramStart"/>
+            <w:r>
+              <w:rPr>
+                <w:color w:val="000000"/>
+              </w:rPr>
+              <w:t xml:space="preserve"> }</w:t>
+            </w:r>
+            <w:proofErr w:type="gramEnd"/>
+            <w:r>
+              <w:rPr>
+                <w:color w:val="000000"/>
+              </w:rPr>
+              <w:t>}</w:t>
+            </w:r>
+          </w:p>
+        </w:tc>
+      </w:tr>
+      <w:tr>
+        <w:tc>
+          <w:tcPr>
+            <w:tcW w:w="2410" w:type="dxa"/>
             <w:shd w:val="clear" w:color="auto" w:fill="auto"/>
           </w:tcPr>
           <w:p>
@@ -3764,383 +5124,11 @@
                 <w:lang w:eastAsia="en-US"/>
               </w:rPr>
             </w:pPr>
-            <w:r>
-              <w:rPr>
-                <w:rFonts w:eastAsia="Calibri"/>
-                <w:lang w:eastAsia="en-US"/>
-              </w:rPr>
-              <w:t>Лицо, получившее решение</w:t>
-            </w:r>
           </w:p>
         </w:tc>
         <w:tc>
           <w:tcPr>
-            <w:tcW w:w="7655" w:type="dxa"/>
-            <w:gridSpan w:val="3"/>
-            <w:shd w:val="clear" w:color="auto" w:fill="auto"/>
-          </w:tcPr>
-          <w:p>
-            <w:pPr>
-              <w:widowControl/>
-              <w:tabs>
-                <w:tab w:val="left" w:pos="-108"/>
-              </w:tabs>
-              <w:ind w:left="-108" w:firstLine="0"/>
-              <w:rPr>
-                <w:rFonts w:eastAsia="Calibri"/>
-                <w:lang w:eastAsia="en-US"/>
-              </w:rPr>
-            </w:pPr>
-            <w:r>
-              <w:t>{{ APPLICANT</w:t>
-            </w:r>
-            <w:proofErr w:type="gramStart"/>
-            <w:r>
-              <w:t xml:space="preserve"> }</w:t>
-            </w:r>
-            <w:proofErr w:type="gramEnd"/>
-            <w:r>
-              <w:t>}</w:t>
-            </w:r>
-          </w:p>
-        </w:tc>
-      </w:tr>
-      <w:tr>
-        <w:tc>
-          <w:tcPr>
-            <w:tcW w:w="2268" w:type="dxa"/>
-            <w:shd w:val="clear" w:color="auto" w:fill="auto"/>
-          </w:tcPr>
-          <w:p>
-            <w:pPr>
-              <w:widowControl/>
-              <w:tabs>
-                <w:tab w:val="left" w:pos="2268"/>
-              </w:tabs>
-              <w:ind w:firstLine="0"/>
-              <w:jc w:val="left"/>
-              <w:rPr>
-                <w:rFonts w:eastAsia="Calibri"/>
-                <w:lang w:eastAsia="en-US"/>
-              </w:rPr>
-            </w:pPr>
-            <w:r>
-              <w:rPr>
-                <w:rFonts w:eastAsia="Calibri"/>
-                <w:lang w:eastAsia="en-US"/>
-              </w:rPr>
-              <w:t>Адрес юридического лица</w:t>
-            </w:r>
-          </w:p>
-          <w:p>
-            <w:pPr>
-              <w:widowControl/>
-              <w:tabs>
-                <w:tab w:val="left" w:pos="2268"/>
-              </w:tabs>
-              <w:ind w:firstLine="0"/>
-              <w:jc w:val="left"/>
-              <w:rPr>
-                <w:rFonts w:eastAsia="Calibri"/>
-                <w:lang w:eastAsia="en-US"/>
-              </w:rPr>
-            </w:pPr>
-          </w:p>
-        </w:tc>
-        <w:tc>
-          <w:tcPr>
-            <w:tcW w:w="7655" w:type="dxa"/>
-            <w:gridSpan w:val="3"/>
-            <w:shd w:val="clear" w:color="auto" w:fill="auto"/>
-          </w:tcPr>
-          <w:p>
-            <w:pPr>
-              <w:widowControl/>
-              <w:tabs>
-                <w:tab w:val="left" w:pos="2268"/>
-              </w:tabs>
-              <w:ind w:left="-108" w:firstLine="0"/>
-              <w:rPr>
-                <w:rFonts w:eastAsia="Calibri"/>
-                <w:lang w:eastAsia="en-US"/>
-              </w:rPr>
-            </w:pPr>
-            <w:r>
-              <w:t>660021, Красноярский край, г. Красноярск, ул. Бограда, д.144а,</w:t>
-            </w:r>
-          </w:p>
-        </w:tc>
-      </w:tr>
-      <w:tr>
-        <w:tc>
-          <w:tcPr>
-            <w:tcW w:w="2268" w:type="dxa"/>
-            <w:shd w:val="clear" w:color="auto" w:fill="auto"/>
-          </w:tcPr>
-          <w:p>
-            <w:pPr>
-              <w:widowControl/>
-              <w:tabs>
-                <w:tab w:val="left" w:pos="2268"/>
-              </w:tabs>
-              <w:ind w:firstLine="0"/>
-              <w:rPr>
-                <w:rFonts w:eastAsia="Calibri"/>
-                <w:lang w:eastAsia="en-US"/>
-              </w:rPr>
-            </w:pPr>
-            <w:r>
-              <w:rPr>
-                <w:rFonts w:eastAsia="Calibri"/>
-                <w:lang w:eastAsia="en-US"/>
-              </w:rPr>
-              <w:t>Объект</w:t>
-            </w:r>
-          </w:p>
-        </w:tc>
-        <w:tc>
-          <w:tcPr>
-            <w:tcW w:w="7655" w:type="dxa"/>
-            <w:gridSpan w:val="3"/>
-            <w:shd w:val="clear" w:color="auto" w:fill="auto"/>
-          </w:tcPr>
-          <w:p>
-            <w:pPr>
-              <w:widowControl/>
-              <w:tabs>
-                <w:tab w:val="left" w:pos="2268"/>
-              </w:tabs>
-              <w:ind w:left="-108" w:firstLine="0"/>
-              <w:rPr>
-                <w:lang w:val="en-US"/>
-              </w:rPr>
-            </w:pPr>
-            <w:r>
-              <w:rPr>
-                <w:lang w:val="en-US"/>
-              </w:rPr>
-              <w:t>{{OBJECT_TYPE_FULL }}</w:t>
-            </w:r>
-            <w:r>
-              <w:rPr>
-                <w:lang w:val="en-US"/>
-              </w:rPr>
-              <w:t xml:space="preserve"> (</w:t>
-            </w:r>
-            <w:r>
-              <w:rPr>
-                <w:lang w:val="en-US"/>
-              </w:rPr>
-              <w:t>{{ OBJECT_NAME }}</w:t>
-            </w:r>
-            <w:r>
-              <w:rPr>
-                <w:lang w:val="en-US"/>
-              </w:rPr>
-              <w:t xml:space="preserve">) </w:t>
-            </w:r>
-          </w:p>
-          <w:p>
-            <w:pPr>
-              <w:widowControl/>
-              <w:tabs>
-                <w:tab w:val="left" w:pos="2268"/>
-              </w:tabs>
-              <w:ind w:left="-108" w:firstLine="0"/>
-              <w:rPr>
-                <w:rFonts w:eastAsia="Calibri"/>
-                <w:color w:val="FF0000"/>
-                <w:highlight w:val="yellow"/>
-                <w:lang w:val="en-US" w:eastAsia="en-US"/>
-              </w:rPr>
-            </w:pPr>
-          </w:p>
-        </w:tc>
-      </w:tr>
-      <w:tr>
-        <w:trPr>
-          <w:trHeight w:val="1060"/>
-        </w:trPr>
-        <w:tc>
-          <w:tcPr>
-            <w:tcW w:w="2268" w:type="dxa"/>
-            <w:shd w:val="clear" w:color="auto" w:fill="auto"/>
-          </w:tcPr>
-          <w:p>
-            <w:pPr>
-              <w:widowControl/>
-              <w:tabs>
-                <w:tab w:val="left" w:pos="2268"/>
-              </w:tabs>
-              <w:ind w:firstLine="0"/>
-              <w:jc w:val="left"/>
-              <w:rPr>
-                <w:rFonts w:eastAsia="Calibri"/>
-                <w:highlight w:val="yellow"/>
-                <w:lang w:eastAsia="en-US"/>
-              </w:rPr>
-            </w:pPr>
-            <w:r>
-              <w:rPr>
-                <w:rFonts w:eastAsia="Calibri"/>
-                <w:lang w:eastAsia="en-US"/>
-              </w:rPr>
-              <w:t>Местоположение земель или земельного участка</w:t>
-            </w:r>
-          </w:p>
-        </w:tc>
-        <w:tc>
-          <w:tcPr>
-            <w:tcW w:w="7655" w:type="dxa"/>
-            <w:gridSpan w:val="3"/>
-            <w:shd w:val="clear" w:color="auto" w:fill="auto"/>
-          </w:tcPr>
-          <w:p>
-            <w:pPr>
-              <w:widowControl/>
-              <w:tabs>
-                <w:tab w:val="left" w:pos="2268"/>
-              </w:tabs>
-              <w:ind w:left="-108" w:firstLine="0"/>
-              <w:rPr>
-                <w:color w:val="FF0000"/>
-                <w:highlight w:val="yellow"/>
-              </w:rPr>
-            </w:pPr>
-            <w:r>
-              <w:t>{{ LOCATION</w:t>
-            </w:r>
-            <w:proofErr w:type="gramStart"/>
-            <w:r>
-              <w:t xml:space="preserve"> }</w:t>
-            </w:r>
-            <w:proofErr w:type="gramEnd"/>
-            <w:r>
-              <w:t>}</w:t>
-            </w:r>
-            <w:r>
-              <w:t xml:space="preserve">,  в границах кадастрового квартала </w:t>
-            </w:r>
-            <w:r>
-              <w:t>{{ QUARTERS }}</w:t>
-            </w:r>
-          </w:p>
-        </w:tc>
-      </w:tr>
-      <w:tr>
-        <w:tc>
-          <w:tcPr>
-            <w:tcW w:w="2268" w:type="dxa"/>
-            <w:shd w:val="clear" w:color="auto" w:fill="auto"/>
-          </w:tcPr>
-          <w:p>
-            <w:pPr>
-              <w:widowControl/>
-              <w:tabs>
-                <w:tab w:val="left" w:pos="2268"/>
-              </w:tabs>
-              <w:ind w:firstLine="0"/>
-              <w:jc w:val="left"/>
-              <w:rPr>
-                <w:rFonts w:eastAsia="Calibri"/>
-                <w:highlight w:val="yellow"/>
-                <w:lang w:eastAsia="en-US"/>
-              </w:rPr>
-            </w:pPr>
-            <w:r>
-              <w:rPr>
-                <w:rFonts w:eastAsia="Calibri"/>
-                <w:lang w:eastAsia="en-US"/>
-              </w:rPr>
-              <w:t xml:space="preserve">Площадь земельного участка, </w:t>
-            </w:r>
-            <w:proofErr w:type="spellStart"/>
-            <w:r>
-              <w:rPr>
-                <w:rFonts w:eastAsia="Calibri"/>
-                <w:lang w:eastAsia="en-US"/>
-              </w:rPr>
-              <w:t>кв</w:t>
-            </w:r>
-            <w:proofErr w:type="gramStart"/>
-            <w:r>
-              <w:rPr>
-                <w:rFonts w:eastAsia="Calibri"/>
-                <w:lang w:eastAsia="en-US"/>
-              </w:rPr>
-              <w:t>.м</w:t>
-            </w:r>
-            <w:proofErr w:type="spellEnd"/>
-            <w:proofErr w:type="gramEnd"/>
-          </w:p>
-        </w:tc>
-        <w:tc>
-          <w:tcPr>
-            <w:tcW w:w="7655" w:type="dxa"/>
-            <w:gridSpan w:val="3"/>
-            <w:shd w:val="clear" w:color="auto" w:fill="auto"/>
-          </w:tcPr>
-          <w:p>
-            <w:pPr>
-              <w:widowControl/>
-              <w:tabs>
-                <w:tab w:val="left" w:pos="2268"/>
-              </w:tabs>
-              <w:ind w:left="-108" w:firstLine="0"/>
-              <w:rPr>
-                <w:rFonts w:eastAsia="Calibri"/>
-                <w:color w:val="000000"/>
-                <w:highlight w:val="yellow"/>
-                <w:lang w:eastAsia="en-US"/>
-              </w:rPr>
-            </w:pPr>
-            <w:r>
-              <w:rPr>
-                <w:color w:val="000000"/>
-              </w:rPr>
-              <w:t>{{ AREA</w:t>
-            </w:r>
-            <w:proofErr w:type="gramStart"/>
-            <w:r>
-              <w:rPr>
-                <w:color w:val="000000"/>
-              </w:rPr>
-              <w:t xml:space="preserve"> }</w:t>
-            </w:r>
-            <w:proofErr w:type="gramEnd"/>
-            <w:r>
-              <w:rPr>
-                <w:color w:val="000000"/>
-              </w:rPr>
-              <w:t>}</w:t>
-            </w:r>
-          </w:p>
-        </w:tc>
-      </w:tr>
-      <w:tr>
-        <w:tc>
-          <w:tcPr>
-            <w:tcW w:w="2268" w:type="dxa"/>
-            <w:shd w:val="clear" w:color="auto" w:fill="auto"/>
-          </w:tcPr>
-          <w:p>
-            <w:pPr>
-              <w:widowControl/>
-              <w:tabs>
-                <w:tab w:val="left" w:pos="2268"/>
-              </w:tabs>
-              <w:ind w:firstLine="0"/>
-              <w:jc w:val="left"/>
-              <w:rPr>
-                <w:rFonts w:eastAsia="Calibri"/>
-                <w:lang w:eastAsia="en-US"/>
-              </w:rPr>
-            </w:pPr>
-          </w:p>
-        </w:tc>
-        <w:tc>
-          <w:tcPr>
-            <w:tcW w:w="7655" w:type="dxa"/>
+            <w:tcW w:w="7619" w:type="dxa"/>
             <w:gridSpan w:val="3"/>
             <w:shd w:val="clear" w:color="auto" w:fill="auto"/>
           </w:tcPr>
@@ -4178,7 +5166,7 @@
         </w:trPr>
         <w:tc>
           <w:tcPr>
-            <w:tcW w:w="9072" w:type="dxa"/>
+            <w:tcW w:w="7805" w:type="dxa"/>
             <w:gridSpan w:val="3"/>
             <w:tcBorders>
               <w:bottom w:val="single" w:sz="4" w:space="0" w:color="auto"/>
@@ -4307,7 +5295,7 @@
         </w:tc>
         <w:tc>
           <w:tcPr>
-            <w:tcW w:w="851" w:type="dxa"/>
+            <w:tcW w:w="2224" w:type="dxa"/>
             <w:tcBorders>
               <w:left w:val="nil"/>
               <w:bottom w:val="single" w:sz="4" w:space="0" w:color="auto"/>
@@ -4347,7 +5335,7 @@
         </w:trPr>
         <w:tc>
           <w:tcPr>
-            <w:tcW w:w="9923" w:type="dxa"/>
+            <w:tcW w:w="10029" w:type="dxa"/>
             <w:gridSpan w:val="4"/>
             <w:tcBorders>
               <w:left w:val="single" w:sz="4" w:space="0" w:color="auto"/>
@@ -4407,7 +5395,7 @@
         </w:trPr>
         <w:tc>
           <w:tcPr>
-            <w:tcW w:w="9072" w:type="dxa"/>
+            <w:tcW w:w="7805" w:type="dxa"/>
             <w:gridSpan w:val="3"/>
             <w:tcBorders>
               <w:right w:val="nil"/>
@@ -4426,13 +5414,73 @@
               </w:rPr>
             </w:pPr>
             <w:r>
-              <w:t>{% if payment_formula == 'lep' %}П2020 – годовой размер платы за размещение объекта за 1 кв.м., руб.{% else %}Су – удельный показатель кадастровой стоимости, руб./кв.м.{% endif %}</w:t>
+              <w:t xml:space="preserve">{% </w:t>
+            </w:r>
+            <w:proofErr w:type="spellStart"/>
+            <w:r>
+              <w:t>if</w:t>
+            </w:r>
+            <w:proofErr w:type="spellEnd"/>
+            <w:r>
+              <w:t xml:space="preserve"> </w:t>
+            </w:r>
+            <w:proofErr w:type="spellStart"/>
+            <w:r>
+              <w:t>payment_formula</w:t>
+            </w:r>
+            <w:proofErr w:type="spellEnd"/>
+            <w:r>
+              <w:t xml:space="preserve"> == '</w:t>
+            </w:r>
+            <w:proofErr w:type="spellStart"/>
+            <w:r>
+              <w:t>lep</w:t>
+            </w:r>
+            <w:proofErr w:type="spellEnd"/>
+            <w:r>
+              <w:t xml:space="preserve">' %}П2020 – годовой размер платы за размещение объекта за 1 </w:t>
+            </w:r>
+            <w:proofErr w:type="spellStart"/>
+            <w:r>
+              <w:t>кв.м</w:t>
+            </w:r>
+            <w:proofErr w:type="spellEnd"/>
+            <w:r>
+              <w:t xml:space="preserve">., руб.{% </w:t>
+            </w:r>
+            <w:proofErr w:type="spellStart"/>
+            <w:r>
+              <w:t>else</w:t>
+            </w:r>
+            <w:proofErr w:type="spellEnd"/>
+            <w:r>
+              <w:t xml:space="preserve"> %}Су – </w:t>
+            </w:r>
+            <w:r>
+              <w:t>среднее значение удельного показателя</w:t>
+            </w:r>
+            <w:r>
+              <w:t xml:space="preserve"> кадастровой стоимости земель</w:t>
+            </w:r>
+            <w:r>
+              <w:t>, руб./кв. м</w:t>
+            </w:r>
+            <w:r>
+              <w:t xml:space="preserve">{% </w:t>
+            </w:r>
+            <w:proofErr w:type="spellStart"/>
+            <w:r>
+              <w:t>endif</w:t>
+            </w:r>
+            <w:proofErr w:type="spellEnd"/>
+            <w:r>
+              <w:t xml:space="preserve"> %}</w:t>
             </w:r>
           </w:p>
         </w:tc>
         <w:tc>
           <w:tcPr>
-            <w:tcW w:w="851" w:type="dxa"/>
+            <w:tcW w:w="2224" w:type="dxa"/>
             <w:tcBorders>
               <w:left w:val="nil"/>
             </w:tcBorders>
@@ -4562,7 +5610,7 @@
         </w:trPr>
         <w:tc>
           <w:tcPr>
-            <w:tcW w:w="9072" w:type="dxa"/>
+            <w:tcW w:w="7805" w:type="dxa"/>
             <w:gridSpan w:val="3"/>
             <w:tcBorders>
               <w:right w:val="nil"/>
@@ -4581,207 +5629,172 @@
               </w:rPr>
             </w:pPr>
             <w:r>
+              <w:t xml:space="preserve">{% </w:t>
+            </w:r>
+            <w:r>
               <w:rPr>
                 <w:lang w:val="en-US"/>
               </w:rPr>
-              <w:t xml:space="preserve">{% if </w:t>
+              <w:t>if</w:t>
+            </w:r>
+            <w:r>
+              <w:t xml:space="preserve"> </w:t>
+            </w:r>
+            <w:r>
+              <w:rPr>
+                <w:lang w:val="en-US"/>
+              </w:rPr>
+              <w:t>payment</w:t>
+            </w:r>
+            <w:r>
+              <w:t>_</w:t>
+            </w:r>
+            <w:r>
+              <w:rPr>
+                <w:lang w:val="en-US"/>
+              </w:rPr>
+              <w:t>formula</w:t>
+            </w:r>
+            <w:r>
+              <w:t xml:space="preserve"> == '</w:t>
             </w:r>
             <w:proofErr w:type="spellStart"/>
             <w:r>
               <w:rPr>
                 <w:lang w:val="en-US"/>
               </w:rPr>
-              <w:t>payment_formula</w:t>
+              <w:t>lep</w:t>
             </w:r>
             <w:proofErr w:type="spellEnd"/>
             <w:r>
+              <w:t>' %}</w:t>
+            </w:r>
+            <w:r>
+              <w:t>КИ</w:t>
+            </w:r>
+            <w:r>
+              <w:t xml:space="preserve"> – </w:t>
+            </w:r>
+            <w:r>
+              <w:t>произведение</w:t>
+            </w:r>
+            <w:r>
+              <w:t xml:space="preserve"> </w:t>
+            </w:r>
+            <w:r>
+              <w:t>коэффициентов</w:t>
+            </w:r>
+            <w:r>
+              <w:t xml:space="preserve">, </w:t>
+            </w:r>
+            <w:r>
+              <w:t>учитывающих</w:t>
+            </w:r>
+            <w:r>
+              <w:t xml:space="preserve"> </w:t>
+            </w:r>
+            <w:r>
+              <w:t>уровень</w:t>
+            </w:r>
+            <w:r>
+              <w:t xml:space="preserve"> </w:t>
+            </w:r>
+            <w:r>
+              <w:t>инфляции</w:t>
+            </w:r>
+            <w:r>
+              <w:br/>
+            </w:r>
+            <w:r>
+              <w:t>КИ</w:t>
+            </w:r>
+            <w:r>
+              <w:t xml:space="preserve"> = </w:t>
+            </w:r>
+            <w:r>
+              <w:t>КИ</w:t>
+            </w:r>
+            <w:r>
+              <w:t xml:space="preserve">2021 × </w:t>
+            </w:r>
+            <w:r>
+              <w:t>КИ</w:t>
+            </w:r>
+            <w:r>
+              <w:t xml:space="preserve">2022 × </w:t>
+            </w:r>
+            <w:r>
+              <w:t>КИ</w:t>
+            </w:r>
+            <w:r>
+              <w:t xml:space="preserve">2023 × </w:t>
+            </w:r>
+            <w:r>
+              <w:t>КИ</w:t>
+            </w:r>
+            <w:r>
+              <w:t xml:space="preserve">2024 × </w:t>
+            </w:r>
+            <w:r>
+              <w:t>КИ</w:t>
+            </w:r>
+            <w:r>
+              <w:t xml:space="preserve">2025 × </w:t>
+            </w:r>
+            <w:r>
+              <w:t>КИ</w:t>
+            </w:r>
+            <w:r>
+              <w:t>2026 = {</w:t>
+            </w:r>
+            <w:proofErr w:type="gramStart"/>
+            <w:r>
+              <w:t xml:space="preserve">{ </w:t>
+            </w:r>
+            <w:proofErr w:type="gramEnd"/>
+            <w:r>
               <w:rPr>
                 <w:lang w:val="en-US"/>
               </w:rPr>
-              <w:t xml:space="preserve"> == '</w:t>
+              <w:t>KI</w:t>
+            </w:r>
+            <w:r>
+              <w:t>_</w:t>
+            </w:r>
+            <w:r>
+              <w:rPr>
+                <w:lang w:val="en-US"/>
+              </w:rPr>
+              <w:t>FORMULA</w:t>
+            </w:r>
+            <w:r>
+              <w:t xml:space="preserve"> }}{% </w:t>
+            </w:r>
+            <w:r>
+              <w:rPr>
+                <w:lang w:val="en-US"/>
+              </w:rPr>
+              <w:t>else</w:t>
+            </w:r>
+            <w:r>
+              <w:t xml:space="preserve"> %}</w:t>
             </w:r>
             <w:proofErr w:type="spellStart"/>
             <w:r>
+              <w:t>Нст</w:t>
+            </w:r>
+            <w:proofErr w:type="spellEnd"/>
+            <w:r>
+              <w:t xml:space="preserve"> – </w:t>
+            </w:r>
+            <w:r>
+              <w:t xml:space="preserve">ставка платы за использование земель или земельного участка (части земельного участка) для размещения объекта. </w:t>
+            </w:r>
+            <w:r>
               <w:rPr>
                 <w:lang w:val="en-US"/>
               </w:rPr>
-              <w:t>lep</w:t>
-            </w:r>
-            <w:proofErr w:type="spellEnd"/>
-            <w:r>
-              <w:rPr>
-                <w:lang w:val="en-US"/>
-              </w:rPr>
-              <w:t>' %}</w:t>
-            </w:r>
-            <w:r>
-              <w:t>КИ</w:t>
-            </w:r>
-            <w:r>
-              <w:rPr>
-                <w:lang w:val="en-US"/>
-              </w:rPr>
-              <w:t xml:space="preserve"> – </w:t>
-            </w:r>
-            <w:r>
-              <w:t>произведение</w:t>
-            </w:r>
-            <w:r>
-              <w:rPr>
-                <w:lang w:val="en-US"/>
-              </w:rPr>
-              <w:t xml:space="preserve"> </w:t>
-            </w:r>
-            <w:r>
-              <w:t>коэффициентов</w:t>
-            </w:r>
-            <w:r>
-              <w:rPr>
-                <w:lang w:val="en-US"/>
-              </w:rPr>
-              <w:t xml:space="preserve">, </w:t>
-            </w:r>
-            <w:r>
-              <w:t>учитывающих</w:t>
-            </w:r>
-            <w:r>
-              <w:rPr>
-                <w:lang w:val="en-US"/>
-              </w:rPr>
-              <w:t xml:space="preserve"> </w:t>
-            </w:r>
-            <w:r>
-              <w:t>уровень</w:t>
-            </w:r>
-            <w:r>
-              <w:rPr>
-                <w:lang w:val="en-US"/>
-              </w:rPr>
-              <w:t xml:space="preserve"> </w:t>
-            </w:r>
-            <w:r>
-              <w:t>инфляции</w:t>
-            </w:r>
-            <w:r>
-              <w:rPr>
-                <w:lang w:val="en-US"/>
-              </w:rPr>
-              <w:br/>
-            </w:r>
-            <w:r>
-              <w:t>КИ</w:t>
-            </w:r>
-            <w:r>
-              <w:rPr>
-                <w:lang w:val="en-US"/>
-              </w:rPr>
-              <w:t xml:space="preserve"> = </w:t>
-            </w:r>
-            <w:r>
-              <w:t>КИ</w:t>
-            </w:r>
-            <w:r>
-              <w:rPr>
-                <w:lang w:val="en-US"/>
-              </w:rPr>
-              <w:t xml:space="preserve">2021 × </w:t>
-            </w:r>
-            <w:r>
-              <w:t>КИ</w:t>
-            </w:r>
-            <w:r>
-              <w:rPr>
-                <w:lang w:val="en-US"/>
-              </w:rPr>
-              <w:t xml:space="preserve">2022 × </w:t>
-            </w:r>
-            <w:r>
-              <w:t>КИ</w:t>
-            </w:r>
-            <w:r>
-              <w:rPr>
-                <w:lang w:val="en-US"/>
-              </w:rPr>
-              <w:t xml:space="preserve">2023 × </w:t>
-            </w:r>
-            <w:r>
-              <w:t>КИ</w:t>
-            </w:r>
-            <w:r>
-              <w:rPr>
-                <w:lang w:val="en-US"/>
-              </w:rPr>
-              <w:t xml:space="preserve">2024 × </w:t>
-            </w:r>
-            <w:r>
-              <w:t>КИ</w:t>
-            </w:r>
-            <w:r>
-              <w:rPr>
-                <w:lang w:val="en-US"/>
-              </w:rPr>
-              <w:t xml:space="preserve">2025 × </w:t>
-            </w:r>
-            <w:r>
-              <w:t>КИ</w:t>
-            </w:r>
-            <w:r>
-              <w:rPr>
-                <w:lang w:val="en-US"/>
-              </w:rPr>
-              <w:t>2026 = {</w:t>
-            </w:r>
-            <w:proofErr w:type="gramStart"/>
-            <w:r>
-              <w:rPr>
-                <w:lang w:val="en-US"/>
-              </w:rPr>
-              <w:t xml:space="preserve">{ </w:t>
-            </w:r>
-            <w:proofErr w:type="gramEnd"/>
-            <w:r>
-              <w:rPr>
-                <w:lang w:val="en-US"/>
-              </w:rPr>
-              <w:t>KI_FORMULA }}{% else %}</w:t>
-            </w:r>
-            <w:proofErr w:type="spellStart"/>
-            <w:r>
-              <w:t>Нст</w:t>
-            </w:r>
-            <w:proofErr w:type="spellEnd"/>
-            <w:r>
-              <w:rPr>
-                <w:lang w:val="en-US"/>
-              </w:rPr>
-              <w:t xml:space="preserve"> – </w:t>
-            </w:r>
-            <w:r>
-              <w:t>ставка</w:t>
-            </w:r>
-            <w:r>
-              <w:rPr>
-                <w:lang w:val="en-US"/>
-              </w:rPr>
-              <w:t xml:space="preserve"> </w:t>
-            </w:r>
-            <w:r>
-              <w:t>арендной</w:t>
-            </w:r>
-            <w:r>
-              <w:rPr>
-                <w:lang w:val="en-US"/>
-              </w:rPr>
-              <w:t xml:space="preserve"> </w:t>
-            </w:r>
-            <w:r>
-              <w:t>платы</w:t>
-            </w:r>
-            <w:r>
-              <w:rPr>
-                <w:lang w:val="en-US"/>
-              </w:rPr>
-              <w:t xml:space="preserve"> (1,5%){% </w:t>
+              <w:t xml:space="preserve">(1,5%){% </w:t>
             </w:r>
             <w:proofErr w:type="spellStart"/>
             <w:r>
@@ -4801,7 +5814,7 @@
         </w:tc>
         <w:tc>
           <w:tcPr>
-            <w:tcW w:w="851" w:type="dxa"/>
+            <w:tcW w:w="2224" w:type="dxa"/>
             <w:tcBorders>
               <w:left w:val="nil"/>
             </w:tcBorders>
@@ -4931,7 +5944,7 @@
         </w:trPr>
         <w:tc>
           <w:tcPr>
-            <w:tcW w:w="9072" w:type="dxa"/>
+            <w:tcW w:w="7805" w:type="dxa"/>
             <w:gridSpan w:val="3"/>
             <w:tcBorders>
               <w:bottom w:val="single" w:sz="4" w:space="0" w:color="auto"/>
@@ -5006,7 +6019,7 @@
         </w:tc>
         <w:tc>
           <w:tcPr>
-            <w:tcW w:w="851" w:type="dxa"/>
+            <w:tcW w:w="2224" w:type="dxa"/>
             <w:tcBorders>
               <w:left w:val="nil"/>
               <w:bottom w:val="single" w:sz="4" w:space="0" w:color="auto"/>
@@ -5028,7 +6041,21 @@
               <w:rPr>
                 <w:color w:val="000000"/>
               </w:rPr>
-              <w:t>{{ AREA_NUM }}</w:t>
+              <w:t>{{ AREA_NUM</w:t>
+            </w:r>
+            <w:proofErr w:type="gramStart"/>
+            <w:r>
+              <w:rPr>
+                <w:color w:val="000000"/>
+              </w:rPr>
+              <w:t xml:space="preserve"> }</w:t>
+            </w:r>
+            <w:proofErr w:type="gramEnd"/>
+            <w:r>
+              <w:rPr>
+                <w:color w:val="000000"/>
+              </w:rPr>
+              <w:t>}</w:t>
             </w:r>
           </w:p>
         </w:tc>
@@ -5053,7 +6080,7 @@
         </w:trPr>
         <w:tc>
           <w:tcPr>
-            <w:tcW w:w="9072" w:type="dxa"/>
+            <w:tcW w:w="7805" w:type="dxa"/>
             <w:gridSpan w:val="3"/>
             <w:tcBorders>
               <w:bottom w:val="single" w:sz="4" w:space="0" w:color="auto"/>
@@ -5079,13 +6106,333 @@
                 <w:color w:val="000000"/>
                 <w:lang w:eastAsia="en-US"/>
               </w:rPr>
-              <w:t>{% if payment_formula == 'lep' %}П = {{ formula_params.base_rate | string | replace('.', ',') }} × {{ formula_params.ki | string | replace('.', ',') }} × {{ AREA_NUM }} = {{ PAYMENT_YEARLY }} (руб.){% else %}П = {{ formula_params.su | string | replace('.', ',') }} × {{ formula_params.nst | string | replace('.', ',') }} × {{ AREA_NUM }} = {{ PAYMENT_YEARLY }} (руб.){% endif %}</w:t>
+              <w:t xml:space="preserve">{% </w:t>
+            </w:r>
+            <w:proofErr w:type="spellStart"/>
+            <w:r>
+              <w:rPr>
+                <w:rFonts w:eastAsia="Calibri"/>
+                <w:bCs/>
+                <w:color w:val="000000"/>
+                <w:lang w:eastAsia="en-US"/>
+              </w:rPr>
+              <w:t>if</w:t>
+            </w:r>
+            <w:proofErr w:type="spellEnd"/>
+            <w:r>
+              <w:rPr>
+                <w:rFonts w:eastAsia="Calibri"/>
+                <w:bCs/>
+                <w:color w:val="000000"/>
+                <w:lang w:eastAsia="en-US"/>
+              </w:rPr>
+              <w:t xml:space="preserve"> </w:t>
+            </w:r>
+            <w:proofErr w:type="spellStart"/>
+            <w:r>
+              <w:rPr>
+                <w:rFonts w:eastAsia="Calibri"/>
+                <w:bCs/>
+                <w:color w:val="000000"/>
+                <w:lang w:eastAsia="en-US"/>
+              </w:rPr>
+              <w:t>payment_formula</w:t>
+            </w:r>
+            <w:proofErr w:type="spellEnd"/>
+            <w:r>
+              <w:rPr>
+                <w:rFonts w:eastAsia="Calibri"/>
+                <w:bCs/>
+                <w:color w:val="000000"/>
+                <w:lang w:eastAsia="en-US"/>
+              </w:rPr>
+              <w:t xml:space="preserve"> == '</w:t>
+            </w:r>
+            <w:proofErr w:type="spellStart"/>
+            <w:r>
+              <w:rPr>
+                <w:rFonts w:eastAsia="Calibri"/>
+                <w:bCs/>
+                <w:color w:val="000000"/>
+                <w:lang w:eastAsia="en-US"/>
+              </w:rPr>
+              <w:t>lep</w:t>
+            </w:r>
+            <w:proofErr w:type="spellEnd"/>
+            <w:r>
+              <w:rPr>
+                <w:rFonts w:eastAsia="Calibri"/>
+                <w:bCs/>
+                <w:color w:val="000000"/>
+                <w:lang w:eastAsia="en-US"/>
+              </w:rPr>
+              <w:t>' %}</w:t>
+            </w:r>
+            <w:proofErr w:type="gramStart"/>
+            <w:r>
+              <w:rPr>
+                <w:rFonts w:eastAsia="Calibri"/>
+                <w:bCs/>
+                <w:color w:val="000000"/>
+                <w:lang w:eastAsia="en-US"/>
+              </w:rPr>
+              <w:t>П</w:t>
+            </w:r>
+            <w:proofErr w:type="gramEnd"/>
+            <w:r>
+              <w:rPr>
+                <w:rFonts w:eastAsia="Calibri"/>
+                <w:bCs/>
+                <w:color w:val="000000"/>
+                <w:lang w:eastAsia="en-US"/>
+              </w:rPr>
+              <w:t xml:space="preserve"> = {{ </w:t>
+            </w:r>
+            <w:proofErr w:type="spellStart"/>
+            <w:r>
+              <w:rPr>
+                <w:rFonts w:eastAsia="Calibri"/>
+                <w:bCs/>
+                <w:color w:val="000000"/>
+                <w:lang w:eastAsia="en-US"/>
+              </w:rPr>
+              <w:t>formula_params.base_rate</w:t>
+            </w:r>
+            <w:proofErr w:type="spellEnd"/>
+            <w:r>
+              <w:rPr>
+                <w:rFonts w:eastAsia="Calibri"/>
+                <w:bCs/>
+                <w:color w:val="000000"/>
+                <w:lang w:eastAsia="en-US"/>
+              </w:rPr>
+              <w:t xml:space="preserve"> | </w:t>
+            </w:r>
+            <w:proofErr w:type="spellStart"/>
+            <w:r>
+              <w:rPr>
+                <w:rFonts w:eastAsia="Calibri"/>
+                <w:bCs/>
+                <w:color w:val="000000"/>
+                <w:lang w:eastAsia="en-US"/>
+              </w:rPr>
+              <w:t>string</w:t>
+            </w:r>
+            <w:proofErr w:type="spellEnd"/>
+            <w:r>
+              <w:rPr>
+                <w:rFonts w:eastAsia="Calibri"/>
+                <w:bCs/>
+                <w:color w:val="000000"/>
+                <w:lang w:eastAsia="en-US"/>
+              </w:rPr>
+              <w:t xml:space="preserve"> | </w:t>
+            </w:r>
+            <w:proofErr w:type="spellStart"/>
+            <w:r>
+              <w:rPr>
+                <w:rFonts w:eastAsia="Calibri"/>
+                <w:bCs/>
+                <w:color w:val="000000"/>
+                <w:lang w:eastAsia="en-US"/>
+              </w:rPr>
+              <w:t>replace</w:t>
+            </w:r>
+            <w:proofErr w:type="spellEnd"/>
+            <w:r>
+              <w:rPr>
+                <w:rFonts w:eastAsia="Calibri"/>
+                <w:bCs/>
+                <w:color w:val="000000"/>
+                <w:lang w:eastAsia="en-US"/>
+              </w:rPr>
+              <w:t xml:space="preserve">('.', ',') }} × {{ formula_params.ki | </w:t>
+            </w:r>
+            <w:proofErr w:type="spellStart"/>
+            <w:r>
+              <w:rPr>
+                <w:rFonts w:eastAsia="Calibri"/>
+                <w:bCs/>
+                <w:color w:val="000000"/>
+                <w:lang w:eastAsia="en-US"/>
+              </w:rPr>
+              <w:t>string</w:t>
+            </w:r>
+            <w:proofErr w:type="spellEnd"/>
+            <w:r>
+              <w:rPr>
+                <w:rFonts w:eastAsia="Calibri"/>
+                <w:bCs/>
+                <w:color w:val="000000"/>
+                <w:lang w:eastAsia="en-US"/>
+              </w:rPr>
+              <w:t xml:space="preserve"> | </w:t>
+            </w:r>
+            <w:proofErr w:type="spellStart"/>
+            <w:r>
+              <w:rPr>
+                <w:rFonts w:eastAsia="Calibri"/>
+                <w:bCs/>
+                <w:color w:val="000000"/>
+                <w:lang w:eastAsia="en-US"/>
+              </w:rPr>
+              <w:t>replace</w:t>
+            </w:r>
+            <w:proofErr w:type="spellEnd"/>
+            <w:r>
+              <w:rPr>
+                <w:rFonts w:eastAsia="Calibri"/>
+                <w:bCs/>
+                <w:color w:val="000000"/>
+                <w:lang w:eastAsia="en-US"/>
+              </w:rPr>
+              <w:t xml:space="preserve">('.', ',') }} × {{ AREA_NUM }} = {{ PAYMENT_YEARLY }} (руб.){% </w:t>
+            </w:r>
+            <w:proofErr w:type="spellStart"/>
+            <w:r>
+              <w:rPr>
+                <w:rFonts w:eastAsia="Calibri"/>
+                <w:bCs/>
+                <w:color w:val="000000"/>
+                <w:lang w:eastAsia="en-US"/>
+              </w:rPr>
+              <w:t>else</w:t>
+            </w:r>
+            <w:proofErr w:type="spellEnd"/>
+            <w:r>
+              <w:rPr>
+                <w:rFonts w:eastAsia="Calibri"/>
+                <w:bCs/>
+                <w:color w:val="000000"/>
+                <w:lang w:eastAsia="en-US"/>
+              </w:rPr>
+              <w:t xml:space="preserve"> %}П = {{ formula_params.su | </w:t>
+            </w:r>
+            <w:proofErr w:type="spellStart"/>
+            <w:r>
+              <w:rPr>
+                <w:rFonts w:eastAsia="Calibri"/>
+                <w:bCs/>
+                <w:color w:val="000000"/>
+                <w:lang w:eastAsia="en-US"/>
+              </w:rPr>
+              <w:t>string</w:t>
+            </w:r>
+            <w:proofErr w:type="spellEnd"/>
+            <w:r>
+              <w:rPr>
+                <w:rFonts w:eastAsia="Calibri"/>
+                <w:bCs/>
+                <w:color w:val="000000"/>
+                <w:lang w:eastAsia="en-US"/>
+              </w:rPr>
+              <w:t xml:space="preserve"> | </w:t>
+            </w:r>
+            <w:proofErr w:type="spellStart"/>
+            <w:r>
+              <w:rPr>
+                <w:rFonts w:eastAsia="Calibri"/>
+                <w:bCs/>
+                <w:color w:val="000000"/>
+                <w:lang w:eastAsia="en-US"/>
+              </w:rPr>
+              <w:t>replace</w:t>
+            </w:r>
+            <w:proofErr w:type="spellEnd"/>
+            <w:r>
+              <w:rPr>
+                <w:rFonts w:eastAsia="Calibri"/>
+                <w:bCs/>
+                <w:color w:val="000000"/>
+                <w:lang w:eastAsia="en-US"/>
+              </w:rPr>
+              <w:t xml:space="preserve">('.', ',') }} × {{ </w:t>
+            </w:r>
+            <w:proofErr w:type="spellStart"/>
+            <w:r>
+              <w:rPr>
+                <w:rFonts w:eastAsia="Calibri"/>
+                <w:bCs/>
+                <w:color w:val="000000"/>
+                <w:lang w:eastAsia="en-US"/>
+              </w:rPr>
+              <w:t>formula_params.nst</w:t>
+            </w:r>
+            <w:proofErr w:type="spellEnd"/>
+            <w:r>
+              <w:rPr>
+                <w:rFonts w:eastAsia="Calibri"/>
+                <w:bCs/>
+                <w:color w:val="000000"/>
+                <w:lang w:eastAsia="en-US"/>
+              </w:rPr>
+              <w:t xml:space="preserve"> | </w:t>
+            </w:r>
+            <w:proofErr w:type="spellStart"/>
+            <w:r>
+              <w:rPr>
+                <w:rFonts w:eastAsia="Calibri"/>
+                <w:bCs/>
+                <w:color w:val="000000"/>
+                <w:lang w:eastAsia="en-US"/>
+              </w:rPr>
+              <w:t>string</w:t>
+            </w:r>
+            <w:proofErr w:type="spellEnd"/>
+            <w:r>
+              <w:rPr>
+                <w:rFonts w:eastAsia="Calibri"/>
+                <w:bCs/>
+                <w:color w:val="000000"/>
+                <w:lang w:eastAsia="en-US"/>
+              </w:rPr>
+              <w:t xml:space="preserve"> | </w:t>
+            </w:r>
+            <w:proofErr w:type="spellStart"/>
+            <w:r>
+              <w:rPr>
+                <w:rFonts w:eastAsia="Calibri"/>
+                <w:bCs/>
+                <w:color w:val="000000"/>
+                <w:lang w:eastAsia="en-US"/>
+              </w:rPr>
+              <w:t>replace</w:t>
+            </w:r>
+            <w:proofErr w:type="spellEnd"/>
+            <w:r>
+              <w:rPr>
+                <w:rFonts w:eastAsia="Calibri"/>
+                <w:bCs/>
+                <w:color w:val="000000"/>
+                <w:lang w:eastAsia="en-US"/>
+              </w:rPr>
+              <w:t xml:space="preserve">('.', ',') }} × {{ AREA_NUM }} = {{ PAYMENT_YEARLY }} (руб.){% </w:t>
+            </w:r>
+            <w:proofErr w:type="spellStart"/>
+            <w:r>
+              <w:rPr>
+                <w:rFonts w:eastAsia="Calibri"/>
+                <w:bCs/>
+                <w:color w:val="000000"/>
+                <w:lang w:eastAsia="en-US"/>
+              </w:rPr>
+              <w:t>endif</w:t>
+            </w:r>
+            <w:proofErr w:type="spellEnd"/>
+            <w:r>
+              <w:rPr>
+                <w:rFonts w:eastAsia="Calibri"/>
+                <w:bCs/>
+                <w:color w:val="000000"/>
+                <w:lang w:eastAsia="en-US"/>
+              </w:rPr>
+              <w:t xml:space="preserve"> %}</w:t>
             </w:r>
           </w:p>
         </w:tc>
         <w:tc>
           <w:tcPr>
-            <w:tcW w:w="851" w:type="dxa"/>
+            <w:tcW w:w="2224" w:type="dxa"/>
             <w:tcBorders>
               <w:left w:val="nil"/>
               <w:bottom w:val="single" w:sz="4" w:space="0" w:color="auto"/>
@@ -5126,7 +6473,7 @@
         </w:trPr>
         <w:tc>
           <w:tcPr>
-            <w:tcW w:w="9923" w:type="dxa"/>
+            <w:tcW w:w="10029" w:type="dxa"/>
             <w:gridSpan w:val="4"/>
             <w:tcBorders>
               <w:left w:val="single" w:sz="4" w:space="0" w:color="auto"/>
@@ -5150,7 +6497,25 @@
                 <w:color w:val="000000"/>
                 <w:lang w:eastAsia="en-US"/>
               </w:rPr>
-              <w:t>Расчет размера платы за период с {{ OUT_DATE }} до {{ END_DATE }}   {{ PAYMENT_YEARLY }} × {{ PERIOD_DAYS }}/365 = {{ PAYMENT_TOTAL }}</w:t>
+              <w:t>Расчет размера платы за период с {</w:t>
+            </w:r>
+            <w:proofErr w:type="gramStart"/>
+            <w:r>
+              <w:rPr>
+                <w:rFonts w:eastAsia="Calibri"/>
+                <w:color w:val="000000"/>
+                <w:lang w:eastAsia="en-US"/>
+              </w:rPr>
+              <w:t xml:space="preserve">{ </w:t>
+            </w:r>
+            <w:proofErr w:type="gramEnd"/>
+            <w:r>
+              <w:rPr>
+                <w:rFonts w:eastAsia="Calibri"/>
+                <w:color w:val="000000"/>
+                <w:lang w:eastAsia="en-US"/>
+              </w:rPr>
+              <w:t>OUT_DATE }} до {{ END_DATE }}   {{ PAYMENT_YEARLY }} × {{ PERIOD_DAYS }}/365 = {{ PAYMENT_TOTAL }}</w:t>
             </w:r>
           </w:p>
         </w:tc>
@@ -5175,7 +6540,7 @@
         </w:trPr>
         <w:tc>
           <w:tcPr>
-            <w:tcW w:w="8165" w:type="dxa"/>
+            <w:tcW w:w="7057" w:type="dxa"/>
             <w:gridSpan w:val="2"/>
             <w:tcBorders>
               <w:right w:val="nil"/>
@@ -5199,7 +6564,7 @@
         </w:tc>
         <w:tc>
           <w:tcPr>
-            <w:tcW w:w="1758" w:type="dxa"/>
+            <w:tcW w:w="2972" w:type="dxa"/>
             <w:gridSpan w:val="2"/>
             <w:tcBorders>
               <w:left w:val="nil"/>
@@ -5241,7 +6606,7 @@
         </w:trPr>
         <w:tc>
           <w:tcPr>
-            <w:tcW w:w="8165" w:type="dxa"/>
+            <w:tcW w:w="7057" w:type="dxa"/>
             <w:gridSpan w:val="2"/>
             <w:tcBorders>
               <w:right w:val="nil"/>
@@ -5267,13 +6632,35 @@
                 <w:color w:val="000000"/>
                 <w:lang w:eastAsia="en-US"/>
               </w:rPr>
-              <w:t>Размер платы за период с {{ OUT_DATE }} до {{ END_DATE }}</w:t>
+              <w:t>Размер платы за период с {</w:t>
+            </w:r>
+            <w:proofErr w:type="gramStart"/>
+            <w:r>
+              <w:rPr>
+                <w:rFonts w:eastAsia="Calibri"/>
+                <w:b/>
+                <w:bCs/>
+                <w:color w:val="000000"/>
+                <w:lang w:eastAsia="en-US"/>
+              </w:rPr>
+              <w:t xml:space="preserve">{ </w:t>
+            </w:r>
+            <w:proofErr w:type="gramEnd"/>
+            <w:r>
+              <w:rPr>
+                <w:rFonts w:eastAsia="Calibri"/>
+                <w:b/>
+                <w:bCs/>
+                <w:color w:val="000000"/>
+                <w:lang w:eastAsia="en-US"/>
+              </w:rPr>
+              <w:t>OUT_DATE }} до {{ END_DATE }}</w:t>
             </w:r>
           </w:p>
         </w:tc>
         <w:tc>
           <w:tcPr>
-            <w:tcW w:w="1758" w:type="dxa"/>
+            <w:tcW w:w="2972" w:type="dxa"/>
             <w:gridSpan w:val="2"/>
             <w:tcBorders>
               <w:left w:val="nil"/>
@@ -5297,7 +6684,27 @@
                 <w:color w:val="000000"/>
                 <w:lang w:eastAsia="en-US"/>
               </w:rPr>
-              <w:t>{{ PAYMENT_TOTAL }} руб.</w:t>
+              <w:t>{{ PAYMENT_TOTAL</w:t>
+            </w:r>
+            <w:proofErr w:type="gramStart"/>
+            <w:r>
+              <w:rPr>
+                <w:rFonts w:eastAsia="Calibri"/>
+                <w:b/>
+                <w:color w:val="000000"/>
+                <w:lang w:eastAsia="en-US"/>
+              </w:rPr>
+              <w:t xml:space="preserve"> }</w:t>
+            </w:r>
+            <w:proofErr w:type="gramEnd"/>
+            <w:r>
+              <w:rPr>
+                <w:rFonts w:eastAsia="Calibri"/>
+                <w:b/>
+                <w:color w:val="000000"/>
+                <w:lang w:eastAsia="en-US"/>
+              </w:rPr>
+              <w:t>} руб.</w:t>
             </w:r>
           </w:p>
         </w:tc>
@@ -5322,7 +6729,7 @@
         </w:trPr>
         <w:tc>
           <w:tcPr>
-            <w:tcW w:w="9923" w:type="dxa"/>
+            <w:tcW w:w="10029" w:type="dxa"/>
             <w:gridSpan w:val="4"/>
             <w:tcBorders>
               <w:bottom w:val="single" w:sz="4" w:space="0" w:color="auto"/>
@@ -5347,7 +6754,27 @@
                 <w:color w:val="000000"/>
                 <w:lang w:eastAsia="en-US"/>
               </w:rPr>
-              <w:t>{{ PAYMENT_TOTAL_WORDS }}</w:t>
+              <w:t>{{ PAYMENT_TOTAL_WORDS</w:t>
+            </w:r>
+            <w:proofErr w:type="gramStart"/>
+            <w:r>
+              <w:rPr>
+                <w:rFonts w:eastAsia="Calibri"/>
+                <w:b/>
+                <w:color w:val="000000"/>
+                <w:lang w:eastAsia="en-US"/>
+              </w:rPr>
+              <w:t xml:space="preserve"> }</w:t>
+            </w:r>
+            <w:proofErr w:type="gramEnd"/>
+            <w:r>
+              <w:rPr>
+                <w:rFonts w:eastAsia="Calibri"/>
+                <w:b/>
+                <w:color w:val="000000"/>
+                <w:lang w:eastAsia="en-US"/>
+              </w:rPr>
+              <w:t>}</w:t>
             </w:r>
           </w:p>
         </w:tc>
@@ -5375,7 +6802,7 @@
           <w:rFonts w:eastAsia="Calibri"/>
           <w:sz w:val="16"/>
           <w:szCs w:val="16"/>
-          <w:lang w:eastAsia="en-US"/>
+          <w:lang w:val="en-US" w:eastAsia="en-US"/>
         </w:rPr>
       </w:pPr>
       <w:r>
@@ -5387,29 +6814,103 @@
           <w:szCs w:val="16"/>
           <w:lang w:eastAsia="en-US"/>
         </w:rPr>
-        <w:t>Примечание:</w:t>
-      </w:r>
-      <w:r>
+        <w:t>Примечание</w:t>
+      </w:r>
+      <w:r>
+        <w:rPr>
+          <w:rFonts w:eastAsia="Calibri"/>
+          <w:b/>
+          <w:bCs/>
+          <w:sz w:val="16"/>
+          <w:szCs w:val="16"/>
+          <w:lang w:val="en-US" w:eastAsia="en-US"/>
+        </w:rPr>
+        <w:t>:</w:t>
+      </w:r>
+      <w:r>
+        <w:rPr>
+          <w:rFonts w:eastAsia="Calibri"/>
+          <w:sz w:val="16"/>
+          <w:szCs w:val="16"/>
+          <w:lang w:val="en-US" w:eastAsia="en-US"/>
+        </w:rPr>
+        <w:t xml:space="preserve">  </w:t>
+      </w:r>
+    </w:p>
+    <w:p>
+      <w:pPr>
+        <w:rPr>
+          <w:sz w:val="16"/>
+          <w:szCs w:val="16"/>
+          <w:lang w:val="en-US"/>
+        </w:rPr>
+      </w:pPr>
+      <w:r>
+        <w:rPr>
+          <w:sz w:val="16"/>
+          <w:szCs w:val="16"/>
+          <w:lang w:val="en-US"/>
+        </w:rPr>
+        <w:t xml:space="preserve">{%p if </w:t>
+      </w:r>
+      <w:proofErr w:type="spellStart"/>
+      <w:r>
+        <w:rPr>
+          <w:sz w:val="16"/>
+          <w:szCs w:val="16"/>
+          <w:lang w:val="en-US"/>
+        </w:rPr>
+        <w:t>payment_formula</w:t>
+      </w:r>
+      <w:proofErr w:type="spellEnd"/>
+      <w:r>
+        <w:rPr>
+          <w:sz w:val="16"/>
+          <w:szCs w:val="16"/>
+          <w:lang w:val="en-US"/>
+        </w:rPr>
+        <w:t xml:space="preserve"> == '</w:t>
+      </w:r>
+      <w:proofErr w:type="spellStart"/>
+      <w:r>
+        <w:rPr>
+          <w:sz w:val="16"/>
+          <w:szCs w:val="16"/>
+          <w:lang w:val="en-US"/>
+        </w:rPr>
+        <w:t>lep</w:t>
+      </w:r>
+      <w:proofErr w:type="spellEnd"/>
+      <w:r>
+        <w:rPr>
+          <w:sz w:val="16"/>
+          <w:szCs w:val="16"/>
+          <w:lang w:val="en-US"/>
+        </w:rPr>
+        <w:t>' %}</w:t>
+      </w:r>
+    </w:p>
+    <w:p>
+      <w:pPr>
+        <w:widowControl/>
+        <w:ind w:right="-2" w:firstLine="567"/>
         <w:rPr>
           <w:rFonts w:eastAsia="Calibri"/>
           <w:sz w:val="16"/>
           <w:szCs w:val="16"/>
           <w:lang w:eastAsia="en-US"/>
         </w:rPr>
-        <w:t xml:space="preserve">  </w:t>
-      </w:r>
-    </w:p>
-    <w:p>
-      <w:pPr>
-        <w:widowControl/>
-        <w:ind w:right="-2" w:firstLine="0"/>
+      </w:pPr>
+      <w:r>
         <w:rPr>
           <w:rFonts w:eastAsia="Calibri"/>
           <w:sz w:val="16"/>
           <w:szCs w:val="16"/>
           <w:lang w:eastAsia="en-US"/>
         </w:rPr>
-      </w:pPr>
+        <w:t xml:space="preserve">1. </w:t>
+      </w:r>
+      <w:proofErr w:type="gramStart"/>
       <w:r>
         <w:rPr>
           <w:rFonts w:eastAsia="Calibri"/>
@@ -5417,20 +6918,18 @@
           <w:szCs w:val="16"/>
           <w:lang w:eastAsia="en-US"/>
         </w:rPr>
-        <w:t>1. Величина платы за размещение объекта  установлена на основании постановления Коллегии Администрации Кемеровской области от 01.07.2015 №213 «Об утверждении Положения о порядке и условиях размещения видов объектов, перечень которых утвержден постановлением Правительства Российской Федерации от 03.12.2014 №1300 «Об утверждении перечня видов объектов, размещение которых может осуществляться на землях или земельных участках, находящихся в государственной или муниципальной собственности, без предоставления земельных участков и установления сервитутов», на землях и земельных участках, находящихся в государственной или муниципальной собственности, без предоставления земельных участков и установления сервитутов, публичного сервитута».</w:t>
-      </w:r>
-    </w:p>
-    <w:p>
-      <w:pPr>
-        <w:widowControl/>
-        <w:ind w:right="-2" w:firstLine="0"/>
+        <w:t>Величина платы за размещение объекта  установлена на основании постановления Коллегии Администрации Кемеровской области от 01.07.2015 №213 «Об утверждении Положения о порядке и условиях размещения видов объектов, перечень которых утвержден постановлением Правительства Российской Федерации от 03.12.2014 №1300 «Об утверждении перечня видов объектов, размещение которых может осуществляться на землях или земельных участках, находящихся в государственной или муниципальной собственности, без предоставления земельных участков</w:t>
+      </w:r>
+      <w:proofErr w:type="gramEnd"/>
+      <w:r>
         <w:rPr>
           <w:rFonts w:eastAsia="Calibri"/>
           <w:sz w:val="16"/>
           <w:szCs w:val="16"/>
           <w:lang w:eastAsia="en-US"/>
         </w:rPr>
-      </w:pPr>
+        <w:t xml:space="preserve"> и установления сервитутов», на землях и земельных участках, находящихся в государственной или муниципальной собственности, без предоставления земельных участков и установления се</w:t>
+      </w:r>
       <w:r>
         <w:rPr>
           <w:rFonts w:eastAsia="Calibri"/>
@@ -5438,17 +6937,20 @@
           <w:szCs w:val="16"/>
           <w:lang w:eastAsia="en-US"/>
         </w:rPr>
-        <w:t xml:space="preserve">2. </w:t>
-      </w:r>
-      <w:r>
+        <w:t>рвитутов, публичного сервитута»;</w:t>
+      </w:r>
+    </w:p>
+    <w:p>
+      <w:pPr>
+        <w:widowControl/>
+        <w:ind w:right="-2" w:firstLine="567"/>
         <w:rPr>
           <w:rFonts w:eastAsia="Calibri"/>
           <w:sz w:val="16"/>
           <w:szCs w:val="16"/>
           <w:lang w:eastAsia="en-US"/>
         </w:rPr>
-        <w:t>Коэффициент инфляции на 2021 год, установлен в соответствии с Федеральным законом от 08.12.2020 №385-ФЗ «О федеральном бюджете на 2021 год и на плановый период 2022 и 2023 годов», коэффициент инфляции на 2022 год, установлен в соответствии с Федеральным законом от 06.12.2021 №390-ФЗ «О федеральном бюджете на 2022 год и на плановый период 2023 и 2024 годов»</w:t>
-      </w:r>
+      </w:pPr>
       <w:r>
         <w:rPr>
           <w:rFonts w:eastAsia="Calibri"/>
@@ -5456,8 +6958,9 @@
           <w:szCs w:val="16"/>
           <w:lang w:eastAsia="en-US"/>
         </w:rPr>
-        <w:t>, к</w:t>
-      </w:r>
+        <w:t xml:space="preserve">2. </w:t>
+      </w:r>
+      <w:proofErr w:type="gramStart"/>
       <w:r>
         <w:rPr>
           <w:rFonts w:eastAsia="Calibri"/>
@@ -5465,8 +6968,9 @@
           <w:szCs w:val="16"/>
           <w:lang w:eastAsia="en-US"/>
         </w:rPr>
-        <w:t>оэффициент инфляции на 202</w:t>
-      </w:r>
+        <w:t>Коэффициент инфляции на 2021 год, установлен в соответствии с Федеральным законом от 08.12.2020 №385-ФЗ «О федеральном бюджете на 2021 год и на плановый период 2022 и 2023 годов», коэффициент инфляции на 2022 год, установлен в соответствии с Федеральным законом от 06.12.2021 №390-ФЗ «О федеральном бюджете на 2022 год и на плановый период 2023 и 2024 годов», коэффициент инфляции на 2023</w:t>
+      </w:r>
+      <w:proofErr w:type="gramEnd"/>
       <w:r>
         <w:rPr>
           <w:rFonts w:eastAsia="Calibri"/>
@@ -5474,8 +6978,9 @@
           <w:szCs w:val="16"/>
           <w:lang w:eastAsia="en-US"/>
         </w:rPr>
-        <w:t>3</w:t>
-      </w:r>
+        <w:t xml:space="preserve"> </w:t>
+      </w:r>
+      <w:proofErr w:type="gramStart"/>
       <w:r>
         <w:rPr>
           <w:rFonts w:eastAsia="Calibri"/>
@@ -5483,7 +6988,7 @@
           <w:szCs w:val="16"/>
           <w:lang w:eastAsia="en-US"/>
         </w:rPr>
-        <w:t xml:space="preserve"> год, </w:t>
+        <w:t xml:space="preserve">год, установлен в соответствии с Федеральным законом от 05.12.2022 №466-ФЗ «О федеральном бюджете на 2023 год и на плановый </w:t>
       </w:r>
       <w:r>
         <w:rPr>
@@ -5493,8 +6998,9 @@
           <w:lang w:eastAsia="en-US"/>
         </w:rPr>
         <w:lastRenderedPageBreak/>
-        <w:t xml:space="preserve">установлен в соответствии с Федеральным законом от </w:t>
-      </w:r>
+        <w:t>период 2024 и 2025 годов», коэффициент инфляции на 2024 год, установлен в соответствии с Федеральным законом от 27.11.2023 №540-ФЗ «О федеральном бюджете на 2024 год и на плановый период 2025 и 2026 годов», коэффициент инфляции на 2025 год, установлен в соответствии</w:t>
+      </w:r>
+      <w:proofErr w:type="gramEnd"/>
       <w:r>
         <w:rPr>
           <w:rFonts w:eastAsia="Calibri"/>
@@ -5502,7 +7008,7 @@
           <w:szCs w:val="16"/>
           <w:lang w:eastAsia="en-US"/>
         </w:rPr>
-        <w:t>05</w:t>
+        <w:t xml:space="preserve"> с Федеральным законом «О федеральном бюджете на 2025 год и на плановый период 2026 и 2027 годов», коэффициент инфляции на 2026 год, установлен в соответствии с Федеральным законом от 28.11.2025 N 426-ФЗ «О федеральном бюджете на 2026 год и на пла</w:t>
       </w:r>
       <w:r>
         <w:rPr>
@@ -5511,8 +7017,21 @@
           <w:szCs w:val="16"/>
           <w:lang w:eastAsia="en-US"/>
         </w:rPr>
-        <w:t>.12.202</w:t>
-      </w:r>
+        <w:t>новый период 2027 и 2028 годов»;</w:t>
+      </w:r>
+    </w:p>
+    <w:p>
+      <w:pPr>
+        <w:widowControl/>
+        <w:autoSpaceDE w:val="0"/>
+        <w:autoSpaceDN w:val="0"/>
+        <w:adjustRightInd w:val="0"/>
+        <w:ind w:right="-2" w:firstLine="567"/>
+        <w:rPr>
+          <w:sz w:val="16"/>
+          <w:szCs w:val="16"/>
+        </w:rPr>
+      </w:pPr>
       <w:r>
         <w:rPr>
           <w:rFonts w:eastAsia="Calibri"/>
@@ -5520,7 +7039,7 @@
           <w:szCs w:val="16"/>
           <w:lang w:eastAsia="en-US"/>
         </w:rPr>
-        <w:t>2</w:t>
+        <w:t>3</w:t>
       </w:r>
       <w:r>
         <w:rPr>
@@ -5529,7 +7048,7 @@
           <w:szCs w:val="16"/>
           <w:lang w:eastAsia="en-US"/>
         </w:rPr>
-        <w:t xml:space="preserve"> №</w:t>
+        <w:t xml:space="preserve">. </w:t>
       </w:r>
       <w:r>
         <w:rPr>
@@ -5538,295 +7057,189 @@
           <w:szCs w:val="16"/>
           <w:lang w:eastAsia="en-US"/>
         </w:rPr>
-        <w:t>466</w:t>
-      </w:r>
-      <w:r>
-        <w:rPr>
-          <w:rFonts w:eastAsia="Calibri"/>
+        <w:t>Плата за размещение объекта вносится заявителем единовременно за весь период размещения объекта в течение 20 рабочих дней со дня направления уполномоченным органом решения о разрешении размещения объекта.</w:t>
+      </w:r>
+    </w:p>
+    <w:p>
+      <w:pPr>
+        <w:rPr>
           <w:sz w:val="16"/>
           <w:szCs w:val="16"/>
-          <w:lang w:eastAsia="en-US"/>
-        </w:rPr>
-        <w:t>-ФЗ «О федеральном бюджете на 202</w:t>
-      </w:r>
-      <w:r>
-        <w:rPr>
-          <w:rFonts w:eastAsia="Calibri"/>
+        </w:rPr>
+      </w:pPr>
+      <w:r>
+        <w:rPr>
           <w:sz w:val="16"/>
           <w:szCs w:val="16"/>
-          <w:lang w:eastAsia="en-US"/>
-        </w:rPr>
-        <w:t>3</w:t>
-      </w:r>
-      <w:r>
-        <w:rPr>
-          <w:rFonts w:eastAsia="Calibri"/>
+        </w:rPr>
+        <w:t xml:space="preserve">{%p </w:t>
+      </w:r>
+      <w:proofErr w:type="spellStart"/>
+      <w:r>
+        <w:rPr>
           <w:sz w:val="16"/>
           <w:szCs w:val="16"/>
-          <w:lang w:eastAsia="en-US"/>
-        </w:rPr>
-        <w:t xml:space="preserve"> год и на плановый период 202</w:t>
-      </w:r>
-      <w:r>
-        <w:rPr>
-          <w:rFonts w:eastAsia="Calibri"/>
+        </w:rPr>
+        <w:t>else</w:t>
+      </w:r>
+      <w:proofErr w:type="spellEnd"/>
+      <w:r>
+        <w:rPr>
           <w:sz w:val="16"/>
           <w:szCs w:val="16"/>
-          <w:lang w:eastAsia="en-US"/>
-        </w:rPr>
-        <w:t>4</w:t>
-      </w:r>
-      <w:r>
-        <w:rPr>
-          <w:rFonts w:eastAsia="Calibri"/>
+        </w:rPr>
+        <w:t xml:space="preserve"> %}</w:t>
+      </w:r>
+    </w:p>
+    <w:p>
+      <w:pPr>
+        <w:rPr>
           <w:sz w:val="16"/>
           <w:szCs w:val="16"/>
-          <w:lang w:eastAsia="en-US"/>
-        </w:rPr>
-        <w:t xml:space="preserve"> и 202</w:t>
-      </w:r>
-      <w:r>
-        <w:rPr>
-          <w:rFonts w:eastAsia="Calibri"/>
+        </w:rPr>
+      </w:pPr>
+      <w:r>
+        <w:rPr>
           <w:sz w:val="16"/>
           <w:szCs w:val="16"/>
-          <w:lang w:eastAsia="en-US"/>
-        </w:rPr>
-        <w:t>5</w:t>
-      </w:r>
-      <w:r>
-        <w:rPr>
-          <w:rFonts w:eastAsia="Calibri"/>
+        </w:rPr>
+        <w:t xml:space="preserve">1. </w:t>
+      </w:r>
+      <w:proofErr w:type="gramStart"/>
+      <w:r>
+        <w:rPr>
           <w:sz w:val="16"/>
           <w:szCs w:val="16"/>
-          <w:lang w:eastAsia="en-US"/>
-        </w:rPr>
-        <w:t xml:space="preserve"> годов»</w:t>
-      </w:r>
-      <w:r>
-        <w:rPr>
-          <w:rFonts w:eastAsia="Calibri"/>
+        </w:rPr>
+        <w:t>Величина платы за размещение объекта  установлена на основании постановления Коллегии Администрации Кемеровской области от 01.07.2015 №213 «Об утверждении Положения о порядке и условиях размещения видов объектов, перечень которых утвержден постановлением Правительства Российской Федерации от 03.12.2014 №1300 «Об утверждении перечня видов объектов, размещение которых может осуществляться на землях или земельных участках, находящихся в государственной или муниципальной собственности, без предоставления земельных участков</w:t>
+      </w:r>
+      <w:proofErr w:type="gramEnd"/>
+      <w:r>
+        <w:rPr>
           <w:sz w:val="16"/>
           <w:szCs w:val="16"/>
-          <w:lang w:eastAsia="en-US"/>
-        </w:rPr>
-        <w:t>, к</w:t>
-      </w:r>
-      <w:r>
-        <w:rPr>
-          <w:rFonts w:eastAsia="Calibri"/>
+        </w:rPr>
+        <w:t xml:space="preserve"> и установления сервитутов», на землях и земельных участках, находящихся в государственной или муниципальной собственности, без предоставления земельных участков и установления сервитутов, публичного сервитута». Ставка платы за использование земель или земельного участка (части земельного участка) для размещения объекта устанавливается равной максимальной ставке земельного налога, установленного Налоговым кодексом Российской Федерации;</w:t>
+      </w:r>
+    </w:p>
+    <w:p>
+      <w:pPr>
+        <w:rPr>
           <w:sz w:val="16"/>
           <w:szCs w:val="16"/>
-          <w:lang w:eastAsia="en-US"/>
-        </w:rPr>
-        <w:t>оэффициент инфляции на 202</w:t>
-      </w:r>
-      <w:r>
-        <w:rPr>
-          <w:rFonts w:eastAsia="Calibri"/>
+        </w:rPr>
+      </w:pPr>
+      <w:r>
+        <w:rPr>
           <w:sz w:val="16"/>
           <w:szCs w:val="16"/>
-          <w:lang w:eastAsia="en-US"/>
-        </w:rPr>
-        <w:t>4</w:t>
-      </w:r>
-      <w:r>
-        <w:rPr>
-          <w:rFonts w:eastAsia="Calibri"/>
+        </w:rPr>
+        <w:t>2. Среднее значение удельного показателя кадастров</w:t>
+      </w:r>
+      <w:r>
+        <w:rPr>
           <w:sz w:val="16"/>
           <w:szCs w:val="16"/>
-          <w:lang w:eastAsia="en-US"/>
-        </w:rPr>
-        <w:t xml:space="preserve"> год, установлен в соответствии с Федеральным законом от </w:t>
-      </w:r>
-      <w:r>
-        <w:rPr>
-          <w:rFonts w:eastAsia="Calibri"/>
+        </w:rPr>
+        <w:t>ой</w:t>
+      </w:r>
+      <w:r>
+        <w:rPr>
           <w:sz w:val="16"/>
           <w:szCs w:val="16"/>
-          <w:lang w:eastAsia="en-US"/>
-        </w:rPr>
-        <w:t>27</w:t>
-      </w:r>
-      <w:r>
-        <w:rPr>
-          <w:rFonts w:eastAsia="Calibri"/>
+        </w:rPr>
+        <w:t xml:space="preserve"> стоимость земельных участков определена в соответствии с Приказом КУГИ Кузбасса от 03.11.2022 №4-2/2263-п «Об утверждении результатов определения кадастровой стоимости земельных участков, расположенных на территории </w:t>
+      </w:r>
+      <w:r>
+        <w:rPr>
           <w:sz w:val="16"/>
           <w:szCs w:val="16"/>
-          <w:lang w:eastAsia="en-US"/>
-        </w:rPr>
-        <w:t>.</w:t>
-      </w:r>
-      <w:r>
-        <w:rPr>
-          <w:rFonts w:eastAsia="Calibri"/>
+        </w:rPr>
+        <w:t>Кемеровской области – Кузбасса»;</w:t>
+      </w:r>
+    </w:p>
+    <w:p>
+      <w:pPr>
+        <w:rPr>
           <w:sz w:val="16"/>
           <w:szCs w:val="16"/>
-          <w:lang w:eastAsia="en-US"/>
-        </w:rPr>
-        <w:t>11</w:t>
-      </w:r>
-      <w:r>
-        <w:rPr>
-          <w:rFonts w:eastAsia="Calibri"/>
+        </w:rPr>
+      </w:pPr>
+      <w:r>
+        <w:rPr>
           <w:sz w:val="16"/>
           <w:szCs w:val="16"/>
-          <w:lang w:eastAsia="en-US"/>
-        </w:rPr>
-        <w:t>.202</w:t>
-      </w:r>
-      <w:r>
-        <w:rPr>
-          <w:rFonts w:eastAsia="Calibri"/>
+        </w:rPr>
+        <w:t xml:space="preserve">3. </w:t>
+      </w:r>
+      <w:r>
+        <w:rPr>
           <w:sz w:val="16"/>
           <w:szCs w:val="16"/>
-          <w:lang w:eastAsia="en-US"/>
-        </w:rPr>
-        <w:t>3</w:t>
-      </w:r>
-      <w:r>
-        <w:rPr>
-          <w:rFonts w:eastAsia="Calibri"/>
+        </w:rPr>
+        <w:t>Плата за размещение объекта вносится заявителем единовременно за весь период размещения объекта в течение 20 рабочих дней со дня направления уполномоченным органом решения о разрешении размещения объекта.</w:t>
+      </w:r>
+    </w:p>
+    <w:p>
+      <w:pPr>
+        <w:rPr>
           <w:sz w:val="16"/>
           <w:szCs w:val="16"/>
-          <w:lang w:eastAsia="en-US"/>
-        </w:rPr>
-        <w:t xml:space="preserve"> №</w:t>
-      </w:r>
-      <w:r>
-        <w:rPr>
-          <w:rFonts w:eastAsia="Calibri"/>
+        </w:rPr>
+      </w:pPr>
+      <w:r>
+        <w:rPr>
           <w:sz w:val="16"/>
           <w:szCs w:val="16"/>
-          <w:lang w:eastAsia="en-US"/>
-        </w:rPr>
-        <w:t>540</w:t>
-      </w:r>
-      <w:r>
-        <w:rPr>
-          <w:rFonts w:eastAsia="Calibri"/>
+        </w:rPr>
+        <w:t xml:space="preserve">{%p </w:t>
+      </w:r>
+      <w:proofErr w:type="spellStart"/>
+      <w:r>
+        <w:rPr>
           <w:sz w:val="16"/>
           <w:szCs w:val="16"/>
-          <w:lang w:eastAsia="en-US"/>
-        </w:rPr>
-        <w:t>-ФЗ «О федеральном бюджете на 202</w:t>
-      </w:r>
-      <w:r>
-        <w:rPr>
-          <w:rFonts w:eastAsia="Calibri"/>
+        </w:rPr>
+        <w:t>endif</w:t>
+      </w:r>
+      <w:proofErr w:type="spellEnd"/>
+      <w:r>
+        <w:rPr>
           <w:sz w:val="16"/>
           <w:szCs w:val="16"/>
-          <w:lang w:eastAsia="en-US"/>
-        </w:rPr>
-        <w:t>4</w:t>
-      </w:r>
-      <w:r>
-        <w:rPr>
-          <w:rFonts w:eastAsia="Calibri"/>
+        </w:rPr>
+        <w:t xml:space="preserve"> %}</w:t>
+      </w:r>
+    </w:p>
+    <w:p>
+      <w:pPr>
+        <w:rPr>
           <w:sz w:val="16"/>
           <w:szCs w:val="16"/>
-          <w:lang w:eastAsia="en-US"/>
-        </w:rPr>
-        <w:t xml:space="preserve"> год и на плановый период 202</w:t>
-      </w:r>
-      <w:r>
-        <w:rPr>
-          <w:rFonts w:eastAsia="Calibri"/>
+        </w:rPr>
+      </w:pPr>
+      <w:r>
+        <w:rPr>
           <w:sz w:val="16"/>
           <w:szCs w:val="16"/>
-          <w:lang w:eastAsia="en-US"/>
-        </w:rPr>
-        <w:t>5</w:t>
-      </w:r>
-      <w:r>
-        <w:rPr>
-          <w:rFonts w:eastAsia="Calibri"/>
+        </w:rPr>
+        <w:t xml:space="preserve">{%p </w:t>
+      </w:r>
+      <w:proofErr w:type="spellStart"/>
+      <w:r>
+        <w:rPr>
           <w:sz w:val="16"/>
           <w:szCs w:val="16"/>
-          <w:lang w:eastAsia="en-US"/>
-        </w:rPr>
-        <w:t xml:space="preserve"> и 202</w:t>
-      </w:r>
-      <w:r>
-        <w:rPr>
-          <w:rFonts w:eastAsia="Calibri"/>
+        </w:rPr>
+        <w:t>endif</w:t>
+      </w:r>
+      <w:proofErr w:type="spellEnd"/>
+      <w:r>
+        <w:rPr>
           <w:sz w:val="16"/>
           <w:szCs w:val="16"/>
-          <w:lang w:eastAsia="en-US"/>
-        </w:rPr>
-        <w:t>6</w:t>
-      </w:r>
-      <w:r>
-        <w:rPr>
-          <w:rFonts w:eastAsia="Calibri"/>
-          <w:sz w:val="16"/>
-          <w:szCs w:val="16"/>
-          <w:lang w:eastAsia="en-US"/>
-        </w:rPr>
-        <w:t xml:space="preserve"> годов»</w:t>
-      </w:r>
-      <w:r>
-        <w:rPr>
-          <w:rFonts w:eastAsia="Calibri"/>
-          <w:sz w:val="16"/>
-          <w:szCs w:val="16"/>
-          <w:lang w:eastAsia="en-US"/>
-        </w:rPr>
-        <w:t>.</w:t>
-      </w:r>
-    </w:p>
-    <w:p>
-      <w:pPr>
-        <w:widowControl/>
-        <w:autoSpaceDE w:val="0"/>
-        <w:autoSpaceDN w:val="0"/>
-        <w:adjustRightInd w:val="0"/>
-        <w:ind w:right="-2" w:firstLine="0"/>
-      </w:pPr>
-      <w:r>
-        <w:rPr>
-          <w:rFonts w:eastAsia="Calibri"/>
-          <w:b/>
-          <w:sz w:val="16"/>
-          <w:szCs w:val="16"/>
-          <w:lang w:eastAsia="en-US"/>
-        </w:rPr>
-        <w:t>3</w:t>
-      </w:r>
-      <w:r>
-        <w:rPr>
-          <w:rFonts w:eastAsia="Calibri"/>
-          <w:b/>
-          <w:sz w:val="16"/>
-          <w:szCs w:val="16"/>
-          <w:lang w:eastAsia="en-US"/>
-        </w:rPr>
-        <w:t xml:space="preserve">. Плата за размещение объекта вносится единовременно за весь период размещения объекта в течение 20 рабочих дней со дня направления Комитетом градостроительства и </w:t>
-      </w:r>
-      <w:r>
-        <w:rPr>
-          <w:rFonts w:eastAsia="Calibri"/>
-          <w:b/>
-          <w:sz w:val="16"/>
-          <w:szCs w:val="16"/>
-          <w:lang w:eastAsia="en-US"/>
-        </w:rPr>
-        <w:t xml:space="preserve">архитектуры </w:t>
-      </w:r>
-      <w:r>
-        <w:rPr>
-          <w:rFonts w:eastAsia="Calibri"/>
-          <w:b/>
-          <w:sz w:val="16"/>
-          <w:szCs w:val="16"/>
-          <w:lang w:eastAsia="en-US"/>
-        </w:rPr>
-        <w:t xml:space="preserve"> администрации города Новокузнецка решения о разрешении размещения объекта.</w:t>
-      </w:r>
-    </w:p>
-    <w:p>
-      <w:r>
-        <w:t>{%p endif %}</w:t>
+        </w:rPr>
+        <w:t xml:space="preserve"> %}</w:t>
       </w:r>
     </w:p>
     <w:sectPr>
@@ -8856,7 +10269,7 @@
 </file>
 
 <file path=customXml/itemProps1.xml><?xml version="1.0" encoding="utf-8"?>
-<ds:datastoreItem xmlns:ds="http://schemas.openxmlformats.org/officeDocument/2006/customXml" ds:itemID="{707D0A28-0E0D-4E9C-BE44-A4F9106BC55B}">
+<ds:datastoreItem xmlns:ds="http://schemas.openxmlformats.org/officeDocument/2006/customXml" ds:itemID="{99D70D90-DA9C-40DA-891D-41E39B9C592C}">
   <ds:schemaRefs>
     <ds:schemaRef ds:uri="http://schemas.openxmlformats.org/officeDocument/2006/bibliography"/>
   </ds:schemaRefs>

--- a/backend/templates/rrr/decision_template.docx
+++ b/backend/templates/rrr/decision_template.docx
@@ -518,7 +518,7 @@
           <w:sz w:val="24"/>
           <w:szCs w:val="24"/>
         </w:rPr>
-        <w:t xml:space="preserve"> перечня случаев, при которых </w:t>
+        <w:t xml:space="preserve"> </w:t>
       </w:r>
       <w:proofErr w:type="gramStart"/>
       <w:r>
@@ -526,7 +526,44 @@
           <w:sz w:val="24"/>
           <w:szCs w:val="24"/>
         </w:rPr>
-        <w:t>для</w:t>
+        <w:t>перечня случаев, при которых для строительства, реконструкции линейного объекта не требуется подготовка документации по планировке территории»,</w:t>
+      </w:r>
+      <w:r>
+        <w:rPr>
+          <w:sz w:val="24"/>
+          <w:szCs w:val="24"/>
+        </w:rPr>
+        <w:t xml:space="preserve"> </w:t>
+      </w:r>
+      <w:r>
+        <w:rPr>
+          <w:sz w:val="24"/>
+          <w:szCs w:val="24"/>
+        </w:rPr>
+        <w:t xml:space="preserve">{% </w:t>
+      </w:r>
+      <w:proofErr w:type="spellStart"/>
+      <w:r>
+        <w:rPr>
+          <w:sz w:val="24"/>
+          <w:szCs w:val="24"/>
+        </w:rPr>
+        <w:t>endif</w:t>
+      </w:r>
+      <w:proofErr w:type="spellEnd"/>
+      <w:r>
+        <w:rPr>
+          <w:sz w:val="24"/>
+          <w:szCs w:val="24"/>
+        </w:rPr>
+        <w:t xml:space="preserve"> %}</w:t>
+      </w:r>
+      <w:r>
+        <w:rPr>
+          <w:sz w:val="24"/>
+          <w:szCs w:val="24"/>
+        </w:rPr>
+        <w:t>постановления Коллегии Администрации Кемеровской области от 01.07.2015 №213 «Об утверждении Положения о порядке и условиях размещения видов объектов, перечень которых утвержден постановлением Правительства Российской Федерации от 03.12.2014 №1300 «Об утверждении перечня видов объектов, размещение которых может осуществляться на землях или земельных участках, находящихся</w:t>
       </w:r>
       <w:proofErr w:type="gramEnd"/>
       <w:r>
@@ -534,60 +571,7 @@
           <w:sz w:val="24"/>
           <w:szCs w:val="24"/>
         </w:rPr>
-        <w:t xml:space="preserve"> </w:t>
-      </w:r>
-      <w:proofErr w:type="gramStart"/>
-      <w:r>
-        <w:rPr>
-          <w:sz w:val="24"/>
-          <w:szCs w:val="24"/>
-        </w:rPr>
-        <w:t>строительства, реконструкции линейного объекта не требуется подготовка документации по планировке территории»,</w:t>
-      </w:r>
-      <w:r>
-        <w:rPr>
-          <w:sz w:val="24"/>
-          <w:szCs w:val="24"/>
-        </w:rPr>
-        <w:t xml:space="preserve"> </w:t>
-      </w:r>
-      <w:r>
-        <w:rPr>
-          <w:sz w:val="24"/>
-          <w:szCs w:val="24"/>
-        </w:rPr>
-        <w:t xml:space="preserve">{% </w:t>
-      </w:r>
-      <w:proofErr w:type="spellStart"/>
-      <w:r>
-        <w:rPr>
-          <w:sz w:val="24"/>
-          <w:szCs w:val="24"/>
-        </w:rPr>
-        <w:t>endif</w:t>
-      </w:r>
-      <w:proofErr w:type="spellEnd"/>
-      <w:r>
-        <w:rPr>
-          <w:sz w:val="24"/>
-          <w:szCs w:val="24"/>
-        </w:rPr>
-        <w:t xml:space="preserve"> %}</w:t>
-      </w:r>
-      <w:r>
-        <w:rPr>
-          <w:sz w:val="24"/>
-          <w:szCs w:val="24"/>
-        </w:rPr>
-        <w:t>постановления Коллегии Администрации Кемеровской области от 01.07.2015 №213 «Об утверждении Положения о порядке и условиях размещения видов объектов, перечень которых утвержден постановлением Правительства Российской Федерации от 03.12.2014 №1300 «Об утверждении перечня видов объектов, размещение которых может осуществляться на землях или земельных участках, находящихся в государственной или муниципальной собственности</w:t>
-      </w:r>
-      <w:proofErr w:type="gramEnd"/>
-      <w:r>
-        <w:rPr>
-          <w:sz w:val="24"/>
-          <w:szCs w:val="24"/>
-        </w:rPr>
-        <w:t xml:space="preserve">, без предоставления земельных участков и установления сервитутов», на землях и земельных участках, находящихся в государственной или муниципальной собственности, без предоставления земельных участков и установления сервитутов, публичного сервитута», </w:t>
+        <w:t xml:space="preserve"> в государственной или муниципальной собственности, без предоставления земельных участков и установления сервитутов», на землях и земельных участках, находящихся в государственной или муниципальной собственности, без предоставления земельных участков и установления сервитутов, публичного сервитута», </w:t>
       </w:r>
       <w:r>
         <w:rPr>
@@ -715,12 +699,21 @@
         <w:t>proezd_agreement</w:t>
       </w:r>
       <w:proofErr w:type="spellEnd"/>
-      <w:r>
-        <w:rPr>
-          <w:sz w:val="24"/>
-          <w:szCs w:val="24"/>
-        </w:rPr>
-        <w:t xml:space="preserve"> }}</w:t>
+      <w:proofErr w:type="gramStart"/>
+      <w:r>
+        <w:rPr>
+          <w:sz w:val="24"/>
+          <w:szCs w:val="24"/>
+        </w:rPr>
+        <w:t xml:space="preserve"> }</w:t>
+      </w:r>
+      <w:proofErr w:type="gramEnd"/>
+      <w:r>
+        <w:rPr>
+          <w:sz w:val="24"/>
+          <w:szCs w:val="24"/>
+        </w:rPr>
+        <w:t>}</w:t>
       </w:r>
       <w:r>
         <w:rPr>
@@ -764,7 +757,23 @@
           <w:sz w:val="24"/>
           <w:szCs w:val="24"/>
         </w:rPr>
-        <w:t xml:space="preserve">положения о Комитете градостроительства и  администрации города Новокузнецка, утвержденного решением Новокузнецкого городского Совета народных депутатов от 22.04.2025 №6/28 </w:t>
+        <w:t xml:space="preserve">положения о Комитете градостроительства и </w:t>
+      </w:r>
+      <w:r>
+        <w:rPr>
+          <w:sz w:val="24"/>
+          <w:szCs w:val="24"/>
+        </w:rPr>
+        <w:t>архитектуры</w:t>
+      </w:r>
+      <w:bookmarkStart w:id="0" w:name="_GoBack"/>
+      <w:bookmarkEnd w:id="0"/>
+      <w:r>
+        <w:rPr>
+          <w:sz w:val="24"/>
+          <w:szCs w:val="24"/>
+        </w:rPr>
+        <w:t xml:space="preserve"> администрации города Новокузнецка, утвержденного решением Новокузнецкого городского Совета народных депутатов от 22.04.2025 №6/28 </w:t>
       </w:r>
       <w:r>
         <w:rPr>
@@ -855,7 +864,25 @@
           <w:sz w:val="24"/>
           <w:szCs w:val="24"/>
         </w:rPr>
-        <w:t>{{ APPLICANT }}</w:t>
+        <w:t>{</w:t>
+      </w:r>
+      <w:proofErr w:type="gramStart"/>
+      <w:r>
+        <w:rPr>
+          <w:b/>
+          <w:sz w:val="24"/>
+          <w:szCs w:val="24"/>
+        </w:rPr>
+        <w:t xml:space="preserve">{ </w:t>
+      </w:r>
+      <w:proofErr w:type="gramEnd"/>
+      <w:r>
+        <w:rPr>
+          <w:b/>
+          <w:sz w:val="24"/>
+          <w:szCs w:val="24"/>
+        </w:rPr>
+        <w:t>APPLICANT }}</w:t>
       </w:r>
       <w:r>
         <w:rPr>
@@ -1906,8 +1933,8 @@
         </w:rPr>
         <w:t>;</w:t>
       </w:r>
-      <w:bookmarkStart w:id="0" w:name="P85"/>
-      <w:bookmarkEnd w:id="0"/>
+      <w:bookmarkStart w:id="1" w:name="P85"/>
+      <w:bookmarkEnd w:id="1"/>
     </w:p>
     <w:p>
       <w:pPr>
@@ -2030,8 +2057,8 @@
         </w:rPr>
         <w:t xml:space="preserve"> Земельного кодекса Российской Федерации);</w:t>
       </w:r>
-      <w:bookmarkStart w:id="1" w:name="P87"/>
-      <w:bookmarkEnd w:id="1"/>
+      <w:bookmarkStart w:id="2" w:name="P87"/>
+      <w:bookmarkEnd w:id="2"/>
     </w:p>
     <w:p>
       <w:pPr>
@@ -2910,8 +2937,6 @@
         </w:rPr>
         <w:t xml:space="preserve"> %} При размещении объекта необходимо учитывать документацию по проекту планировки улично-дорожной сети Новокузнецкого городского округа, утвержденную распоряжением администрации города Новокузнецка от 19.10.2016 №1766</w:t>
       </w:r>
-      <w:bookmarkStart w:id="2" w:name="_GoBack"/>
-      <w:bookmarkEnd w:id="2"/>
     </w:p>
     <w:p>
       <w:pPr>
@@ -10269,7 +10294,7 @@
 </file>
 
 <file path=customXml/itemProps1.xml><?xml version="1.0" encoding="utf-8"?>
-<ds:datastoreItem xmlns:ds="http://schemas.openxmlformats.org/officeDocument/2006/customXml" ds:itemID="{99D70D90-DA9C-40DA-891D-41E39B9C592C}">
+<ds:datastoreItem xmlns:ds="http://schemas.openxmlformats.org/officeDocument/2006/customXml" ds:itemID="{4DFFEECC-B114-4369-BE78-7DE168E97A66}">
   <ds:schemaRefs>
     <ds:schemaRef ds:uri="http://schemas.openxmlformats.org/officeDocument/2006/bibliography"/>
   </ds:schemaRefs>
